--- a/DAY-2/LAB EXERCISES/Lab Exercise 9 - Polyglot Builds (C++ + Python) in Bazel.docx
+++ b/DAY-2/LAB EXERCISES/Lab Exercise 9 - Polyglot Builds (C++ + Python) in Bazel.docx
@@ -102,7 +102,7 @@
           <w:color w:val="000000" w:themeColor="text1"/>
         </w:rPr>
         <w:pict w14:anchorId="471748B2">
-          <v:rect id="_x0000_i2601" style="width:0;height:1.5pt" o:hralign="center" o:hrstd="t" o:hr="t" fillcolor="#a0a0a0" stroked="f"/>
+          <v:rect id="_x0000_i1025" style="width:0;height:1.5pt" o:hralign="center" o:hrstd="t" o:hr="t" fillcolor="#a0a0a0" stroked="f"/>
         </w:pict>
       </w:r>
     </w:p>
@@ -279,7 +279,7 @@
           <w:color w:val="000000" w:themeColor="text1"/>
         </w:rPr>
         <w:pict w14:anchorId="634CBDC9">
-          <v:rect id="_x0000_i2602" style="width:0;height:1.5pt" o:hralign="center" o:hrstd="t" o:hr="t" fillcolor="#a0a0a0" stroked="f"/>
+          <v:rect id="_x0000_i1026" style="width:0;height:1.5pt" o:hralign="center" o:hrstd="t" o:hr="t" fillcolor="#a0a0a0" stroked="f"/>
         </w:pict>
       </w:r>
     </w:p>
@@ -377,7 +377,7 @@
           <w:color w:val="000000" w:themeColor="text1"/>
         </w:rPr>
         <w:pict w14:anchorId="1219C228">
-          <v:rect id="_x0000_i2603" style="width:0;height:1.5pt" o:hralign="center" o:hrstd="t" o:hr="t" fillcolor="#a0a0a0" stroked="f"/>
+          <v:rect id="_x0000_i1027" style="width:0;height:1.5pt" o:hralign="center" o:hrstd="t" o:hr="t" fillcolor="#a0a0a0" stroked="f"/>
         </w:pict>
       </w:r>
     </w:p>
@@ -415,7 +415,7 @@
           <w:color w:val="000000" w:themeColor="text1"/>
         </w:rPr>
         <w:pict w14:anchorId="013A2EDC">
-          <v:rect id="_x0000_i2604" style="width:0;height:1.5pt" o:hralign="center" o:hrstd="t" o:hr="t" fillcolor="#a0a0a0" stroked="f"/>
+          <v:rect id="_x0000_i1028" style="width:0;height:1.5pt" o:hralign="center" o:hrstd="t" o:hr="t" fillcolor="#a0a0a0" stroked="f"/>
         </w:pict>
       </w:r>
     </w:p>
@@ -485,7 +485,7 @@
           <w:color w:val="000000" w:themeColor="text1"/>
         </w:rPr>
         <w:pict w14:anchorId="3024557C">
-          <v:rect id="_x0000_i2605" style="width:0;height:1.5pt" o:hralign="center" o:hrstd="t" o:hr="t" fillcolor="#a0a0a0" stroked="f"/>
+          <v:rect id="_x0000_i1029" style="width:0;height:1.5pt" o:hralign="center" o:hrstd="t" o:hr="t" fillcolor="#a0a0a0" stroked="f"/>
         </w:pict>
       </w:r>
     </w:p>
@@ -591,7 +591,7 @@
         </w:rPr>
         <w:lastRenderedPageBreak/>
         <w:pict w14:anchorId="7CF04C4A">
-          <v:rect id="_x0000_i2606" style="width:0;height:1.5pt" o:hralign="center" o:hrstd="t" o:hr="t" fillcolor="#a0a0a0" stroked="f"/>
+          <v:rect id="_x0000_i1030" style="width:0;height:1.5pt" o:hralign="center" o:hrstd="t" o:hr="t" fillcolor="#a0a0a0" stroked="f"/>
         </w:pict>
       </w:r>
     </w:p>
@@ -647,7 +647,7 @@
           <w:color w:val="000000" w:themeColor="text1"/>
         </w:rPr>
         <w:pict w14:anchorId="29AB9AD9">
-          <v:rect id="_x0000_i2607" style="width:0;height:1.5pt" o:hralign="center" o:hrstd="t" o:hr="t" fillcolor="#a0a0a0" stroked="f"/>
+          <v:rect id="_x0000_i1031" style="width:0;height:1.5pt" o:hralign="center" o:hrstd="t" o:hr="t" fillcolor="#a0a0a0" stroked="f"/>
         </w:pict>
       </w:r>
     </w:p>
@@ -682,6 +682,7 @@
       <w:r>
         <w:rPr>
           <w:rFonts w:ascii="Georgia" w:eastAsia="Georgia Pro" w:hAnsi="Georgia" w:cs="Georgia Pro"/>
+          <w:noProof/>
           <w:color w:val="000000" w:themeColor="text1"/>
         </w:rPr>
         <w:drawing>
@@ -735,7 +736,7 @@
           <w:color w:val="000000" w:themeColor="text1"/>
         </w:rPr>
         <w:pict w14:anchorId="37603E8A">
-          <v:rect id="_x0000_i2608" style="width:0;height:1.5pt" o:hralign="center" o:hrstd="t" o:hr="t" fillcolor="#a0a0a0" stroked="f"/>
+          <v:rect id="_x0000_i1032" style="width:0;height:1.5pt" o:hralign="center" o:hrstd="t" o:hr="t" fillcolor="#a0a0a0" stroked="f"/>
         </w:pict>
       </w:r>
     </w:p>
@@ -1038,7 +1039,7 @@
           <w:color w:val="000000" w:themeColor="text1"/>
         </w:rPr>
         <w:pict w14:anchorId="024C0775">
-          <v:rect id="_x0000_i2609" style="width:0;height:1.5pt" o:hralign="center" o:hrstd="t" o:hr="t" fillcolor="#a0a0a0" stroked="f"/>
+          <v:rect id="_x0000_i1033" style="width:0;height:1.5pt" o:hralign="center" o:hrstd="t" o:hr="t" fillcolor="#a0a0a0" stroked="f"/>
         </w:pict>
       </w:r>
     </w:p>
@@ -1088,7 +1089,7 @@
           <w:color w:val="000000" w:themeColor="text1"/>
         </w:rPr>
         <w:pict w14:anchorId="39C6C662">
-          <v:rect id="_x0000_i2610" style="width:0;height:1.5pt" o:hralign="center" o:hrstd="t" o:hr="t" fillcolor="#a0a0a0" stroked="f"/>
+          <v:rect id="_x0000_i1034" style="width:0;height:1.5pt" o:hralign="center" o:hrstd="t" o:hr="t" fillcolor="#a0a0a0" stroked="f"/>
         </w:pict>
       </w:r>
     </w:p>
@@ -1133,6 +1134,385 @@
         <w:t>math.h</w:t>
       </w:r>
       <w:proofErr w:type="spellEnd"/>
+    </w:p>
+    <w:p>
+      <w:pPr>
+        <w:pBdr>
+          <w:top w:val="single" w:sz="4" w:space="1" w:color="auto"/>
+          <w:left w:val="single" w:sz="4" w:space="4" w:color="auto"/>
+          <w:bottom w:val="single" w:sz="4" w:space="1" w:color="auto"/>
+          <w:right w:val="single" w:sz="4" w:space="4" w:color="auto"/>
+        </w:pBdr>
+        <w:shd w:val="clear" w:color="auto" w:fill="F2F2F2" w:themeFill="background1" w:themeFillShade="F2"/>
+        <w:spacing w:after="0" w:line="240" w:lineRule="auto"/>
+        <w:rPr>
+          <w:rFonts w:ascii="Georgia" w:eastAsia="Georgia Pro" w:hAnsi="Georgia" w:cs="Georgia Pro"/>
+          <w:color w:val="000000" w:themeColor="text1"/>
+        </w:rPr>
+      </w:pPr>
+      <w:r>
+        <w:rPr>
+          <w:rFonts w:ascii="Georgia" w:eastAsia="Georgia Pro" w:hAnsi="Georgia" w:cs="Georgia Pro"/>
+          <w:color w:val="000000" w:themeColor="text1"/>
+        </w:rPr>
+        <w:t>#ifndef MATH_H</w:t>
+      </w:r>
+    </w:p>
+    <w:p>
+      <w:pPr>
+        <w:pBdr>
+          <w:top w:val="single" w:sz="4" w:space="1" w:color="auto"/>
+          <w:left w:val="single" w:sz="4" w:space="4" w:color="auto"/>
+          <w:bottom w:val="single" w:sz="4" w:space="1" w:color="auto"/>
+          <w:right w:val="single" w:sz="4" w:space="4" w:color="auto"/>
+        </w:pBdr>
+        <w:shd w:val="clear" w:color="auto" w:fill="F2F2F2" w:themeFill="background1" w:themeFillShade="F2"/>
+        <w:spacing w:after="0" w:line="240" w:lineRule="auto"/>
+        <w:rPr>
+          <w:rFonts w:ascii="Georgia" w:eastAsia="Georgia Pro" w:hAnsi="Georgia" w:cs="Georgia Pro"/>
+          <w:color w:val="000000" w:themeColor="text1"/>
+        </w:rPr>
+      </w:pPr>
+      <w:proofErr w:type="gramStart"/>
+      <w:r>
+        <w:rPr>
+          <w:rFonts w:ascii="Georgia" w:eastAsia="Georgia Pro" w:hAnsi="Georgia" w:cs="Georgia Pro"/>
+          <w:color w:val="000000" w:themeColor="text1"/>
+        </w:rPr>
+        <w:t>#define</w:t>
+      </w:r>
+      <w:proofErr w:type="gramEnd"/>
+      <w:r>
+        <w:rPr>
+          <w:rFonts w:ascii="Georgia" w:eastAsia="Georgia Pro" w:hAnsi="Georgia" w:cs="Georgia Pro"/>
+          <w:color w:val="000000" w:themeColor="text1"/>
+        </w:rPr>
+        <w:t xml:space="preserve"> MATH_H</w:t>
+      </w:r>
+    </w:p>
+    <w:p>
+      <w:pPr>
+        <w:pBdr>
+          <w:top w:val="single" w:sz="4" w:space="1" w:color="auto"/>
+          <w:left w:val="single" w:sz="4" w:space="4" w:color="auto"/>
+          <w:bottom w:val="single" w:sz="4" w:space="1" w:color="auto"/>
+          <w:right w:val="single" w:sz="4" w:space="4" w:color="auto"/>
+        </w:pBdr>
+        <w:shd w:val="clear" w:color="auto" w:fill="F2F2F2" w:themeFill="background1" w:themeFillShade="F2"/>
+        <w:spacing w:after="0" w:line="240" w:lineRule="auto"/>
+        <w:rPr>
+          <w:rFonts w:ascii="Georgia" w:eastAsia="Georgia Pro" w:hAnsi="Georgia" w:cs="Georgia Pro"/>
+          <w:color w:val="000000" w:themeColor="text1"/>
+        </w:rPr>
+      </w:pPr>
+    </w:p>
+    <w:p>
+      <w:pPr>
+        <w:pBdr>
+          <w:top w:val="single" w:sz="4" w:space="1" w:color="auto"/>
+          <w:left w:val="single" w:sz="4" w:space="4" w:color="auto"/>
+          <w:bottom w:val="single" w:sz="4" w:space="1" w:color="auto"/>
+          <w:right w:val="single" w:sz="4" w:space="4" w:color="auto"/>
+        </w:pBdr>
+        <w:shd w:val="clear" w:color="auto" w:fill="F2F2F2" w:themeFill="background1" w:themeFillShade="F2"/>
+        <w:spacing w:after="0" w:line="240" w:lineRule="auto"/>
+        <w:rPr>
+          <w:rFonts w:ascii="Georgia" w:eastAsia="Georgia Pro" w:hAnsi="Georgia" w:cs="Georgia Pro"/>
+          <w:color w:val="000000" w:themeColor="text1"/>
+        </w:rPr>
+      </w:pPr>
+      <w:r>
+        <w:rPr>
+          <w:rFonts w:ascii="Georgia" w:eastAsia="Georgia Pro" w:hAnsi="Georgia" w:cs="Georgia Pro"/>
+          <w:color w:val="000000" w:themeColor="text1"/>
+        </w:rPr>
+        <w:t>#ifdef _WIN32</w:t>
+      </w:r>
+    </w:p>
+    <w:p>
+      <w:pPr>
+        <w:pBdr>
+          <w:top w:val="single" w:sz="4" w:space="1" w:color="auto"/>
+          <w:left w:val="single" w:sz="4" w:space="4" w:color="auto"/>
+          <w:bottom w:val="single" w:sz="4" w:space="1" w:color="auto"/>
+          <w:right w:val="single" w:sz="4" w:space="4" w:color="auto"/>
+        </w:pBdr>
+        <w:shd w:val="clear" w:color="auto" w:fill="F2F2F2" w:themeFill="background1" w:themeFillShade="F2"/>
+        <w:spacing w:after="0" w:line="240" w:lineRule="auto"/>
+        <w:rPr>
+          <w:rFonts w:ascii="Georgia" w:eastAsia="Georgia Pro" w:hAnsi="Georgia" w:cs="Georgia Pro"/>
+          <w:color w:val="000000" w:themeColor="text1"/>
+        </w:rPr>
+      </w:pPr>
+      <w:r>
+        <w:rPr>
+          <w:rFonts w:ascii="Georgia" w:eastAsia="Georgia Pro" w:hAnsi="Georgia" w:cs="Georgia Pro"/>
+          <w:color w:val="000000" w:themeColor="text1"/>
+        </w:rPr>
+        <w:t>    #define EXPORT __</w:t>
+      </w:r>
+      <w:proofErr w:type="spellStart"/>
+      <w:r>
+        <w:rPr>
+          <w:rFonts w:ascii="Georgia" w:eastAsia="Georgia Pro" w:hAnsi="Georgia" w:cs="Georgia Pro"/>
+          <w:color w:val="000000" w:themeColor="text1"/>
+        </w:rPr>
+        <w:t>declspec</w:t>
+      </w:r>
+      <w:proofErr w:type="spellEnd"/>
+      <w:r>
+        <w:rPr>
+          <w:rFonts w:ascii="Georgia" w:eastAsia="Georgia Pro" w:hAnsi="Georgia" w:cs="Georgia Pro"/>
+          <w:color w:val="000000" w:themeColor="text1"/>
+        </w:rPr>
+        <w:t>(</w:t>
+      </w:r>
+      <w:proofErr w:type="spellStart"/>
+      <w:r>
+        <w:rPr>
+          <w:rFonts w:ascii="Georgia" w:eastAsia="Georgia Pro" w:hAnsi="Georgia" w:cs="Georgia Pro"/>
+          <w:color w:val="000000" w:themeColor="text1"/>
+        </w:rPr>
+        <w:t>dllexport</w:t>
+      </w:r>
+      <w:proofErr w:type="spellEnd"/>
+      <w:r>
+        <w:rPr>
+          <w:rFonts w:ascii="Georgia" w:eastAsia="Georgia Pro" w:hAnsi="Georgia" w:cs="Georgia Pro"/>
+          <w:color w:val="000000" w:themeColor="text1"/>
+        </w:rPr>
+        <w:t>)</w:t>
+      </w:r>
+    </w:p>
+    <w:p>
+      <w:pPr>
+        <w:pBdr>
+          <w:top w:val="single" w:sz="4" w:space="1" w:color="auto"/>
+          <w:left w:val="single" w:sz="4" w:space="4" w:color="auto"/>
+          <w:bottom w:val="single" w:sz="4" w:space="1" w:color="auto"/>
+          <w:right w:val="single" w:sz="4" w:space="4" w:color="auto"/>
+        </w:pBdr>
+        <w:shd w:val="clear" w:color="auto" w:fill="F2F2F2" w:themeFill="background1" w:themeFillShade="F2"/>
+        <w:spacing w:after="0" w:line="240" w:lineRule="auto"/>
+        <w:rPr>
+          <w:rFonts w:ascii="Georgia" w:eastAsia="Georgia Pro" w:hAnsi="Georgia" w:cs="Georgia Pro"/>
+          <w:color w:val="000000" w:themeColor="text1"/>
+        </w:rPr>
+      </w:pPr>
+      <w:r>
+        <w:rPr>
+          <w:rFonts w:ascii="Georgia" w:eastAsia="Georgia Pro" w:hAnsi="Georgia" w:cs="Georgia Pro"/>
+          <w:color w:val="000000" w:themeColor="text1"/>
+        </w:rPr>
+        <w:t>#else</w:t>
+      </w:r>
+    </w:p>
+    <w:p>
+      <w:pPr>
+        <w:pBdr>
+          <w:top w:val="single" w:sz="4" w:space="1" w:color="auto"/>
+          <w:left w:val="single" w:sz="4" w:space="4" w:color="auto"/>
+          <w:bottom w:val="single" w:sz="4" w:space="1" w:color="auto"/>
+          <w:right w:val="single" w:sz="4" w:space="4" w:color="auto"/>
+        </w:pBdr>
+        <w:shd w:val="clear" w:color="auto" w:fill="F2F2F2" w:themeFill="background1" w:themeFillShade="F2"/>
+        <w:spacing w:after="0" w:line="240" w:lineRule="auto"/>
+        <w:rPr>
+          <w:rFonts w:ascii="Georgia" w:eastAsia="Georgia Pro" w:hAnsi="Georgia" w:cs="Georgia Pro"/>
+          <w:color w:val="000000" w:themeColor="text1"/>
+        </w:rPr>
+      </w:pPr>
+      <w:r>
+        <w:rPr>
+          <w:rFonts w:ascii="Georgia" w:eastAsia="Georgia Pro" w:hAnsi="Georgia" w:cs="Georgia Pro"/>
+          <w:color w:val="000000" w:themeColor="text1"/>
+        </w:rPr>
+        <w:t>    #define EXPORT</w:t>
+      </w:r>
+    </w:p>
+    <w:p>
+      <w:pPr>
+        <w:pBdr>
+          <w:top w:val="single" w:sz="4" w:space="1" w:color="auto"/>
+          <w:left w:val="single" w:sz="4" w:space="4" w:color="auto"/>
+          <w:bottom w:val="single" w:sz="4" w:space="1" w:color="auto"/>
+          <w:right w:val="single" w:sz="4" w:space="4" w:color="auto"/>
+        </w:pBdr>
+        <w:shd w:val="clear" w:color="auto" w:fill="F2F2F2" w:themeFill="background1" w:themeFillShade="F2"/>
+        <w:spacing w:after="0" w:line="240" w:lineRule="auto"/>
+        <w:rPr>
+          <w:rFonts w:ascii="Georgia" w:eastAsia="Georgia Pro" w:hAnsi="Georgia" w:cs="Georgia Pro"/>
+          <w:color w:val="000000" w:themeColor="text1"/>
+        </w:rPr>
+      </w:pPr>
+      <w:r>
+        <w:rPr>
+          <w:rFonts w:ascii="Georgia" w:eastAsia="Georgia Pro" w:hAnsi="Georgia" w:cs="Georgia Pro"/>
+          <w:color w:val="000000" w:themeColor="text1"/>
+        </w:rPr>
+        <w:t>#endif</w:t>
+      </w:r>
+    </w:p>
+    <w:p>
+      <w:pPr>
+        <w:pBdr>
+          <w:top w:val="single" w:sz="4" w:space="1" w:color="auto"/>
+          <w:left w:val="single" w:sz="4" w:space="4" w:color="auto"/>
+          <w:bottom w:val="single" w:sz="4" w:space="1" w:color="auto"/>
+          <w:right w:val="single" w:sz="4" w:space="4" w:color="auto"/>
+        </w:pBdr>
+        <w:shd w:val="clear" w:color="auto" w:fill="F2F2F2" w:themeFill="background1" w:themeFillShade="F2"/>
+        <w:spacing w:after="0" w:line="240" w:lineRule="auto"/>
+        <w:rPr>
+          <w:rFonts w:ascii="Georgia" w:eastAsia="Georgia Pro" w:hAnsi="Georgia" w:cs="Georgia Pro"/>
+          <w:color w:val="000000" w:themeColor="text1"/>
+        </w:rPr>
+      </w:pPr>
+    </w:p>
+    <w:p>
+      <w:pPr>
+        <w:pBdr>
+          <w:top w:val="single" w:sz="4" w:space="1" w:color="auto"/>
+          <w:left w:val="single" w:sz="4" w:space="4" w:color="auto"/>
+          <w:bottom w:val="single" w:sz="4" w:space="1" w:color="auto"/>
+          <w:right w:val="single" w:sz="4" w:space="4" w:color="auto"/>
+        </w:pBdr>
+        <w:shd w:val="clear" w:color="auto" w:fill="F2F2F2" w:themeFill="background1" w:themeFillShade="F2"/>
+        <w:spacing w:after="0" w:line="240" w:lineRule="auto"/>
+        <w:rPr>
+          <w:rFonts w:ascii="Georgia" w:eastAsia="Georgia Pro" w:hAnsi="Georgia" w:cs="Georgia Pro"/>
+          <w:color w:val="000000" w:themeColor="text1"/>
+        </w:rPr>
+      </w:pPr>
+      <w:proofErr w:type="gramStart"/>
+      <w:r>
+        <w:rPr>
+          <w:rFonts w:ascii="Georgia" w:eastAsia="Georgia Pro" w:hAnsi="Georgia" w:cs="Georgia Pro"/>
+          <w:color w:val="000000" w:themeColor="text1"/>
+        </w:rPr>
+        <w:t>extern</w:t>
+      </w:r>
+      <w:proofErr w:type="gramEnd"/>
+      <w:r>
+        <w:rPr>
+          <w:rFonts w:ascii="Georgia" w:eastAsia="Georgia Pro" w:hAnsi="Georgia" w:cs="Georgia Pro"/>
+          <w:color w:val="000000" w:themeColor="text1"/>
+        </w:rPr>
+        <w:t xml:space="preserve"> "C" EXPORT int </w:t>
+      </w:r>
+      <w:proofErr w:type="gramStart"/>
+      <w:r>
+        <w:rPr>
+          <w:rFonts w:ascii="Georgia" w:eastAsia="Georgia Pro" w:hAnsi="Georgia" w:cs="Georgia Pro"/>
+          <w:color w:val="000000" w:themeColor="text1"/>
+        </w:rPr>
+        <w:t>add(</w:t>
+      </w:r>
+      <w:proofErr w:type="gramEnd"/>
+      <w:r>
+        <w:rPr>
+          <w:rFonts w:ascii="Georgia" w:eastAsia="Georgia Pro" w:hAnsi="Georgia" w:cs="Georgia Pro"/>
+          <w:color w:val="000000" w:themeColor="text1"/>
+        </w:rPr>
+        <w:t>int a, int b</w:t>
+      </w:r>
+      <w:proofErr w:type="gramStart"/>
+      <w:r>
+        <w:rPr>
+          <w:rFonts w:ascii="Georgia" w:eastAsia="Georgia Pro" w:hAnsi="Georgia" w:cs="Georgia Pro"/>
+          <w:color w:val="000000" w:themeColor="text1"/>
+        </w:rPr>
+        <w:t>);</w:t>
+      </w:r>
+      <w:proofErr w:type="gramEnd"/>
+    </w:p>
+    <w:p>
+      <w:pPr>
+        <w:pBdr>
+          <w:top w:val="single" w:sz="4" w:space="1" w:color="auto"/>
+          <w:left w:val="single" w:sz="4" w:space="4" w:color="auto"/>
+          <w:bottom w:val="single" w:sz="4" w:space="1" w:color="auto"/>
+          <w:right w:val="single" w:sz="4" w:space="4" w:color="auto"/>
+        </w:pBdr>
+        <w:shd w:val="clear" w:color="auto" w:fill="F2F2F2" w:themeFill="background1" w:themeFillShade="F2"/>
+        <w:spacing w:after="0" w:line="240" w:lineRule="auto"/>
+        <w:rPr>
+          <w:rFonts w:ascii="Georgia" w:eastAsia="Georgia Pro" w:hAnsi="Georgia" w:cs="Georgia Pro"/>
+          <w:color w:val="000000" w:themeColor="text1"/>
+        </w:rPr>
+      </w:pPr>
+    </w:p>
+    <w:p>
+      <w:pPr>
+        <w:pBdr>
+          <w:top w:val="single" w:sz="4" w:space="1" w:color="auto"/>
+          <w:left w:val="single" w:sz="4" w:space="4" w:color="auto"/>
+          <w:bottom w:val="single" w:sz="4" w:space="1" w:color="auto"/>
+          <w:right w:val="single" w:sz="4" w:space="4" w:color="auto"/>
+        </w:pBdr>
+        <w:shd w:val="clear" w:color="auto" w:fill="F2F2F2" w:themeFill="background1" w:themeFillShade="F2"/>
+        <w:spacing w:after="0" w:line="240" w:lineRule="auto"/>
+        <w:rPr>
+          <w:rFonts w:ascii="Georgia" w:eastAsia="Georgia Pro" w:hAnsi="Georgia" w:cs="Georgia Pro"/>
+          <w:color w:val="000000" w:themeColor="text1"/>
+        </w:rPr>
+      </w:pPr>
+      <w:r>
+        <w:rPr>
+          <w:rFonts w:ascii="Georgia" w:eastAsia="Georgia Pro" w:hAnsi="Georgia" w:cs="Georgia Pro"/>
+          <w:color w:val="000000" w:themeColor="text1"/>
+        </w:rPr>
+        <w:t>#endif</w:t>
+      </w:r>
+    </w:p>
+    <w:p>
+      <w:pPr>
+        <w:spacing w:before="240" w:after="240" w:line="276" w:lineRule="auto"/>
+        <w:rPr>
+          <w:rFonts w:ascii="Georgia" w:eastAsia="Georgia Pro" w:hAnsi="Georgia" w:cs="Georgia Pro"/>
+          <w:color w:val="000000" w:themeColor="text1"/>
+        </w:rPr>
+      </w:pPr>
+      <w:r>
+        <w:rPr>
+          <w:rFonts w:ascii="Georgia" w:eastAsia="Georgia Pro" w:hAnsi="Georgia" w:cs="Georgia Pro"/>
+          <w:color w:val="000000" w:themeColor="text1"/>
+        </w:rPr>
+        <w:pict w14:anchorId="19B55DE5">
+          <v:rect id="_x0000_i1035" style="width:0;height:1.5pt" o:hralign="center" o:hrstd="t" o:hr="t" fillcolor="#a0a0a0" stroked="f"/>
+        </w:pict>
+      </w:r>
+    </w:p>
+    <w:p>
+      <w:pPr>
+        <w:spacing w:before="240" w:after="240" w:line="276" w:lineRule="auto"/>
+        <w:rPr>
+          <w:rFonts w:ascii="Georgia" w:eastAsia="Georgia Pro" w:hAnsi="Georgia" w:cs="Georgia Pro"/>
+          <w:b/>
+          <w:bCs/>
+          <w:color w:val="000000" w:themeColor="text1"/>
+        </w:rPr>
+      </w:pPr>
+      <w:proofErr w:type="spellStart"/>
+      <w:r>
+        <w:rPr>
+          <w:rFonts w:ascii="Georgia" w:eastAsia="Georgia Pro" w:hAnsi="Georgia" w:cs="Georgia Pro"/>
+          <w:b/>
+          <w:bCs/>
+          <w:color w:val="000000" w:themeColor="text1"/>
+        </w:rPr>
+        <w:t>cpp</w:t>
+      </w:r>
+      <w:proofErr w:type="spellEnd"/>
+      <w:r>
+        <w:rPr>
+          <w:rFonts w:ascii="Georgia" w:eastAsia="Georgia Pro" w:hAnsi="Georgia" w:cs="Georgia Pro"/>
+          <w:b/>
+          <w:bCs/>
+          <w:color w:val="000000" w:themeColor="text1"/>
+        </w:rPr>
+        <w:t>/math.cpp</w:t>
+      </w:r>
     </w:p>
     <w:p>
       <w:pPr>
@@ -1149,12 +1529,46 @@
           <w:color w:val="000000" w:themeColor="text1"/>
         </w:rPr>
       </w:pPr>
-      <w:r>
-        <w:rPr>
-          <w:rFonts w:ascii="Georgia" w:eastAsia="Georgia Pro" w:hAnsi="Georgia" w:cs="Georgia Pro"/>
-          <w:color w:val="000000" w:themeColor="text1"/>
-        </w:rPr>
-        <w:t>#ifndef MATH_H</w:t>
+      <w:proofErr w:type="gramStart"/>
+      <w:r>
+        <w:rPr>
+          <w:rFonts w:ascii="Georgia" w:eastAsia="Georgia Pro" w:hAnsi="Georgia" w:cs="Georgia Pro"/>
+          <w:color w:val="000000" w:themeColor="text1"/>
+        </w:rPr>
+        <w:t>#include</w:t>
+      </w:r>
+      <w:proofErr w:type="gramEnd"/>
+      <w:r>
+        <w:rPr>
+          <w:rFonts w:ascii="Georgia" w:eastAsia="Georgia Pro" w:hAnsi="Georgia" w:cs="Georgia Pro"/>
+          <w:color w:val="000000" w:themeColor="text1"/>
+        </w:rPr>
+        <w:t xml:space="preserve"> "</w:t>
+      </w:r>
+      <w:proofErr w:type="spellStart"/>
+      <w:r>
+        <w:rPr>
+          <w:rFonts w:ascii="Georgia" w:eastAsia="Georgia Pro" w:hAnsi="Georgia" w:cs="Georgia Pro"/>
+          <w:color w:val="000000" w:themeColor="text1"/>
+        </w:rPr>
+        <w:t>math</w:t>
+      </w:r>
+      <w:proofErr w:type="gramStart"/>
+      <w:r>
+        <w:rPr>
+          <w:rFonts w:ascii="Georgia" w:eastAsia="Georgia Pro" w:hAnsi="Georgia" w:cs="Georgia Pro"/>
+          <w:color w:val="000000" w:themeColor="text1"/>
+        </w:rPr>
+        <w:t>.h</w:t>
+      </w:r>
+      <w:proofErr w:type="spellEnd"/>
+      <w:proofErr w:type="gramEnd"/>
+      <w:r>
+        <w:rPr>
+          <w:rFonts w:ascii="Georgia" w:eastAsia="Georgia Pro" w:hAnsi="Georgia" w:cs="Georgia Pro"/>
+          <w:color w:val="000000" w:themeColor="text1"/>
+        </w:rPr>
+        <w:t>"</w:t>
       </w:r>
     </w:p>
     <w:p>
@@ -1178,7 +1592,7 @@
           <w:rFonts w:ascii="Georgia" w:eastAsia="Georgia Pro" w:hAnsi="Georgia" w:cs="Georgia Pro"/>
           <w:color w:val="000000" w:themeColor="text1"/>
         </w:rPr>
-        <w:t>#define</w:t>
+        <w:t>extern</w:t>
       </w:r>
       <w:proofErr w:type="gramEnd"/>
       <w:r>
@@ -1186,8 +1600,33 @@
           <w:rFonts w:ascii="Georgia" w:eastAsia="Georgia Pro" w:hAnsi="Georgia" w:cs="Georgia Pro"/>
           <w:color w:val="000000" w:themeColor="text1"/>
         </w:rPr>
-        <w:t xml:space="preserve"> MATH_H</w:t>
-      </w:r>
+        <w:t xml:space="preserve"> "C" EXPORT int </w:t>
+      </w:r>
+      <w:proofErr w:type="gramStart"/>
+      <w:r>
+        <w:rPr>
+          <w:rFonts w:ascii="Georgia" w:eastAsia="Georgia Pro" w:hAnsi="Georgia" w:cs="Georgia Pro"/>
+          <w:color w:val="000000" w:themeColor="text1"/>
+        </w:rPr>
+        <w:t>add(</w:t>
+      </w:r>
+      <w:proofErr w:type="gramEnd"/>
+      <w:r>
+        <w:rPr>
+          <w:rFonts w:ascii="Georgia" w:eastAsia="Georgia Pro" w:hAnsi="Georgia" w:cs="Georgia Pro"/>
+          <w:color w:val="000000" w:themeColor="text1"/>
+        </w:rPr>
+        <w:t xml:space="preserve">int a, int </w:t>
+      </w:r>
+      <w:proofErr w:type="gramStart"/>
+      <w:r>
+        <w:rPr>
+          <w:rFonts w:ascii="Georgia" w:eastAsia="Georgia Pro" w:hAnsi="Georgia" w:cs="Georgia Pro"/>
+          <w:color w:val="000000" w:themeColor="text1"/>
+        </w:rPr>
+        <w:t>b) {</w:t>
+      </w:r>
+      <w:proofErr w:type="gramEnd"/>
     </w:p>
     <w:p>
       <w:pPr>
@@ -1204,6 +1643,22 @@
           <w:color w:val="000000" w:themeColor="text1"/>
         </w:rPr>
       </w:pPr>
+      <w:r>
+        <w:rPr>
+          <w:rFonts w:ascii="Georgia" w:eastAsia="Georgia Pro" w:hAnsi="Georgia" w:cs="Georgia Pro"/>
+          <w:color w:val="000000" w:themeColor="text1"/>
+        </w:rPr>
+        <w:t xml:space="preserve">    return a + </w:t>
+      </w:r>
+      <w:proofErr w:type="gramStart"/>
+      <w:r>
+        <w:rPr>
+          <w:rFonts w:ascii="Georgia" w:eastAsia="Georgia Pro" w:hAnsi="Georgia" w:cs="Georgia Pro"/>
+          <w:color w:val="000000" w:themeColor="text1"/>
+        </w:rPr>
+        <w:t>b;</w:t>
+      </w:r>
+      <w:proofErr w:type="gramEnd"/>
     </w:p>
     <w:p>
       <w:pPr>
@@ -1225,15 +1680,89 @@
           <w:rFonts w:ascii="Georgia" w:eastAsia="Georgia Pro" w:hAnsi="Georgia" w:cs="Georgia Pro"/>
           <w:color w:val="000000" w:themeColor="text1"/>
         </w:rPr>
-        <w:t xml:space="preserve">int </w:t>
-      </w:r>
+        <w:t>}</w:t>
+      </w:r>
+    </w:p>
+    <w:p>
+      <w:pPr>
+        <w:spacing w:before="240" w:after="240" w:line="276" w:lineRule="auto"/>
+        <w:rPr>
+          <w:rFonts w:ascii="Georgia" w:eastAsia="Georgia Pro" w:hAnsi="Georgia" w:cs="Georgia Pro"/>
+          <w:color w:val="000000" w:themeColor="text1"/>
+        </w:rPr>
+      </w:pPr>
+    </w:p>
+    <w:p>
+      <w:pPr>
+        <w:spacing w:before="240" w:after="240" w:line="276" w:lineRule="auto"/>
+        <w:rPr>
+          <w:rFonts w:ascii="Georgia" w:eastAsia="Georgia Pro" w:hAnsi="Georgia" w:cs="Georgia Pro"/>
+          <w:color w:val="000000" w:themeColor="text1"/>
+        </w:rPr>
+      </w:pPr>
+      <w:r>
+        <w:rPr>
+          <w:rFonts w:ascii="Georgia" w:eastAsia="Georgia Pro" w:hAnsi="Georgia" w:cs="Georgia Pro"/>
+          <w:color w:val="000000" w:themeColor="text1"/>
+        </w:rPr>
+        <w:pict w14:anchorId="5DDFDED3">
+          <v:rect id="_x0000_i1036" style="width:0;height:1.5pt" o:hralign="center" o:hrstd="t" o:hr="t" fillcolor="#a0a0a0" stroked="f"/>
+        </w:pict>
+      </w:r>
+    </w:p>
+    <w:p>
+      <w:pPr>
+        <w:spacing w:before="240" w:after="240" w:line="276" w:lineRule="auto"/>
+        <w:rPr>
+          <w:rFonts w:ascii="Georgia" w:eastAsia="Georgia Pro" w:hAnsi="Georgia" w:cs="Georgia Pro"/>
+          <w:b/>
+          <w:bCs/>
+          <w:color w:val="000000" w:themeColor="text1"/>
+        </w:rPr>
+      </w:pPr>
+      <w:proofErr w:type="spellStart"/>
+      <w:r>
+        <w:rPr>
+          <w:rFonts w:ascii="Georgia" w:eastAsia="Georgia Pro" w:hAnsi="Georgia" w:cs="Georgia Pro"/>
+          <w:b/>
+          <w:bCs/>
+          <w:color w:val="000000" w:themeColor="text1"/>
+        </w:rPr>
+        <w:t>cpp</w:t>
+      </w:r>
+      <w:proofErr w:type="spellEnd"/>
+      <w:r>
+        <w:rPr>
+          <w:rFonts w:ascii="Georgia" w:eastAsia="Georgia Pro" w:hAnsi="Georgia" w:cs="Georgia Pro"/>
+          <w:b/>
+          <w:bCs/>
+          <w:color w:val="000000" w:themeColor="text1"/>
+        </w:rPr>
+        <w:t>/BUILD</w:t>
+      </w:r>
+    </w:p>
+    <w:p>
+      <w:pPr>
+        <w:pBdr>
+          <w:top w:val="single" w:sz="4" w:space="1" w:color="auto"/>
+          <w:left w:val="single" w:sz="4" w:space="4" w:color="auto"/>
+          <w:bottom w:val="single" w:sz="4" w:space="1" w:color="auto"/>
+          <w:right w:val="single" w:sz="4" w:space="4" w:color="auto"/>
+        </w:pBdr>
+        <w:shd w:val="clear" w:color="auto" w:fill="F2F2F2" w:themeFill="background1" w:themeFillShade="F2"/>
+        <w:spacing w:before="240" w:after="240" w:line="240" w:lineRule="auto"/>
+        <w:rPr>
+          <w:rFonts w:ascii="Georgia" w:eastAsia="Georgia Pro" w:hAnsi="Georgia" w:cs="Georgia Pro"/>
+          <w:color w:val="000000" w:themeColor="text1"/>
+        </w:rPr>
+      </w:pPr>
       <w:proofErr w:type="gramStart"/>
       <w:r>
         <w:rPr>
           <w:rFonts w:ascii="Georgia" w:eastAsia="Georgia Pro" w:hAnsi="Georgia" w:cs="Georgia Pro"/>
           <w:color w:val="000000" w:themeColor="text1"/>
         </w:rPr>
-        <w:t>add(</w:t>
+        <w:t>load(</w:t>
       </w:r>
       <w:proofErr w:type="gramEnd"/>
       <w:r>
@@ -1241,7 +1770,15 @@
           <w:rFonts w:ascii="Georgia" w:eastAsia="Georgia Pro" w:hAnsi="Georgia" w:cs="Georgia Pro"/>
           <w:color w:val="000000" w:themeColor="text1"/>
         </w:rPr>
-        <w:t>int a, int b</w:t>
+        <w:t>"@</w:t>
+      </w:r>
+      <w:proofErr w:type="spellStart"/>
+      <w:r>
+        <w:rPr>
+          <w:rFonts w:ascii="Georgia" w:eastAsia="Georgia Pro" w:hAnsi="Georgia" w:cs="Georgia Pro"/>
+          <w:color w:val="000000" w:themeColor="text1"/>
+        </w:rPr>
+        <w:t>rules_</w:t>
       </w:r>
       <w:proofErr w:type="gramStart"/>
       <w:r>
@@ -1249,9 +1786,698 @@
           <w:rFonts w:ascii="Georgia" w:eastAsia="Georgia Pro" w:hAnsi="Georgia" w:cs="Georgia Pro"/>
           <w:color w:val="000000" w:themeColor="text1"/>
         </w:rPr>
-        <w:t>);</w:t>
-      </w:r>
+        <w:t>cc</w:t>
+      </w:r>
+      <w:proofErr w:type="spellEnd"/>
+      <w:r>
+        <w:rPr>
+          <w:rFonts w:ascii="Georgia" w:eastAsia="Georgia Pro" w:hAnsi="Georgia" w:cs="Georgia Pro"/>
+          <w:color w:val="000000" w:themeColor="text1"/>
+        </w:rPr>
+        <w:t>//</w:t>
+      </w:r>
+      <w:proofErr w:type="spellStart"/>
+      <w:r>
+        <w:rPr>
+          <w:rFonts w:ascii="Georgia" w:eastAsia="Georgia Pro" w:hAnsi="Georgia" w:cs="Georgia Pro"/>
+          <w:color w:val="000000" w:themeColor="text1"/>
+        </w:rPr>
+        <w:t>cc:defs.bzl</w:t>
+      </w:r>
+      <w:proofErr w:type="spellEnd"/>
       <w:proofErr w:type="gramEnd"/>
+      <w:r>
+        <w:rPr>
+          <w:rFonts w:ascii="Georgia" w:eastAsia="Georgia Pro" w:hAnsi="Georgia" w:cs="Georgia Pro"/>
+          <w:color w:val="000000" w:themeColor="text1"/>
+        </w:rPr>
+        <w:t>", "</w:t>
+      </w:r>
+      <w:proofErr w:type="spellStart"/>
+      <w:r>
+        <w:rPr>
+          <w:rFonts w:ascii="Georgia" w:eastAsia="Georgia Pro" w:hAnsi="Georgia" w:cs="Georgia Pro"/>
+          <w:color w:val="000000" w:themeColor="text1"/>
+        </w:rPr>
+        <w:t>cc_library</w:t>
+      </w:r>
+      <w:proofErr w:type="spellEnd"/>
+      <w:r>
+        <w:rPr>
+          <w:rFonts w:ascii="Georgia" w:eastAsia="Georgia Pro" w:hAnsi="Georgia" w:cs="Georgia Pro"/>
+          <w:color w:val="000000" w:themeColor="text1"/>
+        </w:rPr>
+        <w:t>", "</w:t>
+      </w:r>
+      <w:proofErr w:type="spellStart"/>
+      <w:r>
+        <w:rPr>
+          <w:rFonts w:ascii="Georgia" w:eastAsia="Georgia Pro" w:hAnsi="Georgia" w:cs="Georgia Pro"/>
+          <w:color w:val="000000" w:themeColor="text1"/>
+        </w:rPr>
+        <w:t>cc_binary</w:t>
+      </w:r>
+      <w:proofErr w:type="spellEnd"/>
+      <w:r>
+        <w:rPr>
+          <w:rFonts w:ascii="Georgia" w:eastAsia="Georgia Pro" w:hAnsi="Georgia" w:cs="Georgia Pro"/>
+          <w:color w:val="000000" w:themeColor="text1"/>
+        </w:rPr>
+        <w:t>")</w:t>
+      </w:r>
+    </w:p>
+    <w:p>
+      <w:pPr>
+        <w:pBdr>
+          <w:top w:val="single" w:sz="4" w:space="1" w:color="auto"/>
+          <w:left w:val="single" w:sz="4" w:space="4" w:color="auto"/>
+          <w:bottom w:val="single" w:sz="4" w:space="1" w:color="auto"/>
+          <w:right w:val="single" w:sz="4" w:space="4" w:color="auto"/>
+        </w:pBdr>
+        <w:shd w:val="clear" w:color="auto" w:fill="F2F2F2" w:themeFill="background1" w:themeFillShade="F2"/>
+        <w:spacing w:before="240" w:after="240" w:line="240" w:lineRule="auto"/>
+        <w:rPr>
+          <w:rFonts w:ascii="Georgia" w:eastAsia="Georgia Pro" w:hAnsi="Georgia" w:cs="Georgia Pro"/>
+          <w:color w:val="000000" w:themeColor="text1"/>
+        </w:rPr>
+      </w:pPr>
+    </w:p>
+    <w:p>
+      <w:pPr>
+        <w:pBdr>
+          <w:top w:val="single" w:sz="4" w:space="1" w:color="auto"/>
+          <w:left w:val="single" w:sz="4" w:space="4" w:color="auto"/>
+          <w:bottom w:val="single" w:sz="4" w:space="1" w:color="auto"/>
+          <w:right w:val="single" w:sz="4" w:space="4" w:color="auto"/>
+        </w:pBdr>
+        <w:shd w:val="clear" w:color="auto" w:fill="F2F2F2" w:themeFill="background1" w:themeFillShade="F2"/>
+        <w:spacing w:before="240" w:after="240" w:line="240" w:lineRule="auto"/>
+        <w:rPr>
+          <w:rFonts w:ascii="Georgia" w:eastAsia="Georgia Pro" w:hAnsi="Georgia" w:cs="Georgia Pro"/>
+          <w:color w:val="000000" w:themeColor="text1"/>
+        </w:rPr>
+      </w:pPr>
+      <w:proofErr w:type="spellStart"/>
+      <w:r>
+        <w:rPr>
+          <w:rFonts w:ascii="Georgia" w:eastAsia="Georgia Pro" w:hAnsi="Georgia" w:cs="Georgia Pro"/>
+          <w:color w:val="000000" w:themeColor="text1"/>
+        </w:rPr>
+        <w:t>cc_</w:t>
+      </w:r>
+      <w:proofErr w:type="gramStart"/>
+      <w:r>
+        <w:rPr>
+          <w:rFonts w:ascii="Georgia" w:eastAsia="Georgia Pro" w:hAnsi="Georgia" w:cs="Georgia Pro"/>
+          <w:color w:val="000000" w:themeColor="text1"/>
+        </w:rPr>
+        <w:t>library</w:t>
+      </w:r>
+      <w:proofErr w:type="spellEnd"/>
+      <w:r>
+        <w:rPr>
+          <w:rFonts w:ascii="Georgia" w:eastAsia="Georgia Pro" w:hAnsi="Georgia" w:cs="Georgia Pro"/>
+          <w:color w:val="000000" w:themeColor="text1"/>
+        </w:rPr>
+        <w:t>(</w:t>
+      </w:r>
+      <w:proofErr w:type="gramEnd"/>
+    </w:p>
+    <w:p>
+      <w:pPr>
+        <w:pBdr>
+          <w:top w:val="single" w:sz="4" w:space="1" w:color="auto"/>
+          <w:left w:val="single" w:sz="4" w:space="4" w:color="auto"/>
+          <w:bottom w:val="single" w:sz="4" w:space="1" w:color="auto"/>
+          <w:right w:val="single" w:sz="4" w:space="4" w:color="auto"/>
+        </w:pBdr>
+        <w:shd w:val="clear" w:color="auto" w:fill="F2F2F2" w:themeFill="background1" w:themeFillShade="F2"/>
+        <w:spacing w:before="240" w:after="240" w:line="240" w:lineRule="auto"/>
+        <w:rPr>
+          <w:rFonts w:ascii="Georgia" w:eastAsia="Georgia Pro" w:hAnsi="Georgia" w:cs="Georgia Pro"/>
+          <w:color w:val="000000" w:themeColor="text1"/>
+        </w:rPr>
+      </w:pPr>
+      <w:r>
+        <w:rPr>
+          <w:rFonts w:ascii="Georgia" w:eastAsia="Georgia Pro" w:hAnsi="Georgia" w:cs="Georgia Pro"/>
+          <w:color w:val="000000" w:themeColor="text1"/>
+        </w:rPr>
+        <w:t>    name = "</w:t>
+      </w:r>
+      <w:proofErr w:type="spellStart"/>
+      <w:r>
+        <w:rPr>
+          <w:rFonts w:ascii="Georgia" w:eastAsia="Georgia Pro" w:hAnsi="Georgia" w:cs="Georgia Pro"/>
+          <w:color w:val="000000" w:themeColor="text1"/>
+        </w:rPr>
+        <w:t>math_lib</w:t>
+      </w:r>
+      <w:proofErr w:type="spellEnd"/>
+      <w:r>
+        <w:rPr>
+          <w:rFonts w:ascii="Georgia" w:eastAsia="Georgia Pro" w:hAnsi="Georgia" w:cs="Georgia Pro"/>
+          <w:color w:val="000000" w:themeColor="text1"/>
+        </w:rPr>
+        <w:t>",</w:t>
+      </w:r>
+    </w:p>
+    <w:p>
+      <w:pPr>
+        <w:pBdr>
+          <w:top w:val="single" w:sz="4" w:space="1" w:color="auto"/>
+          <w:left w:val="single" w:sz="4" w:space="4" w:color="auto"/>
+          <w:bottom w:val="single" w:sz="4" w:space="1" w:color="auto"/>
+          <w:right w:val="single" w:sz="4" w:space="4" w:color="auto"/>
+        </w:pBdr>
+        <w:shd w:val="clear" w:color="auto" w:fill="F2F2F2" w:themeFill="background1" w:themeFillShade="F2"/>
+        <w:spacing w:before="240" w:after="240" w:line="240" w:lineRule="auto"/>
+        <w:rPr>
+          <w:rFonts w:ascii="Georgia" w:eastAsia="Georgia Pro" w:hAnsi="Georgia" w:cs="Georgia Pro"/>
+          <w:color w:val="000000" w:themeColor="text1"/>
+        </w:rPr>
+      </w:pPr>
+      <w:r>
+        <w:rPr>
+          <w:rFonts w:ascii="Georgia" w:eastAsia="Georgia Pro" w:hAnsi="Georgia" w:cs="Georgia Pro"/>
+          <w:color w:val="000000" w:themeColor="text1"/>
+        </w:rPr>
+        <w:t xml:space="preserve">    </w:t>
+      </w:r>
+      <w:proofErr w:type="spellStart"/>
+      <w:r>
+        <w:rPr>
+          <w:rFonts w:ascii="Georgia" w:eastAsia="Georgia Pro" w:hAnsi="Georgia" w:cs="Georgia Pro"/>
+          <w:color w:val="000000" w:themeColor="text1"/>
+        </w:rPr>
+        <w:t>srcs</w:t>
+      </w:r>
+      <w:proofErr w:type="spellEnd"/>
+      <w:r>
+        <w:rPr>
+          <w:rFonts w:ascii="Georgia" w:eastAsia="Georgia Pro" w:hAnsi="Georgia" w:cs="Georgia Pro"/>
+          <w:color w:val="000000" w:themeColor="text1"/>
+        </w:rPr>
+        <w:t xml:space="preserve"> = ["math.cpp"],</w:t>
+      </w:r>
+    </w:p>
+    <w:p>
+      <w:pPr>
+        <w:pBdr>
+          <w:top w:val="single" w:sz="4" w:space="1" w:color="auto"/>
+          <w:left w:val="single" w:sz="4" w:space="4" w:color="auto"/>
+          <w:bottom w:val="single" w:sz="4" w:space="1" w:color="auto"/>
+          <w:right w:val="single" w:sz="4" w:space="4" w:color="auto"/>
+        </w:pBdr>
+        <w:shd w:val="clear" w:color="auto" w:fill="F2F2F2" w:themeFill="background1" w:themeFillShade="F2"/>
+        <w:spacing w:before="240" w:after="240" w:line="240" w:lineRule="auto"/>
+        <w:rPr>
+          <w:rFonts w:ascii="Georgia" w:eastAsia="Georgia Pro" w:hAnsi="Georgia" w:cs="Georgia Pro"/>
+          <w:color w:val="000000" w:themeColor="text1"/>
+        </w:rPr>
+      </w:pPr>
+      <w:r>
+        <w:rPr>
+          <w:rFonts w:ascii="Georgia" w:eastAsia="Georgia Pro" w:hAnsi="Georgia" w:cs="Georgia Pro"/>
+          <w:color w:val="000000" w:themeColor="text1"/>
+        </w:rPr>
+        <w:lastRenderedPageBreak/>
+        <w:t xml:space="preserve">    </w:t>
+      </w:r>
+      <w:proofErr w:type="spellStart"/>
+      <w:r>
+        <w:rPr>
+          <w:rFonts w:ascii="Georgia" w:eastAsia="Georgia Pro" w:hAnsi="Georgia" w:cs="Georgia Pro"/>
+          <w:color w:val="000000" w:themeColor="text1"/>
+        </w:rPr>
+        <w:t>hdrs</w:t>
+      </w:r>
+      <w:proofErr w:type="spellEnd"/>
+      <w:r>
+        <w:rPr>
+          <w:rFonts w:ascii="Georgia" w:eastAsia="Georgia Pro" w:hAnsi="Georgia" w:cs="Georgia Pro"/>
+          <w:color w:val="000000" w:themeColor="text1"/>
+        </w:rPr>
+        <w:t xml:space="preserve"> = ["</w:t>
+      </w:r>
+      <w:proofErr w:type="spellStart"/>
+      <w:r>
+        <w:rPr>
+          <w:rFonts w:ascii="Georgia" w:eastAsia="Georgia Pro" w:hAnsi="Georgia" w:cs="Georgia Pro"/>
+          <w:color w:val="000000" w:themeColor="text1"/>
+        </w:rPr>
+        <w:t>math.h</w:t>
+      </w:r>
+      <w:proofErr w:type="spellEnd"/>
+      <w:r>
+        <w:rPr>
+          <w:rFonts w:ascii="Georgia" w:eastAsia="Georgia Pro" w:hAnsi="Georgia" w:cs="Georgia Pro"/>
+          <w:color w:val="000000" w:themeColor="text1"/>
+        </w:rPr>
+        <w:t>"],</w:t>
+      </w:r>
+    </w:p>
+    <w:p>
+      <w:pPr>
+        <w:pBdr>
+          <w:top w:val="single" w:sz="4" w:space="1" w:color="auto"/>
+          <w:left w:val="single" w:sz="4" w:space="4" w:color="auto"/>
+          <w:bottom w:val="single" w:sz="4" w:space="1" w:color="auto"/>
+          <w:right w:val="single" w:sz="4" w:space="4" w:color="auto"/>
+        </w:pBdr>
+        <w:shd w:val="clear" w:color="auto" w:fill="F2F2F2" w:themeFill="background1" w:themeFillShade="F2"/>
+        <w:spacing w:before="240" w:after="240" w:line="240" w:lineRule="auto"/>
+        <w:rPr>
+          <w:rFonts w:ascii="Georgia" w:eastAsia="Georgia Pro" w:hAnsi="Georgia" w:cs="Georgia Pro"/>
+          <w:color w:val="000000" w:themeColor="text1"/>
+        </w:rPr>
+      </w:pPr>
+      <w:r>
+        <w:rPr>
+          <w:rFonts w:ascii="Georgia" w:eastAsia="Georgia Pro" w:hAnsi="Georgia" w:cs="Georgia Pro"/>
+          <w:color w:val="000000" w:themeColor="text1"/>
+        </w:rPr>
+        <w:t>    visibility = ["//</w:t>
+      </w:r>
+      <w:proofErr w:type="spellStart"/>
+      <w:proofErr w:type="gramStart"/>
+      <w:r>
+        <w:rPr>
+          <w:rFonts w:ascii="Georgia" w:eastAsia="Georgia Pro" w:hAnsi="Georgia" w:cs="Georgia Pro"/>
+          <w:color w:val="000000" w:themeColor="text1"/>
+        </w:rPr>
+        <w:t>visibility:public</w:t>
+      </w:r>
+      <w:proofErr w:type="spellEnd"/>
+      <w:proofErr w:type="gramEnd"/>
+      <w:r>
+        <w:rPr>
+          <w:rFonts w:ascii="Georgia" w:eastAsia="Georgia Pro" w:hAnsi="Georgia" w:cs="Georgia Pro"/>
+          <w:color w:val="000000" w:themeColor="text1"/>
+        </w:rPr>
+        <w:t>"],</w:t>
+      </w:r>
+    </w:p>
+    <w:p>
+      <w:pPr>
+        <w:pBdr>
+          <w:top w:val="single" w:sz="4" w:space="1" w:color="auto"/>
+          <w:left w:val="single" w:sz="4" w:space="4" w:color="auto"/>
+          <w:bottom w:val="single" w:sz="4" w:space="1" w:color="auto"/>
+          <w:right w:val="single" w:sz="4" w:space="4" w:color="auto"/>
+        </w:pBdr>
+        <w:shd w:val="clear" w:color="auto" w:fill="F2F2F2" w:themeFill="background1" w:themeFillShade="F2"/>
+        <w:spacing w:before="240" w:after="240" w:line="240" w:lineRule="auto"/>
+        <w:rPr>
+          <w:rFonts w:ascii="Georgia" w:eastAsia="Georgia Pro" w:hAnsi="Georgia" w:cs="Georgia Pro"/>
+          <w:color w:val="000000" w:themeColor="text1"/>
+        </w:rPr>
+      </w:pPr>
+      <w:r>
+        <w:rPr>
+          <w:rFonts w:ascii="Georgia" w:eastAsia="Georgia Pro" w:hAnsi="Georgia" w:cs="Georgia Pro"/>
+          <w:color w:val="000000" w:themeColor="text1"/>
+        </w:rPr>
+        <w:t>)</w:t>
+      </w:r>
+    </w:p>
+    <w:p>
+      <w:pPr>
+        <w:pBdr>
+          <w:top w:val="single" w:sz="4" w:space="1" w:color="auto"/>
+          <w:left w:val="single" w:sz="4" w:space="4" w:color="auto"/>
+          <w:bottom w:val="single" w:sz="4" w:space="1" w:color="auto"/>
+          <w:right w:val="single" w:sz="4" w:space="4" w:color="auto"/>
+        </w:pBdr>
+        <w:shd w:val="clear" w:color="auto" w:fill="F2F2F2" w:themeFill="background1" w:themeFillShade="F2"/>
+        <w:spacing w:before="240" w:after="240" w:line="240" w:lineRule="auto"/>
+        <w:rPr>
+          <w:rFonts w:ascii="Georgia" w:eastAsia="Georgia Pro" w:hAnsi="Georgia" w:cs="Georgia Pro"/>
+          <w:color w:val="000000" w:themeColor="text1"/>
+        </w:rPr>
+      </w:pPr>
+    </w:p>
+    <w:p>
+      <w:pPr>
+        <w:pBdr>
+          <w:top w:val="single" w:sz="4" w:space="1" w:color="auto"/>
+          <w:left w:val="single" w:sz="4" w:space="4" w:color="auto"/>
+          <w:bottom w:val="single" w:sz="4" w:space="1" w:color="auto"/>
+          <w:right w:val="single" w:sz="4" w:space="4" w:color="auto"/>
+        </w:pBdr>
+        <w:shd w:val="clear" w:color="auto" w:fill="F2F2F2" w:themeFill="background1" w:themeFillShade="F2"/>
+        <w:spacing w:before="240" w:after="240" w:line="240" w:lineRule="auto"/>
+        <w:rPr>
+          <w:rFonts w:ascii="Georgia" w:eastAsia="Georgia Pro" w:hAnsi="Georgia" w:cs="Georgia Pro"/>
+          <w:color w:val="000000" w:themeColor="text1"/>
+        </w:rPr>
+      </w:pPr>
+      <w:proofErr w:type="spellStart"/>
+      <w:r>
+        <w:rPr>
+          <w:rFonts w:ascii="Georgia" w:eastAsia="Georgia Pro" w:hAnsi="Georgia" w:cs="Georgia Pro"/>
+          <w:color w:val="000000" w:themeColor="text1"/>
+        </w:rPr>
+        <w:t>cc_</w:t>
+      </w:r>
+      <w:proofErr w:type="gramStart"/>
+      <w:r>
+        <w:rPr>
+          <w:rFonts w:ascii="Georgia" w:eastAsia="Georgia Pro" w:hAnsi="Georgia" w:cs="Georgia Pro"/>
+          <w:color w:val="000000" w:themeColor="text1"/>
+        </w:rPr>
+        <w:t>binary</w:t>
+      </w:r>
+      <w:proofErr w:type="spellEnd"/>
+      <w:r>
+        <w:rPr>
+          <w:rFonts w:ascii="Georgia" w:eastAsia="Georgia Pro" w:hAnsi="Georgia" w:cs="Georgia Pro"/>
+          <w:color w:val="000000" w:themeColor="text1"/>
+        </w:rPr>
+        <w:t>(</w:t>
+      </w:r>
+      <w:proofErr w:type="gramEnd"/>
+    </w:p>
+    <w:p>
+      <w:pPr>
+        <w:pBdr>
+          <w:top w:val="single" w:sz="4" w:space="1" w:color="auto"/>
+          <w:left w:val="single" w:sz="4" w:space="4" w:color="auto"/>
+          <w:bottom w:val="single" w:sz="4" w:space="1" w:color="auto"/>
+          <w:right w:val="single" w:sz="4" w:space="4" w:color="auto"/>
+        </w:pBdr>
+        <w:shd w:val="clear" w:color="auto" w:fill="F2F2F2" w:themeFill="background1" w:themeFillShade="F2"/>
+        <w:spacing w:before="240" w:after="240" w:line="240" w:lineRule="auto"/>
+        <w:rPr>
+          <w:rFonts w:ascii="Georgia" w:eastAsia="Georgia Pro" w:hAnsi="Georgia" w:cs="Georgia Pro"/>
+          <w:color w:val="000000" w:themeColor="text1"/>
+        </w:rPr>
+      </w:pPr>
+      <w:r>
+        <w:rPr>
+          <w:rFonts w:ascii="Georgia" w:eastAsia="Georgia Pro" w:hAnsi="Georgia" w:cs="Georgia Pro"/>
+          <w:color w:val="000000" w:themeColor="text1"/>
+        </w:rPr>
+        <w:t>    name = "</w:t>
+      </w:r>
+      <w:proofErr w:type="spellStart"/>
+      <w:r>
+        <w:rPr>
+          <w:rFonts w:ascii="Georgia" w:eastAsia="Georgia Pro" w:hAnsi="Georgia" w:cs="Georgia Pro"/>
+          <w:color w:val="000000" w:themeColor="text1"/>
+        </w:rPr>
+        <w:t>math_shared</w:t>
+      </w:r>
+      <w:proofErr w:type="spellEnd"/>
+      <w:r>
+        <w:rPr>
+          <w:rFonts w:ascii="Georgia" w:eastAsia="Georgia Pro" w:hAnsi="Georgia" w:cs="Georgia Pro"/>
+          <w:color w:val="000000" w:themeColor="text1"/>
+        </w:rPr>
+        <w:t>",</w:t>
+      </w:r>
+    </w:p>
+    <w:p>
+      <w:pPr>
+        <w:pBdr>
+          <w:top w:val="single" w:sz="4" w:space="1" w:color="auto"/>
+          <w:left w:val="single" w:sz="4" w:space="4" w:color="auto"/>
+          <w:bottom w:val="single" w:sz="4" w:space="1" w:color="auto"/>
+          <w:right w:val="single" w:sz="4" w:space="4" w:color="auto"/>
+        </w:pBdr>
+        <w:shd w:val="clear" w:color="auto" w:fill="F2F2F2" w:themeFill="background1" w:themeFillShade="F2"/>
+        <w:spacing w:before="240" w:after="240" w:line="240" w:lineRule="auto"/>
+        <w:rPr>
+          <w:rFonts w:ascii="Georgia" w:eastAsia="Georgia Pro" w:hAnsi="Georgia" w:cs="Georgia Pro"/>
+          <w:color w:val="000000" w:themeColor="text1"/>
+        </w:rPr>
+      </w:pPr>
+      <w:r>
+        <w:rPr>
+          <w:rFonts w:ascii="Georgia" w:eastAsia="Georgia Pro" w:hAnsi="Georgia" w:cs="Georgia Pro"/>
+          <w:color w:val="000000" w:themeColor="text1"/>
+        </w:rPr>
+        <w:t xml:space="preserve">    </w:t>
+      </w:r>
+      <w:proofErr w:type="spellStart"/>
+      <w:r>
+        <w:rPr>
+          <w:rFonts w:ascii="Georgia" w:eastAsia="Georgia Pro" w:hAnsi="Georgia" w:cs="Georgia Pro"/>
+          <w:color w:val="000000" w:themeColor="text1"/>
+        </w:rPr>
+        <w:t>srcs</w:t>
+      </w:r>
+      <w:proofErr w:type="spellEnd"/>
+      <w:r>
+        <w:rPr>
+          <w:rFonts w:ascii="Georgia" w:eastAsia="Georgia Pro" w:hAnsi="Georgia" w:cs="Georgia Pro"/>
+          <w:color w:val="000000" w:themeColor="text1"/>
+        </w:rPr>
+        <w:t xml:space="preserve"> = ["math.cpp"],</w:t>
+      </w:r>
+    </w:p>
+    <w:p>
+      <w:pPr>
+        <w:pBdr>
+          <w:top w:val="single" w:sz="4" w:space="1" w:color="auto"/>
+          <w:left w:val="single" w:sz="4" w:space="4" w:color="auto"/>
+          <w:bottom w:val="single" w:sz="4" w:space="1" w:color="auto"/>
+          <w:right w:val="single" w:sz="4" w:space="4" w:color="auto"/>
+        </w:pBdr>
+        <w:shd w:val="clear" w:color="auto" w:fill="F2F2F2" w:themeFill="background1" w:themeFillShade="F2"/>
+        <w:spacing w:before="240" w:after="240" w:line="240" w:lineRule="auto"/>
+        <w:rPr>
+          <w:rFonts w:ascii="Georgia" w:eastAsia="Georgia Pro" w:hAnsi="Georgia" w:cs="Georgia Pro"/>
+          <w:color w:val="000000" w:themeColor="text1"/>
+        </w:rPr>
+      </w:pPr>
+      <w:r>
+        <w:rPr>
+          <w:rFonts w:ascii="Georgia" w:eastAsia="Georgia Pro" w:hAnsi="Georgia" w:cs="Georgia Pro"/>
+          <w:color w:val="000000" w:themeColor="text1"/>
+        </w:rPr>
+        <w:t>    deps = [</w:t>
+      </w:r>
+      <w:proofErr w:type="gramStart"/>
+      <w:r>
+        <w:rPr>
+          <w:rFonts w:ascii="Georgia" w:eastAsia="Georgia Pro" w:hAnsi="Georgia" w:cs="Georgia Pro"/>
+          <w:color w:val="000000" w:themeColor="text1"/>
+        </w:rPr>
+        <w:t>":</w:t>
+      </w:r>
+      <w:proofErr w:type="spellStart"/>
+      <w:r>
+        <w:rPr>
+          <w:rFonts w:ascii="Georgia" w:eastAsia="Georgia Pro" w:hAnsi="Georgia" w:cs="Georgia Pro"/>
+          <w:color w:val="000000" w:themeColor="text1"/>
+        </w:rPr>
+        <w:t>math</w:t>
+      </w:r>
+      <w:proofErr w:type="gramEnd"/>
+      <w:r>
+        <w:rPr>
+          <w:rFonts w:ascii="Georgia" w:eastAsia="Georgia Pro" w:hAnsi="Georgia" w:cs="Georgia Pro"/>
+          <w:color w:val="000000" w:themeColor="text1"/>
+        </w:rPr>
+        <w:t>_lib</w:t>
+      </w:r>
+      <w:proofErr w:type="spellEnd"/>
+      <w:r>
+        <w:rPr>
+          <w:rFonts w:ascii="Georgia" w:eastAsia="Georgia Pro" w:hAnsi="Georgia" w:cs="Georgia Pro"/>
+          <w:color w:val="000000" w:themeColor="text1"/>
+        </w:rPr>
+        <w:t>"],</w:t>
+      </w:r>
+    </w:p>
+    <w:p>
+      <w:pPr>
+        <w:pBdr>
+          <w:top w:val="single" w:sz="4" w:space="1" w:color="auto"/>
+          <w:left w:val="single" w:sz="4" w:space="4" w:color="auto"/>
+          <w:bottom w:val="single" w:sz="4" w:space="1" w:color="auto"/>
+          <w:right w:val="single" w:sz="4" w:space="4" w:color="auto"/>
+        </w:pBdr>
+        <w:shd w:val="clear" w:color="auto" w:fill="F2F2F2" w:themeFill="background1" w:themeFillShade="F2"/>
+        <w:spacing w:before="240" w:after="240" w:line="240" w:lineRule="auto"/>
+        <w:rPr>
+          <w:rFonts w:ascii="Georgia" w:eastAsia="Georgia Pro" w:hAnsi="Georgia" w:cs="Georgia Pro"/>
+          <w:color w:val="000000" w:themeColor="text1"/>
+        </w:rPr>
+      </w:pPr>
+      <w:r>
+        <w:rPr>
+          <w:rFonts w:ascii="Georgia" w:eastAsia="Georgia Pro" w:hAnsi="Georgia" w:cs="Georgia Pro"/>
+          <w:color w:val="000000" w:themeColor="text1"/>
+        </w:rPr>
+        <w:t xml:space="preserve">    </w:t>
+      </w:r>
+      <w:proofErr w:type="spellStart"/>
+      <w:r>
+        <w:rPr>
+          <w:rFonts w:ascii="Georgia" w:eastAsia="Georgia Pro" w:hAnsi="Georgia" w:cs="Georgia Pro"/>
+          <w:color w:val="000000" w:themeColor="text1"/>
+        </w:rPr>
+        <w:t>linkshared</w:t>
+      </w:r>
+      <w:proofErr w:type="spellEnd"/>
+      <w:r>
+        <w:rPr>
+          <w:rFonts w:ascii="Georgia" w:eastAsia="Georgia Pro" w:hAnsi="Georgia" w:cs="Georgia Pro"/>
+          <w:color w:val="000000" w:themeColor="text1"/>
+        </w:rPr>
+        <w:t xml:space="preserve"> = True,</w:t>
+      </w:r>
+    </w:p>
+    <w:p>
+      <w:pPr>
+        <w:pBdr>
+          <w:top w:val="single" w:sz="4" w:space="1" w:color="auto"/>
+          <w:left w:val="single" w:sz="4" w:space="4" w:color="auto"/>
+          <w:bottom w:val="single" w:sz="4" w:space="1" w:color="auto"/>
+          <w:right w:val="single" w:sz="4" w:space="4" w:color="auto"/>
+        </w:pBdr>
+        <w:shd w:val="clear" w:color="auto" w:fill="F2F2F2" w:themeFill="background1" w:themeFillShade="F2"/>
+        <w:spacing w:before="240" w:after="240" w:line="240" w:lineRule="auto"/>
+        <w:rPr>
+          <w:rFonts w:ascii="Georgia" w:eastAsia="Georgia Pro" w:hAnsi="Georgia" w:cs="Georgia Pro"/>
+          <w:color w:val="000000" w:themeColor="text1"/>
+        </w:rPr>
+      </w:pPr>
+      <w:r>
+        <w:rPr>
+          <w:rFonts w:ascii="Georgia" w:eastAsia="Georgia Pro" w:hAnsi="Georgia" w:cs="Georgia Pro"/>
+          <w:color w:val="000000" w:themeColor="text1"/>
+        </w:rPr>
+        <w:t>    visibility = ["//</w:t>
+      </w:r>
+      <w:proofErr w:type="spellStart"/>
+      <w:proofErr w:type="gramStart"/>
+      <w:r>
+        <w:rPr>
+          <w:rFonts w:ascii="Georgia" w:eastAsia="Georgia Pro" w:hAnsi="Georgia" w:cs="Georgia Pro"/>
+          <w:color w:val="000000" w:themeColor="text1"/>
+        </w:rPr>
+        <w:t>visibility:public</w:t>
+      </w:r>
+      <w:proofErr w:type="spellEnd"/>
+      <w:proofErr w:type="gramEnd"/>
+      <w:r>
+        <w:rPr>
+          <w:rFonts w:ascii="Georgia" w:eastAsia="Georgia Pro" w:hAnsi="Georgia" w:cs="Georgia Pro"/>
+          <w:color w:val="000000" w:themeColor="text1"/>
+        </w:rPr>
+        <w:t>"],</w:t>
+      </w:r>
+    </w:p>
+    <w:p>
+      <w:pPr>
+        <w:pBdr>
+          <w:top w:val="single" w:sz="4" w:space="1" w:color="auto"/>
+          <w:left w:val="single" w:sz="4" w:space="4" w:color="auto"/>
+          <w:bottom w:val="single" w:sz="4" w:space="1" w:color="auto"/>
+          <w:right w:val="single" w:sz="4" w:space="4" w:color="auto"/>
+        </w:pBdr>
+        <w:shd w:val="clear" w:color="auto" w:fill="F2F2F2" w:themeFill="background1" w:themeFillShade="F2"/>
+        <w:spacing w:before="240" w:after="240" w:line="240" w:lineRule="auto"/>
+        <w:rPr>
+          <w:rFonts w:ascii="Georgia" w:eastAsia="Georgia Pro" w:hAnsi="Georgia" w:cs="Georgia Pro"/>
+          <w:color w:val="000000" w:themeColor="text1"/>
+        </w:rPr>
+      </w:pPr>
+      <w:r>
+        <w:rPr>
+          <w:rFonts w:ascii="Georgia" w:eastAsia="Georgia Pro" w:hAnsi="Georgia" w:cs="Georgia Pro"/>
+          <w:color w:val="000000" w:themeColor="text1"/>
+        </w:rPr>
+        <w:t>)</w:t>
+      </w:r>
+    </w:p>
+    <w:p>
+      <w:pPr>
+        <w:spacing w:before="240" w:after="240" w:line="276" w:lineRule="auto"/>
+        <w:rPr>
+          <w:rFonts w:ascii="Georgia" w:eastAsia="Georgia Pro" w:hAnsi="Georgia" w:cs="Georgia Pro"/>
+          <w:color w:val="000000" w:themeColor="text1"/>
+        </w:rPr>
+      </w:pPr>
+    </w:p>
+    <w:p>
+      <w:pPr>
+        <w:spacing w:before="240" w:after="240" w:line="276" w:lineRule="auto"/>
+        <w:rPr>
+          <w:rFonts w:ascii="Georgia" w:eastAsia="Georgia Pro" w:hAnsi="Georgia" w:cs="Georgia Pro"/>
+          <w:color w:val="000000" w:themeColor="text1"/>
+        </w:rPr>
+      </w:pPr>
+      <w:r>
+        <w:rPr>
+          <w:rFonts w:ascii="Georgia" w:eastAsia="Georgia Pro" w:hAnsi="Georgia" w:cs="Georgia Pro"/>
+          <w:color w:val="000000" w:themeColor="text1"/>
+        </w:rPr>
+        <w:pict w14:anchorId="70742D2D">
+          <v:rect id="_x0000_i1037" style="width:0;height:1.5pt" o:hralign="center" o:hrstd="t" o:hr="t" fillcolor="#a0a0a0" stroked="f"/>
+        </w:pict>
+      </w:r>
+    </w:p>
+    <w:p>
+      <w:pPr>
+        <w:spacing w:before="240" w:after="240" w:line="276" w:lineRule="auto"/>
+        <w:rPr>
+          <w:rFonts w:ascii="Georgia" w:eastAsia="Georgia Pro" w:hAnsi="Georgia" w:cs="Georgia Pro"/>
+          <w:b/>
+          <w:bCs/>
+          <w:color w:val="000000" w:themeColor="text1"/>
+        </w:rPr>
+      </w:pPr>
+      <w:r>
+        <w:rPr>
+          <w:rFonts w:ascii="Georgia" w:eastAsia="Georgia Pro" w:hAnsi="Georgia" w:cs="Georgia Pro"/>
+          <w:b/>
+          <w:bCs/>
+          <w:color w:val="000000" w:themeColor="text1"/>
+        </w:rPr>
+        <w:t>7. Step 3: Shared Python Module</w:t>
+      </w:r>
+    </w:p>
+    <w:p>
+      <w:pPr>
+        <w:spacing w:before="240" w:after="240" w:line="276" w:lineRule="auto"/>
+        <w:rPr>
+          <w:rFonts w:ascii="Georgia" w:eastAsia="Georgia Pro" w:hAnsi="Georgia" w:cs="Georgia Pro"/>
+          <w:color w:val="000000" w:themeColor="text1"/>
+        </w:rPr>
+      </w:pPr>
+      <w:r>
+        <w:rPr>
+          <w:rFonts w:ascii="Georgia" w:eastAsia="Georgia Pro" w:hAnsi="Georgia" w:cs="Georgia Pro"/>
+          <w:color w:val="000000" w:themeColor="text1"/>
+        </w:rPr>
+        <w:pict w14:anchorId="33F60019">
+          <v:rect id="_x0000_i1038" style="width:0;height:1.5pt" o:hralign="center" o:hrstd="t" o:hr="t" fillcolor="#a0a0a0" stroked="f"/>
+        </w:pict>
+      </w:r>
+    </w:p>
+    <w:p>
+      <w:pPr>
+        <w:spacing w:before="240" w:after="240" w:line="276" w:lineRule="auto"/>
+        <w:rPr>
+          <w:rFonts w:ascii="Georgia" w:eastAsia="Georgia Pro" w:hAnsi="Georgia" w:cs="Georgia Pro"/>
+          <w:b/>
+          <w:bCs/>
+          <w:color w:val="000000" w:themeColor="text1"/>
+        </w:rPr>
+      </w:pPr>
+      <w:r>
+        <w:rPr>
+          <w:rFonts w:ascii="Georgia" w:eastAsia="Georgia Pro" w:hAnsi="Georgia" w:cs="Georgia Pro"/>
+          <w:b/>
+          <w:bCs/>
+          <w:color w:val="000000" w:themeColor="text1"/>
+        </w:rPr>
+        <w:t>shared/config.py</w:t>
+      </w:r>
     </w:p>
     <w:p>
       <w:pPr>
@@ -1268,6 +2494,51 @@
           <w:color w:val="000000" w:themeColor="text1"/>
         </w:rPr>
       </w:pPr>
+      <w:r>
+        <w:rPr>
+          <w:rFonts w:ascii="Georgia" w:eastAsia="Georgia Pro" w:hAnsi="Georgia" w:cs="Georgia Pro"/>
+          <w:color w:val="000000" w:themeColor="text1"/>
+        </w:rPr>
+        <w:t>MESSAGE = "Hello from shared config"</w:t>
+      </w:r>
+    </w:p>
+    <w:p>
+      <w:pPr>
+        <w:spacing w:before="240" w:after="240" w:line="276" w:lineRule="auto"/>
+        <w:rPr>
+          <w:rFonts w:ascii="Georgia" w:eastAsia="Georgia Pro" w:hAnsi="Georgia" w:cs="Georgia Pro"/>
+          <w:color w:val="000000" w:themeColor="text1"/>
+        </w:rPr>
+      </w:pPr>
+      <w:r>
+        <w:rPr>
+          <w:rFonts w:ascii="Georgia" w:eastAsia="Georgia Pro" w:hAnsi="Georgia" w:cs="Georgia Pro"/>
+          <w:color w:val="000000" w:themeColor="text1"/>
+        </w:rPr>
+        <w:pict w14:anchorId="7F6E9685">
+          <v:rect id="_x0000_i1039" style="width:0;height:1.5pt" o:hralign="center" o:hrstd="t" o:hr="t" fillcolor="#a0a0a0" stroked="f"/>
+        </w:pict>
+      </w:r>
+    </w:p>
+    <w:p>
+      <w:pPr>
+        <w:spacing w:before="240" w:after="240" w:line="276" w:lineRule="auto"/>
+        <w:rPr>
+          <w:rFonts w:ascii="Georgia" w:eastAsia="Georgia Pro" w:hAnsi="Georgia" w:cs="Georgia Pro"/>
+          <w:b/>
+          <w:bCs/>
+          <w:color w:val="000000" w:themeColor="text1"/>
+        </w:rPr>
+      </w:pPr>
+      <w:r>
+        <w:rPr>
+          <w:rFonts w:ascii="Georgia" w:eastAsia="Georgia Pro" w:hAnsi="Georgia" w:cs="Georgia Pro"/>
+          <w:b/>
+          <w:bCs/>
+          <w:color w:val="000000" w:themeColor="text1"/>
+        </w:rPr>
+        <w:t>shared/BUILD</w:t>
+      </w:r>
     </w:p>
     <w:p>
       <w:pPr>
@@ -1284,61 +2555,78 @@
           <w:color w:val="000000" w:themeColor="text1"/>
         </w:rPr>
       </w:pPr>
-      <w:r>
-        <w:rPr>
-          <w:rFonts w:ascii="Georgia" w:eastAsia="Georgia Pro" w:hAnsi="Georgia" w:cs="Georgia Pro"/>
-          <w:color w:val="000000" w:themeColor="text1"/>
-        </w:rPr>
-        <w:t>#endif</w:t>
-      </w:r>
-    </w:p>
-    <w:p>
-      <w:pPr>
-        <w:spacing w:before="240" w:after="240" w:line="276" w:lineRule="auto"/>
-        <w:rPr>
-          <w:rFonts w:ascii="Georgia" w:eastAsia="Georgia Pro" w:hAnsi="Georgia" w:cs="Georgia Pro"/>
-          <w:color w:val="000000" w:themeColor="text1"/>
-        </w:rPr>
-      </w:pPr>
-      <w:r>
-        <w:rPr>
-          <w:rFonts w:ascii="Georgia" w:eastAsia="Georgia Pro" w:hAnsi="Georgia" w:cs="Georgia Pro"/>
-          <w:color w:val="000000" w:themeColor="text1"/>
-        </w:rPr>
-        <w:pict w14:anchorId="19B55DE5">
-          <v:rect id="_x0000_i2611" style="width:0;height:1.5pt" o:hralign="center" o:hrstd="t" o:hr="t" fillcolor="#a0a0a0" stroked="f"/>
-        </w:pict>
-      </w:r>
-    </w:p>
-    <w:p>
-      <w:pPr>
-        <w:spacing w:before="240" w:after="240" w:line="276" w:lineRule="auto"/>
-        <w:rPr>
-          <w:rFonts w:ascii="Georgia" w:eastAsia="Georgia Pro" w:hAnsi="Georgia" w:cs="Georgia Pro"/>
-          <w:b/>
-          <w:bCs/>
-          <w:color w:val="000000" w:themeColor="text1"/>
-        </w:rPr>
-      </w:pPr>
+      <w:proofErr w:type="gramStart"/>
+      <w:r>
+        <w:rPr>
+          <w:rFonts w:ascii="Georgia" w:eastAsia="Georgia Pro" w:hAnsi="Georgia" w:cs="Georgia Pro"/>
+          <w:color w:val="000000" w:themeColor="text1"/>
+        </w:rPr>
+        <w:t>load(</w:t>
+      </w:r>
+      <w:proofErr w:type="gramEnd"/>
+      <w:r>
+        <w:rPr>
+          <w:rFonts w:ascii="Georgia" w:eastAsia="Georgia Pro" w:hAnsi="Georgia" w:cs="Georgia Pro"/>
+          <w:color w:val="000000" w:themeColor="text1"/>
+        </w:rPr>
+        <w:t>"@</w:t>
+      </w:r>
       <w:proofErr w:type="spellStart"/>
       <w:r>
         <w:rPr>
           <w:rFonts w:ascii="Georgia" w:eastAsia="Georgia Pro" w:hAnsi="Georgia" w:cs="Georgia Pro"/>
-          <w:b/>
-          <w:bCs/>
-          <w:color w:val="000000" w:themeColor="text1"/>
-        </w:rPr>
-        <w:t>cpp</w:t>
+          <w:color w:val="000000" w:themeColor="text1"/>
+        </w:rPr>
+        <w:t>rules_</w:t>
+      </w:r>
+      <w:proofErr w:type="gramStart"/>
+      <w:r>
+        <w:rPr>
+          <w:rFonts w:ascii="Georgia" w:eastAsia="Georgia Pro" w:hAnsi="Georgia" w:cs="Georgia Pro"/>
+          <w:color w:val="000000" w:themeColor="text1"/>
+        </w:rPr>
+        <w:t>python</w:t>
       </w:r>
       <w:proofErr w:type="spellEnd"/>
       <w:r>
         <w:rPr>
           <w:rFonts w:ascii="Georgia" w:eastAsia="Georgia Pro" w:hAnsi="Georgia" w:cs="Georgia Pro"/>
-          <w:b/>
-          <w:bCs/>
-          <w:color w:val="000000" w:themeColor="text1"/>
-        </w:rPr>
-        <w:t>/math.cpp</w:t>
+          <w:color w:val="000000" w:themeColor="text1"/>
+        </w:rPr>
+        <w:t>//</w:t>
+      </w:r>
+      <w:proofErr w:type="spellStart"/>
+      <w:r>
+        <w:rPr>
+          <w:rFonts w:ascii="Georgia" w:eastAsia="Georgia Pro" w:hAnsi="Georgia" w:cs="Georgia Pro"/>
+          <w:color w:val="000000" w:themeColor="text1"/>
+        </w:rPr>
+        <w:t>python:defs.bzl</w:t>
+      </w:r>
+      <w:proofErr w:type="spellEnd"/>
+      <w:proofErr w:type="gramEnd"/>
+      <w:r>
+        <w:rPr>
+          <w:rFonts w:ascii="Georgia" w:eastAsia="Georgia Pro" w:hAnsi="Georgia" w:cs="Georgia Pro"/>
+          <w:color w:val="000000" w:themeColor="text1"/>
+        </w:rPr>
+        <w:t>", "</w:t>
+      </w:r>
+      <w:proofErr w:type="spellStart"/>
+      <w:r>
+        <w:rPr>
+          <w:rFonts w:ascii="Georgia" w:eastAsia="Georgia Pro" w:hAnsi="Georgia" w:cs="Georgia Pro"/>
+          <w:color w:val="000000" w:themeColor="text1"/>
+        </w:rPr>
+        <w:t>py_library</w:t>
+      </w:r>
+      <w:proofErr w:type="spellEnd"/>
+      <w:r>
+        <w:rPr>
+          <w:rFonts w:ascii="Georgia" w:eastAsia="Georgia Pro" w:hAnsi="Georgia" w:cs="Georgia Pro"/>
+          <w:color w:val="000000" w:themeColor="text1"/>
+        </w:rPr>
+        <w:t>")</w:t>
       </w:r>
     </w:p>
     <w:p>
@@ -1356,47 +2644,6 @@
           <w:color w:val="000000" w:themeColor="text1"/>
         </w:rPr>
       </w:pPr>
-      <w:proofErr w:type="gramStart"/>
-      <w:r>
-        <w:rPr>
-          <w:rFonts w:ascii="Georgia" w:eastAsia="Georgia Pro" w:hAnsi="Georgia" w:cs="Georgia Pro"/>
-          <w:color w:val="000000" w:themeColor="text1"/>
-        </w:rPr>
-        <w:t>#include</w:t>
-      </w:r>
-      <w:proofErr w:type="gramEnd"/>
-      <w:r>
-        <w:rPr>
-          <w:rFonts w:ascii="Georgia" w:eastAsia="Georgia Pro" w:hAnsi="Georgia" w:cs="Georgia Pro"/>
-          <w:color w:val="000000" w:themeColor="text1"/>
-        </w:rPr>
-        <w:t xml:space="preserve"> "</w:t>
-      </w:r>
-      <w:proofErr w:type="spellStart"/>
-      <w:r>
-        <w:rPr>
-          <w:rFonts w:ascii="Georgia" w:eastAsia="Georgia Pro" w:hAnsi="Georgia" w:cs="Georgia Pro"/>
-          <w:color w:val="000000" w:themeColor="text1"/>
-        </w:rPr>
-        <w:t>math</w:t>
-      </w:r>
-      <w:proofErr w:type="gramStart"/>
-      <w:r>
-        <w:rPr>
-          <w:rFonts w:ascii="Georgia" w:eastAsia="Georgia Pro" w:hAnsi="Georgia" w:cs="Georgia Pro"/>
-          <w:color w:val="000000" w:themeColor="text1"/>
-        </w:rPr>
-        <w:t>.h</w:t>
-      </w:r>
-      <w:proofErr w:type="spellEnd"/>
-      <w:proofErr w:type="gramEnd"/>
-      <w:r>
-        <w:rPr>
-          <w:rFonts w:ascii="Georgia" w:eastAsia="Georgia Pro" w:hAnsi="Georgia" w:cs="Georgia Pro"/>
-          <w:color w:val="000000" w:themeColor="text1"/>
-        </w:rPr>
-        <w:t>"</w:t>
-      </w:r>
     </w:p>
     <w:p>
       <w:pPr>
@@ -1413,6 +2660,31 @@
           <w:color w:val="000000" w:themeColor="text1"/>
         </w:rPr>
       </w:pPr>
+      <w:proofErr w:type="spellStart"/>
+      <w:r>
+        <w:rPr>
+          <w:rFonts w:ascii="Georgia" w:eastAsia="Georgia Pro" w:hAnsi="Georgia" w:cs="Georgia Pro"/>
+          <w:color w:val="000000" w:themeColor="text1"/>
+        </w:rPr>
+        <w:t>py_</w:t>
+      </w:r>
+      <w:proofErr w:type="gramStart"/>
+      <w:r>
+        <w:rPr>
+          <w:rFonts w:ascii="Georgia" w:eastAsia="Georgia Pro" w:hAnsi="Georgia" w:cs="Georgia Pro"/>
+          <w:color w:val="000000" w:themeColor="text1"/>
+        </w:rPr>
+        <w:t>library</w:t>
+      </w:r>
+      <w:proofErr w:type="spellEnd"/>
+      <w:r>
+        <w:rPr>
+          <w:rFonts w:ascii="Georgia" w:eastAsia="Georgia Pro" w:hAnsi="Georgia" w:cs="Georgia Pro"/>
+          <w:color w:val="000000" w:themeColor="text1"/>
+        </w:rPr>
+        <w:t>(</w:t>
+      </w:r>
+      <w:proofErr w:type="gramEnd"/>
     </w:p>
     <w:p>
       <w:pPr>
@@ -1434,33 +2706,24 @@
           <w:rFonts w:ascii="Georgia" w:eastAsia="Georgia Pro" w:hAnsi="Georgia" w:cs="Georgia Pro"/>
           <w:color w:val="000000" w:themeColor="text1"/>
         </w:rPr>
-        <w:t xml:space="preserve">int </w:t>
-      </w:r>
-      <w:proofErr w:type="gramStart"/>
-      <w:r>
-        <w:rPr>
-          <w:rFonts w:ascii="Georgia" w:eastAsia="Georgia Pro" w:hAnsi="Georgia" w:cs="Georgia Pro"/>
-          <w:color w:val="000000" w:themeColor="text1"/>
-        </w:rPr>
-        <w:t>add(</w:t>
-      </w:r>
-      <w:proofErr w:type="gramEnd"/>
-      <w:r>
-        <w:rPr>
-          <w:rFonts w:ascii="Georgia" w:eastAsia="Georgia Pro" w:hAnsi="Georgia" w:cs="Georgia Pro"/>
-          <w:color w:val="000000" w:themeColor="text1"/>
-        </w:rPr>
-        <w:t xml:space="preserve">int a, int </w:t>
-      </w:r>
-      <w:proofErr w:type="gramStart"/>
-      <w:r>
-        <w:rPr>
-          <w:rFonts w:ascii="Georgia" w:eastAsia="Georgia Pro" w:hAnsi="Georgia" w:cs="Georgia Pro"/>
-          <w:color w:val="000000" w:themeColor="text1"/>
-        </w:rPr>
-        <w:t>b) {</w:t>
-      </w:r>
-      <w:proofErr w:type="gramEnd"/>
+        <w:t>    name = "</w:t>
+      </w:r>
+      <w:proofErr w:type="spellStart"/>
+      <w:r>
+        <w:rPr>
+          <w:rFonts w:ascii="Georgia" w:eastAsia="Georgia Pro" w:hAnsi="Georgia" w:cs="Georgia Pro"/>
+          <w:color w:val="000000" w:themeColor="text1"/>
+        </w:rPr>
+        <w:t>config_lib</w:t>
+      </w:r>
+      <w:proofErr w:type="spellEnd"/>
+      <w:r>
+        <w:rPr>
+          <w:rFonts w:ascii="Georgia" w:eastAsia="Georgia Pro" w:hAnsi="Georgia" w:cs="Georgia Pro"/>
+          <w:color w:val="000000" w:themeColor="text1"/>
+        </w:rPr>
+        <w:t>",</w:t>
+      </w:r>
     </w:p>
     <w:p>
       <w:pPr>
@@ -1482,17 +2745,24 @@
           <w:rFonts w:ascii="Georgia" w:eastAsia="Georgia Pro" w:hAnsi="Georgia" w:cs="Georgia Pro"/>
           <w:color w:val="000000" w:themeColor="text1"/>
         </w:rPr>
-        <w:t xml:space="preserve">    return a + </w:t>
-      </w:r>
-      <w:proofErr w:type="gramStart"/>
-      <w:r>
-        <w:rPr>
-          <w:rFonts w:ascii="Georgia" w:eastAsia="Georgia Pro" w:hAnsi="Georgia" w:cs="Georgia Pro"/>
-          <w:color w:val="000000" w:themeColor="text1"/>
-        </w:rPr>
-        <w:t>b;</w:t>
-      </w:r>
-      <w:proofErr w:type="gramEnd"/>
+        <w:t xml:space="preserve">    </w:t>
+      </w:r>
+      <w:proofErr w:type="spellStart"/>
+      <w:r>
+        <w:rPr>
+          <w:rFonts w:ascii="Georgia" w:eastAsia="Georgia Pro" w:hAnsi="Georgia" w:cs="Georgia Pro"/>
+          <w:color w:val="000000" w:themeColor="text1"/>
+        </w:rPr>
+        <w:t>srcs</w:t>
+      </w:r>
+      <w:proofErr w:type="spellEnd"/>
+      <w:r>
+        <w:rPr>
+          <w:rFonts w:ascii="Georgia" w:eastAsia="Georgia Pro" w:hAnsi="Georgia" w:cs="Georgia Pro"/>
+          <w:color w:val="000000" w:themeColor="text1"/>
+        </w:rPr>
+        <w:t xml:space="preserve"> = ["config.py"],</w:t>
+      </w:r>
     </w:p>
     <w:p>
       <w:pPr>
@@ -1514,56 +2784,26 @@
           <w:rFonts w:ascii="Georgia" w:eastAsia="Georgia Pro" w:hAnsi="Georgia" w:cs="Georgia Pro"/>
           <w:color w:val="000000" w:themeColor="text1"/>
         </w:rPr>
-        <w:t>}</w:t>
-      </w:r>
-    </w:p>
-    <w:p>
-      <w:pPr>
-        <w:spacing w:before="240" w:after="240" w:line="276" w:lineRule="auto"/>
-        <w:rPr>
-          <w:rFonts w:ascii="Georgia" w:eastAsia="Georgia Pro" w:hAnsi="Georgia" w:cs="Georgia Pro"/>
-          <w:color w:val="000000" w:themeColor="text1"/>
-        </w:rPr>
-      </w:pPr>
-      <w:r>
-        <w:rPr>
-          <w:rFonts w:ascii="Georgia" w:eastAsia="Georgia Pro" w:hAnsi="Georgia" w:cs="Georgia Pro"/>
-          <w:color w:val="000000" w:themeColor="text1"/>
-        </w:rPr>
-        <w:pict w14:anchorId="5DDFDED3">
-          <v:rect id="_x0000_i2612" style="width:0;height:1.5pt" o:hralign="center" o:hrstd="t" o:hr="t" fillcolor="#a0a0a0" stroked="f"/>
-        </w:pict>
-      </w:r>
-    </w:p>
-    <w:p>
-      <w:pPr>
-        <w:spacing w:before="240" w:after="240" w:line="276" w:lineRule="auto"/>
-        <w:rPr>
-          <w:rFonts w:ascii="Georgia" w:eastAsia="Georgia Pro" w:hAnsi="Georgia" w:cs="Georgia Pro"/>
-          <w:b/>
-          <w:bCs/>
-          <w:color w:val="000000" w:themeColor="text1"/>
-        </w:rPr>
-      </w:pPr>
+        <w:lastRenderedPageBreak/>
+        <w:t>    visibility = ["//</w:t>
+      </w:r>
       <w:proofErr w:type="spellStart"/>
-      <w:r>
-        <w:rPr>
-          <w:rFonts w:ascii="Georgia" w:eastAsia="Georgia Pro" w:hAnsi="Georgia" w:cs="Georgia Pro"/>
-          <w:b/>
-          <w:bCs/>
-          <w:color w:val="000000" w:themeColor="text1"/>
-        </w:rPr>
-        <w:t>cpp</w:t>
+      <w:proofErr w:type="gramStart"/>
+      <w:r>
+        <w:rPr>
+          <w:rFonts w:ascii="Georgia" w:eastAsia="Georgia Pro" w:hAnsi="Georgia" w:cs="Georgia Pro"/>
+          <w:color w:val="000000" w:themeColor="text1"/>
+        </w:rPr>
+        <w:t>visibility:public</w:t>
       </w:r>
       <w:proofErr w:type="spellEnd"/>
-      <w:r>
-        <w:rPr>
-          <w:rFonts w:ascii="Georgia" w:eastAsia="Georgia Pro" w:hAnsi="Georgia" w:cs="Georgia Pro"/>
-          <w:b/>
-          <w:bCs/>
-          <w:color w:val="000000" w:themeColor="text1"/>
-        </w:rPr>
-        <w:t>/BUILD</w:t>
+      <w:proofErr w:type="gramEnd"/>
+      <w:r>
+        <w:rPr>
+          <w:rFonts w:ascii="Georgia" w:eastAsia="Georgia Pro" w:hAnsi="Georgia" w:cs="Georgia Pro"/>
+          <w:color w:val="000000" w:themeColor="text1"/>
+        </w:rPr>
+        <w:t>"],</w:t>
       </w:r>
     </w:p>
     <w:p>
@@ -1581,21 +2821,175 @@
           <w:color w:val="000000" w:themeColor="text1"/>
         </w:rPr>
       </w:pPr>
+      <w:r>
+        <w:rPr>
+          <w:rFonts w:ascii="Georgia" w:eastAsia="Georgia Pro" w:hAnsi="Georgia" w:cs="Georgia Pro"/>
+          <w:color w:val="000000" w:themeColor="text1"/>
+        </w:rPr>
+        <w:t>)</w:t>
+      </w:r>
+    </w:p>
+    <w:p>
+      <w:pPr>
+        <w:rPr>
+          <w:rFonts w:ascii="Georgia" w:eastAsia="Georgia Pro" w:hAnsi="Georgia" w:cs="Georgia Pro"/>
+          <w:b/>
+          <w:bCs/>
+          <w:color w:val="000000" w:themeColor="text1"/>
+        </w:rPr>
+      </w:pPr>
+    </w:p>
+    <w:p>
+      <w:pPr>
+        <w:spacing w:before="240" w:after="240" w:line="276" w:lineRule="auto"/>
+        <w:rPr>
+          <w:rFonts w:ascii="Georgia" w:eastAsia="Georgia Pro" w:hAnsi="Georgia" w:cs="Georgia Pro"/>
+          <w:b/>
+          <w:bCs/>
+          <w:color w:val="000000" w:themeColor="text1"/>
+        </w:rPr>
+      </w:pPr>
+      <w:r>
+        <w:rPr>
+          <w:rFonts w:ascii="Georgia" w:eastAsia="Georgia Pro" w:hAnsi="Georgia" w:cs="Georgia Pro"/>
+          <w:b/>
+          <w:bCs/>
+          <w:color w:val="000000" w:themeColor="text1"/>
+        </w:rPr>
+        <w:t>8. Step 4: Python Application</w:t>
+      </w:r>
+    </w:p>
+    <w:p>
+      <w:pPr>
+        <w:spacing w:before="240" w:after="240" w:line="276" w:lineRule="auto"/>
+        <w:rPr>
+          <w:rFonts w:ascii="Georgia" w:eastAsia="Georgia Pro" w:hAnsi="Georgia" w:cs="Georgia Pro"/>
+          <w:color w:val="000000" w:themeColor="text1"/>
+        </w:rPr>
+      </w:pPr>
+      <w:r>
+        <w:rPr>
+          <w:rFonts w:ascii="Georgia" w:eastAsia="Georgia Pro" w:hAnsi="Georgia" w:cs="Georgia Pro"/>
+          <w:color w:val="000000" w:themeColor="text1"/>
+        </w:rPr>
+        <w:pict w14:anchorId="75D79DD1">
+          <v:rect id="_x0000_i1041" style="width:0;height:1.5pt" o:hralign="center" o:hrstd="t" o:hr="t" fillcolor="#a0a0a0" stroked="f"/>
+        </w:pict>
+      </w:r>
+    </w:p>
+    <w:p>
+      <w:pPr>
+        <w:spacing w:before="240" w:after="240" w:line="276" w:lineRule="auto"/>
+        <w:rPr>
+          <w:rFonts w:ascii="Georgia" w:eastAsia="Georgia Pro" w:hAnsi="Georgia" w:cs="Georgia Pro"/>
+          <w:b/>
+          <w:bCs/>
+          <w:color w:val="000000" w:themeColor="text1"/>
+        </w:rPr>
+      </w:pPr>
+      <w:r>
+        <w:rPr>
+          <w:rFonts w:ascii="Georgia" w:eastAsia="Georgia Pro" w:hAnsi="Georgia" w:cs="Georgia Pro"/>
+          <w:b/>
+          <w:bCs/>
+          <w:color w:val="000000" w:themeColor="text1"/>
+        </w:rPr>
+        <w:t>python/app.py</w:t>
+      </w:r>
+    </w:p>
+    <w:p>
+      <w:pPr>
+        <w:pBdr>
+          <w:top w:val="single" w:sz="4" w:space="1" w:color="auto"/>
+          <w:left w:val="single" w:sz="4" w:space="4" w:color="auto"/>
+          <w:bottom w:val="single" w:sz="4" w:space="1" w:color="auto"/>
+          <w:right w:val="single" w:sz="4" w:space="4" w:color="auto"/>
+        </w:pBdr>
+        <w:shd w:val="clear" w:color="auto" w:fill="F2F2F2" w:themeFill="background1" w:themeFillShade="F2"/>
+        <w:spacing w:after="0" w:line="276" w:lineRule="auto"/>
+        <w:rPr>
+          <w:rFonts w:ascii="Georgia" w:eastAsia="Georgia Pro" w:hAnsi="Georgia" w:cs="Georgia Pro"/>
+          <w:color w:val="000000" w:themeColor="text1"/>
+        </w:rPr>
+      </w:pPr>
+      <w:r>
+        <w:rPr>
+          <w:rFonts w:ascii="Georgia" w:eastAsia="Georgia Pro" w:hAnsi="Georgia" w:cs="Georgia Pro"/>
+          <w:color w:val="000000" w:themeColor="text1"/>
+        </w:rPr>
+        <w:t xml:space="preserve">from </w:t>
+      </w:r>
+      <w:proofErr w:type="spellStart"/>
+      <w:r>
+        <w:rPr>
+          <w:rFonts w:ascii="Georgia" w:eastAsia="Georgia Pro" w:hAnsi="Georgia" w:cs="Georgia Pro"/>
+          <w:color w:val="000000" w:themeColor="text1"/>
+        </w:rPr>
+        <w:t>shared.config</w:t>
+      </w:r>
+      <w:proofErr w:type="spellEnd"/>
+      <w:r>
+        <w:rPr>
+          <w:rFonts w:ascii="Georgia" w:eastAsia="Georgia Pro" w:hAnsi="Georgia" w:cs="Georgia Pro"/>
+          <w:color w:val="000000" w:themeColor="text1"/>
+        </w:rPr>
+        <w:t xml:space="preserve"> import MESSAGE</w:t>
+      </w:r>
+    </w:p>
+    <w:p>
+      <w:pPr>
+        <w:pBdr>
+          <w:top w:val="single" w:sz="4" w:space="1" w:color="auto"/>
+          <w:left w:val="single" w:sz="4" w:space="4" w:color="auto"/>
+          <w:bottom w:val="single" w:sz="4" w:space="1" w:color="auto"/>
+          <w:right w:val="single" w:sz="4" w:space="4" w:color="auto"/>
+        </w:pBdr>
+        <w:shd w:val="clear" w:color="auto" w:fill="F2F2F2" w:themeFill="background1" w:themeFillShade="F2"/>
+        <w:spacing w:after="0" w:line="276" w:lineRule="auto"/>
+        <w:rPr>
+          <w:rFonts w:ascii="Georgia" w:eastAsia="Georgia Pro" w:hAnsi="Georgia" w:cs="Georgia Pro"/>
+          <w:color w:val="000000" w:themeColor="text1"/>
+        </w:rPr>
+      </w:pPr>
+      <w:r>
+        <w:rPr>
+          <w:rFonts w:ascii="Georgia" w:eastAsia="Georgia Pro" w:hAnsi="Georgia" w:cs="Georgia Pro"/>
+          <w:color w:val="000000" w:themeColor="text1"/>
+        </w:rPr>
+        <w:t xml:space="preserve">import </w:t>
+      </w:r>
+      <w:proofErr w:type="spellStart"/>
+      <w:r>
+        <w:rPr>
+          <w:rFonts w:ascii="Georgia" w:eastAsia="Georgia Pro" w:hAnsi="Georgia" w:cs="Georgia Pro"/>
+          <w:color w:val="000000" w:themeColor="text1"/>
+        </w:rPr>
+        <w:t>ctypes</w:t>
+      </w:r>
+      <w:proofErr w:type="spellEnd"/>
+    </w:p>
+    <w:p>
+      <w:pPr>
+        <w:pBdr>
+          <w:top w:val="single" w:sz="4" w:space="1" w:color="auto"/>
+          <w:left w:val="single" w:sz="4" w:space="4" w:color="auto"/>
+          <w:bottom w:val="single" w:sz="4" w:space="1" w:color="auto"/>
+          <w:right w:val="single" w:sz="4" w:space="4" w:color="auto"/>
+        </w:pBdr>
+        <w:shd w:val="clear" w:color="auto" w:fill="F2F2F2" w:themeFill="background1" w:themeFillShade="F2"/>
+        <w:spacing w:after="0" w:line="276" w:lineRule="auto"/>
+        <w:rPr>
+          <w:rFonts w:ascii="Georgia" w:eastAsia="Georgia Pro" w:hAnsi="Georgia" w:cs="Georgia Pro"/>
+          <w:color w:val="000000" w:themeColor="text1"/>
+        </w:rPr>
+      </w:pPr>
       <w:proofErr w:type="gramStart"/>
       <w:r>
         <w:rPr>
           <w:rFonts w:ascii="Georgia" w:eastAsia="Georgia Pro" w:hAnsi="Georgia" w:cs="Georgia Pro"/>
           <w:color w:val="000000" w:themeColor="text1"/>
         </w:rPr>
-        <w:t>load(</w:t>
-      </w:r>
-      <w:proofErr w:type="gramEnd"/>
-      <w:r>
-        <w:rPr>
-          <w:rFonts w:ascii="Georgia" w:eastAsia="Georgia Pro" w:hAnsi="Georgia" w:cs="Georgia Pro"/>
-          <w:color w:val="000000" w:themeColor="text1"/>
-        </w:rPr>
-        <w:t>"@</w:t>
+        <w:t xml:space="preserve">import </w:t>
       </w:r>
       <w:proofErr w:type="spellStart"/>
       <w:r>
@@ -1603,34 +2997,574 @@
           <w:rFonts w:ascii="Georgia" w:eastAsia="Georgia Pro" w:hAnsi="Georgia" w:cs="Georgia Pro"/>
           <w:color w:val="000000" w:themeColor="text1"/>
         </w:rPr>
-        <w:t>rules_</w:t>
-      </w:r>
-      <w:proofErr w:type="gramStart"/>
-      <w:r>
-        <w:rPr>
-          <w:rFonts w:ascii="Georgia" w:eastAsia="Georgia Pro" w:hAnsi="Georgia" w:cs="Georgia Pro"/>
-          <w:color w:val="000000" w:themeColor="text1"/>
-        </w:rPr>
-        <w:t>cc</w:t>
-      </w:r>
-      <w:proofErr w:type="spellEnd"/>
-      <w:r>
-        <w:rPr>
-          <w:rFonts w:ascii="Georgia" w:eastAsia="Georgia Pro" w:hAnsi="Georgia" w:cs="Georgia Pro"/>
-          <w:color w:val="000000" w:themeColor="text1"/>
-        </w:rPr>
-        <w:t>//</w:t>
-      </w:r>
-      <w:proofErr w:type="spellStart"/>
-      <w:r>
-        <w:rPr>
-          <w:rFonts w:ascii="Georgia" w:eastAsia="Georgia Pro" w:hAnsi="Georgia" w:cs="Georgia Pro"/>
-          <w:color w:val="000000" w:themeColor="text1"/>
-        </w:rPr>
-        <w:t>cc:defs.bzl</w:t>
+        <w:t>os</w:t>
       </w:r>
       <w:proofErr w:type="spellEnd"/>
       <w:proofErr w:type="gramEnd"/>
+    </w:p>
+    <w:p>
+      <w:pPr>
+        <w:pBdr>
+          <w:top w:val="single" w:sz="4" w:space="1" w:color="auto"/>
+          <w:left w:val="single" w:sz="4" w:space="4" w:color="auto"/>
+          <w:bottom w:val="single" w:sz="4" w:space="1" w:color="auto"/>
+          <w:right w:val="single" w:sz="4" w:space="4" w:color="auto"/>
+        </w:pBdr>
+        <w:shd w:val="clear" w:color="auto" w:fill="F2F2F2" w:themeFill="background1" w:themeFillShade="F2"/>
+        <w:spacing w:after="0" w:line="276" w:lineRule="auto"/>
+        <w:rPr>
+          <w:rFonts w:ascii="Georgia" w:eastAsia="Georgia Pro" w:hAnsi="Georgia" w:cs="Georgia Pro"/>
+          <w:color w:val="000000" w:themeColor="text1"/>
+        </w:rPr>
+      </w:pPr>
+    </w:p>
+    <w:p>
+      <w:pPr>
+        <w:pBdr>
+          <w:top w:val="single" w:sz="4" w:space="1" w:color="auto"/>
+          <w:left w:val="single" w:sz="4" w:space="4" w:color="auto"/>
+          <w:bottom w:val="single" w:sz="4" w:space="1" w:color="auto"/>
+          <w:right w:val="single" w:sz="4" w:space="4" w:color="auto"/>
+        </w:pBdr>
+        <w:shd w:val="clear" w:color="auto" w:fill="F2F2F2" w:themeFill="background1" w:themeFillShade="F2"/>
+        <w:spacing w:after="0" w:line="276" w:lineRule="auto"/>
+        <w:rPr>
+          <w:rFonts w:ascii="Georgia" w:eastAsia="Georgia Pro" w:hAnsi="Georgia" w:cs="Georgia Pro"/>
+          <w:color w:val="000000" w:themeColor="text1"/>
+        </w:rPr>
+      </w:pPr>
+      <w:r>
+        <w:rPr>
+          <w:rFonts w:ascii="Georgia" w:eastAsia="Georgia Pro" w:hAnsi="Georgia" w:cs="Georgia Pro"/>
+          <w:color w:val="000000" w:themeColor="text1"/>
+        </w:rPr>
+        <w:t xml:space="preserve">def </w:t>
+      </w:r>
+      <w:proofErr w:type="gramStart"/>
+      <w:r>
+        <w:rPr>
+          <w:rFonts w:ascii="Georgia" w:eastAsia="Georgia Pro" w:hAnsi="Georgia" w:cs="Georgia Pro"/>
+          <w:color w:val="000000" w:themeColor="text1"/>
+        </w:rPr>
+        <w:t>main(</w:t>
+      </w:r>
+      <w:proofErr w:type="gramEnd"/>
+      <w:r>
+        <w:rPr>
+          <w:rFonts w:ascii="Georgia" w:eastAsia="Georgia Pro" w:hAnsi="Georgia" w:cs="Georgia Pro"/>
+          <w:color w:val="000000" w:themeColor="text1"/>
+        </w:rPr>
+        <w:t>):</w:t>
+      </w:r>
+    </w:p>
+    <w:p>
+      <w:pPr>
+        <w:pBdr>
+          <w:top w:val="single" w:sz="4" w:space="1" w:color="auto"/>
+          <w:left w:val="single" w:sz="4" w:space="4" w:color="auto"/>
+          <w:bottom w:val="single" w:sz="4" w:space="1" w:color="auto"/>
+          <w:right w:val="single" w:sz="4" w:space="4" w:color="auto"/>
+        </w:pBdr>
+        <w:shd w:val="clear" w:color="auto" w:fill="F2F2F2" w:themeFill="background1" w:themeFillShade="F2"/>
+        <w:spacing w:after="0" w:line="276" w:lineRule="auto"/>
+        <w:rPr>
+          <w:rFonts w:ascii="Georgia" w:eastAsia="Georgia Pro" w:hAnsi="Georgia" w:cs="Georgia Pro"/>
+          <w:color w:val="000000" w:themeColor="text1"/>
+        </w:rPr>
+      </w:pPr>
+      <w:r>
+        <w:rPr>
+          <w:rFonts w:ascii="Georgia" w:eastAsia="Georgia Pro" w:hAnsi="Georgia" w:cs="Georgia Pro"/>
+          <w:color w:val="000000" w:themeColor="text1"/>
+        </w:rPr>
+        <w:t xml:space="preserve">    </w:t>
+      </w:r>
+      <w:proofErr w:type="gramStart"/>
+      <w:r>
+        <w:rPr>
+          <w:rFonts w:ascii="Georgia" w:eastAsia="Georgia Pro" w:hAnsi="Georgia" w:cs="Georgia Pro"/>
+          <w:color w:val="000000" w:themeColor="text1"/>
+        </w:rPr>
+        <w:t>print(</w:t>
+      </w:r>
+      <w:proofErr w:type="gramEnd"/>
+      <w:r>
+        <w:rPr>
+          <w:rFonts w:ascii="Georgia" w:eastAsia="Georgia Pro" w:hAnsi="Georgia" w:cs="Georgia Pro"/>
+          <w:color w:val="000000" w:themeColor="text1"/>
+        </w:rPr>
+        <w:t>MESSAGE)</w:t>
+      </w:r>
+    </w:p>
+    <w:p>
+      <w:pPr>
+        <w:pBdr>
+          <w:top w:val="single" w:sz="4" w:space="1" w:color="auto"/>
+          <w:left w:val="single" w:sz="4" w:space="4" w:color="auto"/>
+          <w:bottom w:val="single" w:sz="4" w:space="1" w:color="auto"/>
+          <w:right w:val="single" w:sz="4" w:space="4" w:color="auto"/>
+        </w:pBdr>
+        <w:shd w:val="clear" w:color="auto" w:fill="F2F2F2" w:themeFill="background1" w:themeFillShade="F2"/>
+        <w:spacing w:after="0" w:line="276" w:lineRule="auto"/>
+        <w:rPr>
+          <w:rFonts w:ascii="Georgia" w:eastAsia="Georgia Pro" w:hAnsi="Georgia" w:cs="Georgia Pro"/>
+          <w:color w:val="000000" w:themeColor="text1"/>
+        </w:rPr>
+      </w:pPr>
+      <w:r>
+        <w:rPr>
+          <w:rFonts w:ascii="Georgia" w:eastAsia="Georgia Pro" w:hAnsi="Georgia" w:cs="Georgia Pro"/>
+          <w:color w:val="000000" w:themeColor="text1"/>
+        </w:rPr>
+        <w:t xml:space="preserve">    </w:t>
+      </w:r>
+      <w:proofErr w:type="gramStart"/>
+      <w:r>
+        <w:rPr>
+          <w:rFonts w:ascii="Georgia" w:eastAsia="Georgia Pro" w:hAnsi="Georgia" w:cs="Georgia Pro"/>
+          <w:color w:val="000000" w:themeColor="text1"/>
+        </w:rPr>
+        <w:t>print(</w:t>
+      </w:r>
+      <w:proofErr w:type="gramEnd"/>
+      <w:r>
+        <w:rPr>
+          <w:rFonts w:ascii="Georgia" w:eastAsia="Georgia Pro" w:hAnsi="Georgia" w:cs="Georgia Pro"/>
+          <w:color w:val="000000" w:themeColor="text1"/>
+        </w:rPr>
+        <w:t>"Polyglot build example (Python + C++)")</w:t>
+      </w:r>
+    </w:p>
+    <w:p>
+      <w:pPr>
+        <w:pBdr>
+          <w:top w:val="single" w:sz="4" w:space="1" w:color="auto"/>
+          <w:left w:val="single" w:sz="4" w:space="4" w:color="auto"/>
+          <w:bottom w:val="single" w:sz="4" w:space="1" w:color="auto"/>
+          <w:right w:val="single" w:sz="4" w:space="4" w:color="auto"/>
+        </w:pBdr>
+        <w:shd w:val="clear" w:color="auto" w:fill="F2F2F2" w:themeFill="background1" w:themeFillShade="F2"/>
+        <w:spacing w:after="0" w:line="276" w:lineRule="auto"/>
+        <w:rPr>
+          <w:rFonts w:ascii="Georgia" w:eastAsia="Georgia Pro" w:hAnsi="Georgia" w:cs="Georgia Pro"/>
+          <w:color w:val="000000" w:themeColor="text1"/>
+        </w:rPr>
+      </w:pPr>
+    </w:p>
+    <w:p>
+      <w:pPr>
+        <w:pBdr>
+          <w:top w:val="single" w:sz="4" w:space="1" w:color="auto"/>
+          <w:left w:val="single" w:sz="4" w:space="4" w:color="auto"/>
+          <w:bottom w:val="single" w:sz="4" w:space="1" w:color="auto"/>
+          <w:right w:val="single" w:sz="4" w:space="4" w:color="auto"/>
+        </w:pBdr>
+        <w:shd w:val="clear" w:color="auto" w:fill="F2F2F2" w:themeFill="background1" w:themeFillShade="F2"/>
+        <w:spacing w:after="0" w:line="276" w:lineRule="auto"/>
+        <w:rPr>
+          <w:rFonts w:ascii="Georgia" w:eastAsia="Georgia Pro" w:hAnsi="Georgia" w:cs="Georgia Pro"/>
+          <w:color w:val="000000" w:themeColor="text1"/>
+        </w:rPr>
+      </w:pPr>
+      <w:r>
+        <w:rPr>
+          <w:rFonts w:ascii="Georgia" w:eastAsia="Georgia Pro" w:hAnsi="Georgia" w:cs="Georgia Pro"/>
+          <w:color w:val="000000" w:themeColor="text1"/>
+        </w:rPr>
+        <w:t xml:space="preserve">    </w:t>
+      </w:r>
+      <w:proofErr w:type="spellStart"/>
+      <w:r>
+        <w:rPr>
+          <w:rFonts w:ascii="Georgia" w:eastAsia="Georgia Pro" w:hAnsi="Georgia" w:cs="Georgia Pro"/>
+          <w:color w:val="000000" w:themeColor="text1"/>
+        </w:rPr>
+        <w:t>dll_path</w:t>
+      </w:r>
+      <w:proofErr w:type="spellEnd"/>
+      <w:r>
+        <w:rPr>
+          <w:rFonts w:ascii="Georgia" w:eastAsia="Georgia Pro" w:hAnsi="Georgia" w:cs="Georgia Pro"/>
+          <w:color w:val="000000" w:themeColor="text1"/>
+        </w:rPr>
+        <w:t xml:space="preserve"> = </w:t>
+      </w:r>
+      <w:proofErr w:type="spellStart"/>
+      <w:proofErr w:type="gramStart"/>
+      <w:r>
+        <w:rPr>
+          <w:rFonts w:ascii="Georgia" w:eastAsia="Georgia Pro" w:hAnsi="Georgia" w:cs="Georgia Pro"/>
+          <w:color w:val="000000" w:themeColor="text1"/>
+        </w:rPr>
+        <w:t>os.path</w:t>
+      </w:r>
+      <w:proofErr w:type="gramEnd"/>
+      <w:r>
+        <w:rPr>
+          <w:rFonts w:ascii="Georgia" w:eastAsia="Georgia Pro" w:hAnsi="Georgia" w:cs="Georgia Pro"/>
+          <w:color w:val="000000" w:themeColor="text1"/>
+        </w:rPr>
+        <w:t>.join</w:t>
+      </w:r>
+      <w:proofErr w:type="spellEnd"/>
+      <w:r>
+        <w:rPr>
+          <w:rFonts w:ascii="Georgia" w:eastAsia="Georgia Pro" w:hAnsi="Georgia" w:cs="Georgia Pro"/>
+          <w:color w:val="000000" w:themeColor="text1"/>
+        </w:rPr>
+        <w:t>(</w:t>
+      </w:r>
+      <w:proofErr w:type="spellStart"/>
+      <w:proofErr w:type="gramStart"/>
+      <w:r>
+        <w:rPr>
+          <w:rFonts w:ascii="Georgia" w:eastAsia="Georgia Pro" w:hAnsi="Georgia" w:cs="Georgia Pro"/>
+          <w:color w:val="000000" w:themeColor="text1"/>
+        </w:rPr>
+        <w:t>os.path</w:t>
+      </w:r>
+      <w:proofErr w:type="gramEnd"/>
+      <w:r>
+        <w:rPr>
+          <w:rFonts w:ascii="Georgia" w:eastAsia="Georgia Pro" w:hAnsi="Georgia" w:cs="Georgia Pro"/>
+          <w:color w:val="000000" w:themeColor="text1"/>
+        </w:rPr>
+        <w:t>.dirname</w:t>
+      </w:r>
+      <w:proofErr w:type="spellEnd"/>
+      <w:r>
+        <w:rPr>
+          <w:rFonts w:ascii="Georgia" w:eastAsia="Georgia Pro" w:hAnsi="Georgia" w:cs="Georgia Pro"/>
+          <w:color w:val="000000" w:themeColor="text1"/>
+        </w:rPr>
+        <w:t>(__file__), "..", "</w:t>
+      </w:r>
+      <w:proofErr w:type="spellStart"/>
+      <w:r>
+        <w:rPr>
+          <w:rFonts w:ascii="Georgia" w:eastAsia="Georgia Pro" w:hAnsi="Georgia" w:cs="Georgia Pro"/>
+          <w:color w:val="000000" w:themeColor="text1"/>
+        </w:rPr>
+        <w:t>cpp</w:t>
+      </w:r>
+      <w:proofErr w:type="spellEnd"/>
+      <w:r>
+        <w:rPr>
+          <w:rFonts w:ascii="Georgia" w:eastAsia="Georgia Pro" w:hAnsi="Georgia" w:cs="Georgia Pro"/>
+          <w:color w:val="000000" w:themeColor="text1"/>
+        </w:rPr>
+        <w:t>", "math_shared.dll")</w:t>
+      </w:r>
+    </w:p>
+    <w:p>
+      <w:pPr>
+        <w:pBdr>
+          <w:top w:val="single" w:sz="4" w:space="1" w:color="auto"/>
+          <w:left w:val="single" w:sz="4" w:space="4" w:color="auto"/>
+          <w:bottom w:val="single" w:sz="4" w:space="1" w:color="auto"/>
+          <w:right w:val="single" w:sz="4" w:space="4" w:color="auto"/>
+        </w:pBdr>
+        <w:shd w:val="clear" w:color="auto" w:fill="F2F2F2" w:themeFill="background1" w:themeFillShade="F2"/>
+        <w:spacing w:after="0" w:line="276" w:lineRule="auto"/>
+        <w:rPr>
+          <w:rFonts w:ascii="Georgia" w:eastAsia="Georgia Pro" w:hAnsi="Georgia" w:cs="Georgia Pro"/>
+          <w:color w:val="000000" w:themeColor="text1"/>
+        </w:rPr>
+      </w:pPr>
+    </w:p>
+    <w:p>
+      <w:pPr>
+        <w:pBdr>
+          <w:top w:val="single" w:sz="4" w:space="1" w:color="auto"/>
+          <w:left w:val="single" w:sz="4" w:space="4" w:color="auto"/>
+          <w:bottom w:val="single" w:sz="4" w:space="1" w:color="auto"/>
+          <w:right w:val="single" w:sz="4" w:space="4" w:color="auto"/>
+        </w:pBdr>
+        <w:shd w:val="clear" w:color="auto" w:fill="F2F2F2" w:themeFill="background1" w:themeFillShade="F2"/>
+        <w:spacing w:after="0" w:line="276" w:lineRule="auto"/>
+        <w:rPr>
+          <w:rFonts w:ascii="Georgia" w:eastAsia="Georgia Pro" w:hAnsi="Georgia" w:cs="Georgia Pro"/>
+          <w:color w:val="000000" w:themeColor="text1"/>
+        </w:rPr>
+      </w:pPr>
+      <w:r>
+        <w:rPr>
+          <w:rFonts w:ascii="Georgia" w:eastAsia="Georgia Pro" w:hAnsi="Georgia" w:cs="Georgia Pro"/>
+          <w:color w:val="000000" w:themeColor="text1"/>
+        </w:rPr>
+        <w:t xml:space="preserve">    lib = </w:t>
+      </w:r>
+      <w:proofErr w:type="spellStart"/>
+      <w:proofErr w:type="gramStart"/>
+      <w:r>
+        <w:rPr>
+          <w:rFonts w:ascii="Georgia" w:eastAsia="Georgia Pro" w:hAnsi="Georgia" w:cs="Georgia Pro"/>
+          <w:color w:val="000000" w:themeColor="text1"/>
+        </w:rPr>
+        <w:t>ctypes.CDLL</w:t>
+      </w:r>
+      <w:proofErr w:type="spellEnd"/>
+      <w:proofErr w:type="gramEnd"/>
+      <w:r>
+        <w:rPr>
+          <w:rFonts w:ascii="Georgia" w:eastAsia="Georgia Pro" w:hAnsi="Georgia" w:cs="Georgia Pro"/>
+          <w:color w:val="000000" w:themeColor="text1"/>
+        </w:rPr>
+        <w:t>(</w:t>
+      </w:r>
+      <w:proofErr w:type="spellStart"/>
+      <w:r>
+        <w:rPr>
+          <w:rFonts w:ascii="Georgia" w:eastAsia="Georgia Pro" w:hAnsi="Georgia" w:cs="Georgia Pro"/>
+          <w:color w:val="000000" w:themeColor="text1"/>
+        </w:rPr>
+        <w:t>dll_path</w:t>
+      </w:r>
+      <w:proofErr w:type="spellEnd"/>
+      <w:r>
+        <w:rPr>
+          <w:rFonts w:ascii="Georgia" w:eastAsia="Georgia Pro" w:hAnsi="Georgia" w:cs="Georgia Pro"/>
+          <w:color w:val="000000" w:themeColor="text1"/>
+        </w:rPr>
+        <w:t>)</w:t>
+      </w:r>
+    </w:p>
+    <w:p>
+      <w:pPr>
+        <w:pBdr>
+          <w:top w:val="single" w:sz="4" w:space="1" w:color="auto"/>
+          <w:left w:val="single" w:sz="4" w:space="4" w:color="auto"/>
+          <w:bottom w:val="single" w:sz="4" w:space="1" w:color="auto"/>
+          <w:right w:val="single" w:sz="4" w:space="4" w:color="auto"/>
+        </w:pBdr>
+        <w:shd w:val="clear" w:color="auto" w:fill="F2F2F2" w:themeFill="background1" w:themeFillShade="F2"/>
+        <w:spacing w:after="0" w:line="276" w:lineRule="auto"/>
+        <w:rPr>
+          <w:rFonts w:ascii="Georgia" w:eastAsia="Georgia Pro" w:hAnsi="Georgia" w:cs="Georgia Pro"/>
+          <w:color w:val="000000" w:themeColor="text1"/>
+        </w:rPr>
+      </w:pPr>
+      <w:r>
+        <w:rPr>
+          <w:rFonts w:ascii="Georgia" w:eastAsia="Georgia Pro" w:hAnsi="Georgia" w:cs="Georgia Pro"/>
+          <w:color w:val="000000" w:themeColor="text1"/>
+        </w:rPr>
+        <w:t xml:space="preserve">    </w:t>
+      </w:r>
+      <w:proofErr w:type="gramStart"/>
+      <w:r>
+        <w:rPr>
+          <w:rFonts w:ascii="Georgia" w:eastAsia="Georgia Pro" w:hAnsi="Georgia" w:cs="Georgia Pro"/>
+          <w:color w:val="000000" w:themeColor="text1"/>
+        </w:rPr>
+        <w:t>print(</w:t>
+      </w:r>
+      <w:proofErr w:type="spellStart"/>
+      <w:r>
+        <w:rPr>
+          <w:rFonts w:ascii="Georgia" w:eastAsia="Georgia Pro" w:hAnsi="Georgia" w:cs="Georgia Pro"/>
+          <w:color w:val="000000" w:themeColor="text1"/>
+        </w:rPr>
+        <w:t>lib.add</w:t>
+      </w:r>
+      <w:proofErr w:type="spellEnd"/>
+      <w:r>
+        <w:rPr>
+          <w:rFonts w:ascii="Georgia" w:eastAsia="Georgia Pro" w:hAnsi="Georgia" w:cs="Georgia Pro"/>
+          <w:color w:val="000000" w:themeColor="text1"/>
+        </w:rPr>
+        <w:t>(</w:t>
+      </w:r>
+      <w:proofErr w:type="gramEnd"/>
+      <w:r>
+        <w:rPr>
+          <w:rFonts w:ascii="Georgia" w:eastAsia="Georgia Pro" w:hAnsi="Georgia" w:cs="Georgia Pro"/>
+          <w:color w:val="000000" w:themeColor="text1"/>
+        </w:rPr>
+        <w:t>2, 3))</w:t>
+      </w:r>
+    </w:p>
+    <w:p>
+      <w:pPr>
+        <w:pBdr>
+          <w:top w:val="single" w:sz="4" w:space="1" w:color="auto"/>
+          <w:left w:val="single" w:sz="4" w:space="4" w:color="auto"/>
+          <w:bottom w:val="single" w:sz="4" w:space="1" w:color="auto"/>
+          <w:right w:val="single" w:sz="4" w:space="4" w:color="auto"/>
+        </w:pBdr>
+        <w:shd w:val="clear" w:color="auto" w:fill="F2F2F2" w:themeFill="background1" w:themeFillShade="F2"/>
+        <w:spacing w:after="0" w:line="276" w:lineRule="auto"/>
+        <w:rPr>
+          <w:rFonts w:ascii="Georgia" w:eastAsia="Georgia Pro" w:hAnsi="Georgia" w:cs="Georgia Pro"/>
+          <w:color w:val="000000" w:themeColor="text1"/>
+        </w:rPr>
+      </w:pPr>
+    </w:p>
+    <w:p>
+      <w:pPr>
+        <w:pBdr>
+          <w:top w:val="single" w:sz="4" w:space="1" w:color="auto"/>
+          <w:left w:val="single" w:sz="4" w:space="4" w:color="auto"/>
+          <w:bottom w:val="single" w:sz="4" w:space="1" w:color="auto"/>
+          <w:right w:val="single" w:sz="4" w:space="4" w:color="auto"/>
+        </w:pBdr>
+        <w:shd w:val="clear" w:color="auto" w:fill="F2F2F2" w:themeFill="background1" w:themeFillShade="F2"/>
+        <w:spacing w:after="0" w:line="276" w:lineRule="auto"/>
+        <w:rPr>
+          <w:rFonts w:ascii="Georgia" w:eastAsia="Georgia Pro" w:hAnsi="Georgia" w:cs="Georgia Pro"/>
+          <w:color w:val="000000" w:themeColor="text1"/>
+        </w:rPr>
+      </w:pPr>
+      <w:r>
+        <w:rPr>
+          <w:rFonts w:ascii="Georgia" w:eastAsia="Georgia Pro" w:hAnsi="Georgia" w:cs="Georgia Pro"/>
+          <w:color w:val="000000" w:themeColor="text1"/>
+        </w:rPr>
+        <w:t>if __name__ == "__main__":</w:t>
+      </w:r>
+    </w:p>
+    <w:p>
+      <w:pPr>
+        <w:pBdr>
+          <w:top w:val="single" w:sz="4" w:space="1" w:color="auto"/>
+          <w:left w:val="single" w:sz="4" w:space="4" w:color="auto"/>
+          <w:bottom w:val="single" w:sz="4" w:space="1" w:color="auto"/>
+          <w:right w:val="single" w:sz="4" w:space="4" w:color="auto"/>
+        </w:pBdr>
+        <w:shd w:val="clear" w:color="auto" w:fill="F2F2F2" w:themeFill="background1" w:themeFillShade="F2"/>
+        <w:spacing w:after="0" w:line="276" w:lineRule="auto"/>
+        <w:rPr>
+          <w:rFonts w:ascii="Georgia" w:eastAsia="Georgia Pro" w:hAnsi="Georgia" w:cs="Georgia Pro"/>
+          <w:color w:val="000000" w:themeColor="text1"/>
+        </w:rPr>
+      </w:pPr>
+      <w:r>
+        <w:rPr>
+          <w:rFonts w:ascii="Georgia" w:eastAsia="Georgia Pro" w:hAnsi="Georgia" w:cs="Georgia Pro"/>
+          <w:color w:val="000000" w:themeColor="text1"/>
+        </w:rPr>
+        <w:t xml:space="preserve">    </w:t>
+      </w:r>
+      <w:proofErr w:type="gramStart"/>
+      <w:r>
+        <w:rPr>
+          <w:rFonts w:ascii="Georgia" w:eastAsia="Georgia Pro" w:hAnsi="Georgia" w:cs="Georgia Pro"/>
+          <w:color w:val="000000" w:themeColor="text1"/>
+        </w:rPr>
+        <w:t>main(</w:t>
+      </w:r>
+      <w:proofErr w:type="gramEnd"/>
+      <w:r>
+        <w:rPr>
+          <w:rFonts w:ascii="Georgia" w:eastAsia="Georgia Pro" w:hAnsi="Georgia" w:cs="Georgia Pro"/>
+          <w:color w:val="000000" w:themeColor="text1"/>
+        </w:rPr>
+        <w:t>)</w:t>
+      </w:r>
+    </w:p>
+    <w:p>
+      <w:pPr>
+        <w:spacing w:before="240" w:after="240" w:line="276" w:lineRule="auto"/>
+        <w:rPr>
+          <w:rFonts w:ascii="Georgia" w:eastAsia="Georgia Pro" w:hAnsi="Georgia" w:cs="Georgia Pro"/>
+          <w:color w:val="000000" w:themeColor="text1"/>
+        </w:rPr>
+      </w:pPr>
+      <w:r>
+        <w:rPr>
+          <w:rFonts w:ascii="Georgia" w:eastAsia="Georgia Pro" w:hAnsi="Georgia" w:cs="Georgia Pro"/>
+          <w:color w:val="000000" w:themeColor="text1"/>
+        </w:rPr>
+        <w:pict w14:anchorId="6BCE5176">
+          <v:rect id="_x0000_i1042" style="width:0;height:1.5pt" o:hralign="center" o:hrstd="t" o:hr="t" fillcolor="#a0a0a0" stroked="f"/>
+        </w:pict>
+      </w:r>
+    </w:p>
+    <w:p>
+      <w:pPr>
+        <w:spacing w:before="240" w:after="240" w:line="276" w:lineRule="auto"/>
+        <w:rPr>
+          <w:rFonts w:ascii="Georgia" w:eastAsia="Georgia Pro" w:hAnsi="Georgia" w:cs="Georgia Pro"/>
+          <w:b/>
+          <w:bCs/>
+          <w:color w:val="000000" w:themeColor="text1"/>
+        </w:rPr>
+      </w:pPr>
+      <w:r>
+        <w:rPr>
+          <w:rFonts w:ascii="Georgia" w:eastAsia="Georgia Pro" w:hAnsi="Georgia" w:cs="Georgia Pro"/>
+          <w:b/>
+          <w:bCs/>
+          <w:color w:val="000000" w:themeColor="text1"/>
+        </w:rPr>
+        <w:t>python/BUILD</w:t>
+      </w:r>
+    </w:p>
+    <w:p>
+      <w:pPr>
+        <w:pBdr>
+          <w:top w:val="single" w:sz="4" w:space="1" w:color="auto"/>
+          <w:left w:val="single" w:sz="4" w:space="4" w:color="auto"/>
+          <w:bottom w:val="single" w:sz="4" w:space="1" w:color="auto"/>
+          <w:right w:val="single" w:sz="4" w:space="4" w:color="auto"/>
+        </w:pBdr>
+        <w:shd w:val="clear" w:color="auto" w:fill="F2F2F2" w:themeFill="background1" w:themeFillShade="F2"/>
+        <w:spacing w:after="0" w:line="276" w:lineRule="auto"/>
+        <w:rPr>
+          <w:rFonts w:ascii="Georgia" w:eastAsia="Georgia Pro" w:hAnsi="Georgia" w:cs="Georgia Pro"/>
+          <w:color w:val="000000" w:themeColor="text1"/>
+        </w:rPr>
+      </w:pPr>
+      <w:proofErr w:type="gramStart"/>
+      <w:r>
+        <w:rPr>
+          <w:rFonts w:ascii="Georgia" w:eastAsia="Georgia Pro" w:hAnsi="Georgia" w:cs="Georgia Pro"/>
+          <w:color w:val="000000" w:themeColor="text1"/>
+        </w:rPr>
+        <w:t>load(</w:t>
+      </w:r>
+      <w:proofErr w:type="gramEnd"/>
+      <w:r>
+        <w:rPr>
+          <w:rFonts w:ascii="Georgia" w:eastAsia="Georgia Pro" w:hAnsi="Georgia" w:cs="Georgia Pro"/>
+          <w:color w:val="000000" w:themeColor="text1"/>
+        </w:rPr>
+        <w:t>"@</w:t>
+      </w:r>
+      <w:proofErr w:type="spellStart"/>
+      <w:r>
+        <w:rPr>
+          <w:rFonts w:ascii="Georgia" w:eastAsia="Georgia Pro" w:hAnsi="Georgia" w:cs="Georgia Pro"/>
+          <w:color w:val="000000" w:themeColor="text1"/>
+        </w:rPr>
+        <w:t>rules_</w:t>
+      </w:r>
+      <w:proofErr w:type="gramStart"/>
+      <w:r>
+        <w:rPr>
+          <w:rFonts w:ascii="Georgia" w:eastAsia="Georgia Pro" w:hAnsi="Georgia" w:cs="Georgia Pro"/>
+          <w:color w:val="000000" w:themeColor="text1"/>
+        </w:rPr>
+        <w:t>python</w:t>
+      </w:r>
+      <w:proofErr w:type="spellEnd"/>
+      <w:r>
+        <w:rPr>
+          <w:rFonts w:ascii="Georgia" w:eastAsia="Georgia Pro" w:hAnsi="Georgia" w:cs="Georgia Pro"/>
+          <w:color w:val="000000" w:themeColor="text1"/>
+        </w:rPr>
+        <w:t>//</w:t>
+      </w:r>
+      <w:proofErr w:type="spellStart"/>
+      <w:r>
+        <w:rPr>
+          <w:rFonts w:ascii="Georgia" w:eastAsia="Georgia Pro" w:hAnsi="Georgia" w:cs="Georgia Pro"/>
+          <w:color w:val="000000" w:themeColor="text1"/>
+        </w:rPr>
+        <w:t>python:defs.bzl</w:t>
+      </w:r>
+      <w:proofErr w:type="spellEnd"/>
+      <w:proofErr w:type="gramEnd"/>
       <w:r>
         <w:rPr>
           <w:rFonts w:ascii="Georgia" w:eastAsia="Georgia Pro" w:hAnsi="Georgia" w:cs="Georgia Pro"/>
@@ -1644,7 +3578,7 @@
           <w:rFonts w:ascii="Georgia" w:eastAsia="Georgia Pro" w:hAnsi="Georgia" w:cs="Georgia Pro"/>
           <w:color w:val="000000" w:themeColor="text1"/>
         </w:rPr>
-        <w:t>cc_library</w:t>
+        <w:t>py_binary</w:t>
       </w:r>
       <w:proofErr w:type="spellEnd"/>
       <w:r>
@@ -1653,6 +3587,633 @@
           <w:color w:val="000000" w:themeColor="text1"/>
         </w:rPr>
         <w:t>")</w:t>
+      </w:r>
+    </w:p>
+    <w:p>
+      <w:pPr>
+        <w:pBdr>
+          <w:top w:val="single" w:sz="4" w:space="1" w:color="auto"/>
+          <w:left w:val="single" w:sz="4" w:space="4" w:color="auto"/>
+          <w:bottom w:val="single" w:sz="4" w:space="1" w:color="auto"/>
+          <w:right w:val="single" w:sz="4" w:space="4" w:color="auto"/>
+        </w:pBdr>
+        <w:shd w:val="clear" w:color="auto" w:fill="F2F2F2" w:themeFill="background1" w:themeFillShade="F2"/>
+        <w:spacing w:after="0" w:line="276" w:lineRule="auto"/>
+        <w:rPr>
+          <w:rFonts w:ascii="Georgia" w:eastAsia="Georgia Pro" w:hAnsi="Georgia" w:cs="Georgia Pro"/>
+          <w:color w:val="000000" w:themeColor="text1"/>
+        </w:rPr>
+      </w:pPr>
+    </w:p>
+    <w:p>
+      <w:pPr>
+        <w:pBdr>
+          <w:top w:val="single" w:sz="4" w:space="1" w:color="auto"/>
+          <w:left w:val="single" w:sz="4" w:space="4" w:color="auto"/>
+          <w:bottom w:val="single" w:sz="4" w:space="1" w:color="auto"/>
+          <w:right w:val="single" w:sz="4" w:space="4" w:color="auto"/>
+        </w:pBdr>
+        <w:shd w:val="clear" w:color="auto" w:fill="F2F2F2" w:themeFill="background1" w:themeFillShade="F2"/>
+        <w:spacing w:after="0" w:line="276" w:lineRule="auto"/>
+        <w:rPr>
+          <w:rFonts w:ascii="Georgia" w:eastAsia="Georgia Pro" w:hAnsi="Georgia" w:cs="Georgia Pro"/>
+          <w:color w:val="000000" w:themeColor="text1"/>
+        </w:rPr>
+      </w:pPr>
+      <w:proofErr w:type="spellStart"/>
+      <w:r>
+        <w:rPr>
+          <w:rFonts w:ascii="Georgia" w:eastAsia="Georgia Pro" w:hAnsi="Georgia" w:cs="Georgia Pro"/>
+          <w:color w:val="000000" w:themeColor="text1"/>
+        </w:rPr>
+        <w:t>py_</w:t>
+      </w:r>
+      <w:proofErr w:type="gramStart"/>
+      <w:r>
+        <w:rPr>
+          <w:rFonts w:ascii="Georgia" w:eastAsia="Georgia Pro" w:hAnsi="Georgia" w:cs="Georgia Pro"/>
+          <w:color w:val="000000" w:themeColor="text1"/>
+        </w:rPr>
+        <w:t>binary</w:t>
+      </w:r>
+      <w:proofErr w:type="spellEnd"/>
+      <w:r>
+        <w:rPr>
+          <w:rFonts w:ascii="Georgia" w:eastAsia="Georgia Pro" w:hAnsi="Georgia" w:cs="Georgia Pro"/>
+          <w:color w:val="000000" w:themeColor="text1"/>
+        </w:rPr>
+        <w:t>(</w:t>
+      </w:r>
+      <w:proofErr w:type="gramEnd"/>
+    </w:p>
+    <w:p>
+      <w:pPr>
+        <w:pBdr>
+          <w:top w:val="single" w:sz="4" w:space="1" w:color="auto"/>
+          <w:left w:val="single" w:sz="4" w:space="4" w:color="auto"/>
+          <w:bottom w:val="single" w:sz="4" w:space="1" w:color="auto"/>
+          <w:right w:val="single" w:sz="4" w:space="4" w:color="auto"/>
+        </w:pBdr>
+        <w:shd w:val="clear" w:color="auto" w:fill="F2F2F2" w:themeFill="background1" w:themeFillShade="F2"/>
+        <w:spacing w:after="0" w:line="276" w:lineRule="auto"/>
+        <w:rPr>
+          <w:rFonts w:ascii="Georgia" w:eastAsia="Georgia Pro" w:hAnsi="Georgia" w:cs="Georgia Pro"/>
+          <w:color w:val="000000" w:themeColor="text1"/>
+        </w:rPr>
+      </w:pPr>
+      <w:r>
+        <w:rPr>
+          <w:rFonts w:ascii="Georgia" w:eastAsia="Georgia Pro" w:hAnsi="Georgia" w:cs="Georgia Pro"/>
+          <w:color w:val="000000" w:themeColor="text1"/>
+        </w:rPr>
+        <w:t>    name = "app",</w:t>
+      </w:r>
+    </w:p>
+    <w:p>
+      <w:pPr>
+        <w:pBdr>
+          <w:top w:val="single" w:sz="4" w:space="1" w:color="auto"/>
+          <w:left w:val="single" w:sz="4" w:space="4" w:color="auto"/>
+          <w:bottom w:val="single" w:sz="4" w:space="1" w:color="auto"/>
+          <w:right w:val="single" w:sz="4" w:space="4" w:color="auto"/>
+        </w:pBdr>
+        <w:shd w:val="clear" w:color="auto" w:fill="F2F2F2" w:themeFill="background1" w:themeFillShade="F2"/>
+        <w:spacing w:after="0" w:line="276" w:lineRule="auto"/>
+        <w:rPr>
+          <w:rFonts w:ascii="Georgia" w:eastAsia="Georgia Pro" w:hAnsi="Georgia" w:cs="Georgia Pro"/>
+          <w:color w:val="000000" w:themeColor="text1"/>
+        </w:rPr>
+      </w:pPr>
+      <w:r>
+        <w:rPr>
+          <w:rFonts w:ascii="Georgia" w:eastAsia="Georgia Pro" w:hAnsi="Georgia" w:cs="Georgia Pro"/>
+          <w:color w:val="000000" w:themeColor="text1"/>
+        </w:rPr>
+        <w:t xml:space="preserve">    </w:t>
+      </w:r>
+      <w:proofErr w:type="spellStart"/>
+      <w:r>
+        <w:rPr>
+          <w:rFonts w:ascii="Georgia" w:eastAsia="Georgia Pro" w:hAnsi="Georgia" w:cs="Georgia Pro"/>
+          <w:color w:val="000000" w:themeColor="text1"/>
+        </w:rPr>
+        <w:t>srcs</w:t>
+      </w:r>
+      <w:proofErr w:type="spellEnd"/>
+      <w:r>
+        <w:rPr>
+          <w:rFonts w:ascii="Georgia" w:eastAsia="Georgia Pro" w:hAnsi="Georgia" w:cs="Georgia Pro"/>
+          <w:color w:val="000000" w:themeColor="text1"/>
+        </w:rPr>
+        <w:t xml:space="preserve"> = ["app.py"],</w:t>
+      </w:r>
+    </w:p>
+    <w:p>
+      <w:pPr>
+        <w:pBdr>
+          <w:top w:val="single" w:sz="4" w:space="1" w:color="auto"/>
+          <w:left w:val="single" w:sz="4" w:space="4" w:color="auto"/>
+          <w:bottom w:val="single" w:sz="4" w:space="1" w:color="auto"/>
+          <w:right w:val="single" w:sz="4" w:space="4" w:color="auto"/>
+        </w:pBdr>
+        <w:shd w:val="clear" w:color="auto" w:fill="F2F2F2" w:themeFill="background1" w:themeFillShade="F2"/>
+        <w:spacing w:after="0" w:line="276" w:lineRule="auto"/>
+        <w:rPr>
+          <w:rFonts w:ascii="Georgia" w:eastAsia="Georgia Pro" w:hAnsi="Georgia" w:cs="Georgia Pro"/>
+          <w:color w:val="000000" w:themeColor="text1"/>
+        </w:rPr>
+      </w:pPr>
+      <w:r>
+        <w:rPr>
+          <w:rFonts w:ascii="Georgia" w:eastAsia="Georgia Pro" w:hAnsi="Georgia" w:cs="Georgia Pro"/>
+          <w:color w:val="000000" w:themeColor="text1"/>
+        </w:rPr>
+        <w:t>    deps = [</w:t>
+      </w:r>
+    </w:p>
+    <w:p>
+      <w:pPr>
+        <w:pBdr>
+          <w:top w:val="single" w:sz="4" w:space="1" w:color="auto"/>
+          <w:left w:val="single" w:sz="4" w:space="4" w:color="auto"/>
+          <w:bottom w:val="single" w:sz="4" w:space="1" w:color="auto"/>
+          <w:right w:val="single" w:sz="4" w:space="4" w:color="auto"/>
+        </w:pBdr>
+        <w:shd w:val="clear" w:color="auto" w:fill="F2F2F2" w:themeFill="background1" w:themeFillShade="F2"/>
+        <w:spacing w:after="0" w:line="276" w:lineRule="auto"/>
+        <w:rPr>
+          <w:rFonts w:ascii="Georgia" w:eastAsia="Georgia Pro" w:hAnsi="Georgia" w:cs="Georgia Pro"/>
+          <w:color w:val="000000" w:themeColor="text1"/>
+        </w:rPr>
+      </w:pPr>
+      <w:r>
+        <w:rPr>
+          <w:rFonts w:ascii="Georgia" w:eastAsia="Georgia Pro" w:hAnsi="Georgia" w:cs="Georgia Pro"/>
+          <w:color w:val="000000" w:themeColor="text1"/>
+        </w:rPr>
+        <w:t>        "//</w:t>
+      </w:r>
+      <w:proofErr w:type="spellStart"/>
+      <w:r>
+        <w:rPr>
+          <w:rFonts w:ascii="Georgia" w:eastAsia="Georgia Pro" w:hAnsi="Georgia" w:cs="Georgia Pro"/>
+          <w:color w:val="000000" w:themeColor="text1"/>
+        </w:rPr>
+        <w:t>shared:config_lib</w:t>
+      </w:r>
+      <w:proofErr w:type="spellEnd"/>
+      <w:r>
+        <w:rPr>
+          <w:rFonts w:ascii="Georgia" w:eastAsia="Georgia Pro" w:hAnsi="Georgia" w:cs="Georgia Pro"/>
+          <w:color w:val="000000" w:themeColor="text1"/>
+        </w:rPr>
+        <w:t>",</w:t>
+      </w:r>
+    </w:p>
+    <w:p>
+      <w:pPr>
+        <w:pBdr>
+          <w:top w:val="single" w:sz="4" w:space="1" w:color="auto"/>
+          <w:left w:val="single" w:sz="4" w:space="4" w:color="auto"/>
+          <w:bottom w:val="single" w:sz="4" w:space="1" w:color="auto"/>
+          <w:right w:val="single" w:sz="4" w:space="4" w:color="auto"/>
+        </w:pBdr>
+        <w:shd w:val="clear" w:color="auto" w:fill="F2F2F2" w:themeFill="background1" w:themeFillShade="F2"/>
+        <w:spacing w:after="0" w:line="276" w:lineRule="auto"/>
+        <w:rPr>
+          <w:rFonts w:ascii="Georgia" w:eastAsia="Georgia Pro" w:hAnsi="Georgia" w:cs="Georgia Pro"/>
+          <w:color w:val="000000" w:themeColor="text1"/>
+        </w:rPr>
+      </w:pPr>
+      <w:r>
+        <w:rPr>
+          <w:rFonts w:ascii="Georgia" w:eastAsia="Georgia Pro" w:hAnsi="Georgia" w:cs="Georgia Pro"/>
+          <w:color w:val="000000" w:themeColor="text1"/>
+        </w:rPr>
+        <w:t>    ],</w:t>
+      </w:r>
+    </w:p>
+    <w:p>
+      <w:pPr>
+        <w:pBdr>
+          <w:top w:val="single" w:sz="4" w:space="1" w:color="auto"/>
+          <w:left w:val="single" w:sz="4" w:space="4" w:color="auto"/>
+          <w:bottom w:val="single" w:sz="4" w:space="1" w:color="auto"/>
+          <w:right w:val="single" w:sz="4" w:space="4" w:color="auto"/>
+        </w:pBdr>
+        <w:shd w:val="clear" w:color="auto" w:fill="F2F2F2" w:themeFill="background1" w:themeFillShade="F2"/>
+        <w:spacing w:after="0" w:line="276" w:lineRule="auto"/>
+        <w:rPr>
+          <w:rFonts w:ascii="Georgia" w:eastAsia="Georgia Pro" w:hAnsi="Georgia" w:cs="Georgia Pro"/>
+          <w:color w:val="000000" w:themeColor="text1"/>
+        </w:rPr>
+      </w:pPr>
+      <w:r>
+        <w:rPr>
+          <w:rFonts w:ascii="Georgia" w:eastAsia="Georgia Pro" w:hAnsi="Georgia" w:cs="Georgia Pro"/>
+          <w:color w:val="000000" w:themeColor="text1"/>
+        </w:rPr>
+        <w:t>    data = ["//</w:t>
+      </w:r>
+      <w:proofErr w:type="spellStart"/>
+      <w:proofErr w:type="gramStart"/>
+      <w:r>
+        <w:rPr>
+          <w:rFonts w:ascii="Georgia" w:eastAsia="Georgia Pro" w:hAnsi="Georgia" w:cs="Georgia Pro"/>
+          <w:color w:val="000000" w:themeColor="text1"/>
+        </w:rPr>
+        <w:t>cpp:math</w:t>
+      </w:r>
+      <w:proofErr w:type="gramEnd"/>
+      <w:r>
+        <w:rPr>
+          <w:rFonts w:ascii="Georgia" w:eastAsia="Georgia Pro" w:hAnsi="Georgia" w:cs="Georgia Pro"/>
+          <w:color w:val="000000" w:themeColor="text1"/>
+        </w:rPr>
+        <w:t>_shared</w:t>
+      </w:r>
+      <w:proofErr w:type="spellEnd"/>
+      <w:r>
+        <w:rPr>
+          <w:rFonts w:ascii="Georgia" w:eastAsia="Georgia Pro" w:hAnsi="Georgia" w:cs="Georgia Pro"/>
+          <w:color w:val="000000" w:themeColor="text1"/>
+        </w:rPr>
+        <w:t>",]</w:t>
+      </w:r>
+    </w:p>
+    <w:p>
+      <w:pPr>
+        <w:pBdr>
+          <w:top w:val="single" w:sz="4" w:space="1" w:color="auto"/>
+          <w:left w:val="single" w:sz="4" w:space="4" w:color="auto"/>
+          <w:bottom w:val="single" w:sz="4" w:space="1" w:color="auto"/>
+          <w:right w:val="single" w:sz="4" w:space="4" w:color="auto"/>
+        </w:pBdr>
+        <w:shd w:val="clear" w:color="auto" w:fill="F2F2F2" w:themeFill="background1" w:themeFillShade="F2"/>
+        <w:spacing w:after="0" w:line="276" w:lineRule="auto"/>
+        <w:rPr>
+          <w:rFonts w:ascii="Georgia" w:eastAsia="Georgia Pro" w:hAnsi="Georgia" w:cs="Georgia Pro"/>
+          <w:color w:val="000000" w:themeColor="text1"/>
+        </w:rPr>
+      </w:pPr>
+      <w:r>
+        <w:rPr>
+          <w:rFonts w:ascii="Georgia" w:eastAsia="Georgia Pro" w:hAnsi="Georgia" w:cs="Georgia Pro"/>
+          <w:color w:val="000000" w:themeColor="text1"/>
+        </w:rPr>
+        <w:t>)</w:t>
+      </w:r>
+    </w:p>
+    <w:p>
+      <w:pPr>
+        <w:spacing w:before="240" w:after="240" w:line="276" w:lineRule="auto"/>
+        <w:rPr>
+          <w:rFonts w:ascii="Georgia" w:eastAsia="Georgia Pro" w:hAnsi="Georgia" w:cs="Georgia Pro"/>
+          <w:color w:val="000000" w:themeColor="text1"/>
+        </w:rPr>
+      </w:pPr>
+      <w:r>
+        <w:rPr>
+          <w:rFonts w:ascii="Georgia" w:eastAsia="Georgia Pro" w:hAnsi="Georgia" w:cs="Georgia Pro"/>
+          <w:color w:val="000000" w:themeColor="text1"/>
+        </w:rPr>
+        <w:lastRenderedPageBreak/>
+        <w:pict w14:anchorId="6518037E">
+          <v:rect id="_x0000_i1043" style="width:0;height:1.5pt" o:hralign="center" o:hrstd="t" o:hr="t" fillcolor="#a0a0a0" stroked="f"/>
+        </w:pict>
+      </w:r>
+    </w:p>
+    <w:p>
+      <w:pPr>
+        <w:spacing w:before="240" w:after="240" w:line="276" w:lineRule="auto"/>
+        <w:rPr>
+          <w:rFonts w:ascii="Georgia" w:eastAsia="Georgia Pro" w:hAnsi="Georgia" w:cs="Georgia Pro"/>
+          <w:b/>
+          <w:bCs/>
+          <w:color w:val="000000" w:themeColor="text1"/>
+        </w:rPr>
+      </w:pPr>
+      <w:r>
+        <w:rPr>
+          <w:rFonts w:ascii="Georgia" w:eastAsia="Georgia Pro" w:hAnsi="Georgia" w:cs="Georgia Pro"/>
+          <w:b/>
+          <w:bCs/>
+          <w:color w:val="000000" w:themeColor="text1"/>
+        </w:rPr>
+        <w:t>9. Step 5: Build and Run</w:t>
+      </w:r>
+    </w:p>
+    <w:p>
+      <w:pPr>
+        <w:pBdr>
+          <w:top w:val="single" w:sz="4" w:space="1" w:color="auto"/>
+          <w:left w:val="single" w:sz="4" w:space="4" w:color="auto"/>
+          <w:bottom w:val="single" w:sz="4" w:space="1" w:color="auto"/>
+          <w:right w:val="single" w:sz="4" w:space="4" w:color="auto"/>
+        </w:pBdr>
+        <w:shd w:val="clear" w:color="auto" w:fill="F2F2F2" w:themeFill="background1" w:themeFillShade="F2"/>
+        <w:spacing w:before="240" w:after="240" w:line="480" w:lineRule="auto"/>
+        <w:rPr>
+          <w:rFonts w:ascii="Georgia" w:eastAsia="Georgia Pro" w:hAnsi="Georgia" w:cs="Georgia Pro"/>
+          <w:color w:val="000000" w:themeColor="text1"/>
+        </w:rPr>
+      </w:pPr>
+      <w:proofErr w:type="spellStart"/>
+      <w:r>
+        <w:rPr>
+          <w:rFonts w:ascii="Georgia" w:eastAsia="Georgia Pro" w:hAnsi="Georgia" w:cs="Georgia Pro"/>
+          <w:color w:val="000000" w:themeColor="text1"/>
+        </w:rPr>
+        <w:t>bazel</w:t>
+      </w:r>
+      <w:proofErr w:type="spellEnd"/>
+      <w:r>
+        <w:rPr>
+          <w:rFonts w:ascii="Georgia" w:eastAsia="Georgia Pro" w:hAnsi="Georgia" w:cs="Georgia Pro"/>
+          <w:color w:val="000000" w:themeColor="text1"/>
+        </w:rPr>
+        <w:t xml:space="preserve"> build //</w:t>
+      </w:r>
+      <w:proofErr w:type="spellStart"/>
+      <w:r>
+        <w:rPr>
+          <w:rFonts w:ascii="Georgia" w:eastAsia="Georgia Pro" w:hAnsi="Georgia" w:cs="Georgia Pro"/>
+          <w:color w:val="000000" w:themeColor="text1"/>
+        </w:rPr>
+        <w:t>python:app</w:t>
+      </w:r>
+      <w:proofErr w:type="spellEnd"/>
+    </w:p>
+    <w:p>
+      <w:pPr>
+        <w:spacing w:before="240" w:after="240" w:line="276" w:lineRule="auto"/>
+        <w:rPr>
+          <w:rFonts w:ascii="Georgia" w:eastAsia="Georgia Pro" w:hAnsi="Georgia" w:cs="Georgia Pro"/>
+          <w:color w:val="000000" w:themeColor="text1"/>
+        </w:rPr>
+      </w:pPr>
+    </w:p>
+    <w:p>
+      <w:pPr>
+        <w:pBdr>
+          <w:top w:val="single" w:sz="4" w:space="1" w:color="auto"/>
+          <w:left w:val="single" w:sz="4" w:space="4" w:color="auto"/>
+          <w:bottom w:val="single" w:sz="4" w:space="1" w:color="auto"/>
+          <w:right w:val="single" w:sz="4" w:space="4" w:color="auto"/>
+        </w:pBdr>
+        <w:shd w:val="clear" w:color="auto" w:fill="F2F2F2" w:themeFill="background1" w:themeFillShade="F2"/>
+        <w:spacing w:before="240" w:after="240" w:line="480" w:lineRule="auto"/>
+        <w:rPr>
+          <w:rFonts w:ascii="Georgia" w:eastAsia="Georgia Pro" w:hAnsi="Georgia" w:cs="Georgia Pro"/>
+          <w:color w:val="000000" w:themeColor="text1"/>
+        </w:rPr>
+      </w:pPr>
+      <w:proofErr w:type="spellStart"/>
+      <w:r>
+        <w:rPr>
+          <w:rFonts w:ascii="Georgia" w:eastAsia="Georgia Pro" w:hAnsi="Georgia" w:cs="Georgia Pro"/>
+          <w:color w:val="000000" w:themeColor="text1"/>
+        </w:rPr>
+        <w:t>bazel</w:t>
+      </w:r>
+      <w:proofErr w:type="spellEnd"/>
+      <w:r>
+        <w:rPr>
+          <w:rFonts w:ascii="Georgia" w:eastAsia="Georgia Pro" w:hAnsi="Georgia" w:cs="Georgia Pro"/>
+          <w:color w:val="000000" w:themeColor="text1"/>
+        </w:rPr>
+        <w:t xml:space="preserve"> run //</w:t>
+      </w:r>
+      <w:proofErr w:type="spellStart"/>
+      <w:r>
+        <w:rPr>
+          <w:rFonts w:ascii="Georgia" w:eastAsia="Georgia Pro" w:hAnsi="Georgia" w:cs="Georgia Pro"/>
+          <w:color w:val="000000" w:themeColor="text1"/>
+        </w:rPr>
+        <w:t>python:app</w:t>
+      </w:r>
+      <w:proofErr w:type="spellEnd"/>
+    </w:p>
+    <w:p>
+      <w:pPr>
+        <w:spacing w:before="240" w:after="240" w:line="276" w:lineRule="auto"/>
+        <w:rPr>
+          <w:rFonts w:ascii="Georgia" w:eastAsia="Georgia Pro" w:hAnsi="Georgia" w:cs="Georgia Pro"/>
+          <w:color w:val="000000" w:themeColor="text1"/>
+        </w:rPr>
+      </w:pPr>
+      <w:r>
+        <w:rPr>
+          <w:rFonts w:ascii="Georgia" w:eastAsia="Georgia Pro" w:hAnsi="Georgia" w:cs="Georgia Pro"/>
+          <w:color w:val="000000" w:themeColor="text1"/>
+        </w:rPr>
+        <w:pict w14:anchorId="654ADAB4">
+          <v:rect id="_x0000_i1044" style="width:0;height:1.5pt" o:hralign="center" o:hrstd="t" o:hr="t" fillcolor="#a0a0a0" stroked="f"/>
+        </w:pict>
+      </w:r>
+    </w:p>
+    <w:p>
+      <w:pPr>
+        <w:spacing w:before="240" w:after="240" w:line="276" w:lineRule="auto"/>
+        <w:rPr>
+          <w:rFonts w:ascii="Georgia" w:eastAsia="Georgia Pro" w:hAnsi="Georgia" w:cs="Georgia Pro"/>
+          <w:b/>
+          <w:bCs/>
+          <w:color w:val="000000" w:themeColor="text1"/>
+        </w:rPr>
+      </w:pPr>
+      <w:r>
+        <w:rPr>
+          <w:rFonts w:ascii="Georgia" w:eastAsia="Georgia Pro" w:hAnsi="Georgia" w:cs="Georgia Pro"/>
+          <w:b/>
+          <w:bCs/>
+          <w:color w:val="000000" w:themeColor="text1"/>
+        </w:rPr>
+        <w:t>Expected Output</w:t>
+      </w:r>
+    </w:p>
+    <w:p>
+      <w:pPr>
+        <w:spacing w:before="240" w:after="240" w:line="276" w:lineRule="auto"/>
+        <w:rPr>
+          <w:rFonts w:ascii="Georgia" w:eastAsia="Georgia Pro" w:hAnsi="Georgia" w:cs="Georgia Pro"/>
+          <w:color w:val="000000" w:themeColor="text1"/>
+        </w:rPr>
+      </w:pPr>
+      <w:r>
+        <w:rPr>
+          <w:rFonts w:ascii="Georgia" w:eastAsia="Georgia Pro" w:hAnsi="Georgia" w:cs="Georgia Pro"/>
+          <w:color w:val="000000" w:themeColor="text1"/>
+        </w:rPr>
+        <w:t>Hello from shared config</w:t>
+      </w:r>
+    </w:p>
+    <w:p>
+      <w:pPr>
+        <w:spacing w:before="240" w:after="240" w:line="276" w:lineRule="auto"/>
+        <w:rPr>
+          <w:rFonts w:ascii="Georgia" w:eastAsia="Georgia Pro" w:hAnsi="Georgia" w:cs="Georgia Pro"/>
+          <w:color w:val="000000" w:themeColor="text1"/>
+        </w:rPr>
+      </w:pPr>
+      <w:r>
+        <w:rPr>
+          <w:rFonts w:ascii="Georgia" w:eastAsia="Georgia Pro" w:hAnsi="Georgia" w:cs="Georgia Pro"/>
+          <w:color w:val="000000" w:themeColor="text1"/>
+        </w:rPr>
+        <w:t>Python layer calling C++ is conceptual here</w:t>
+      </w:r>
+    </w:p>
+    <w:p>
+      <w:pPr>
+        <w:spacing w:before="240" w:after="240" w:line="276" w:lineRule="auto"/>
+        <w:rPr>
+          <w:rFonts w:ascii="Georgia" w:eastAsia="Georgia Pro" w:hAnsi="Georgia" w:cs="Georgia Pro"/>
+          <w:color w:val="000000" w:themeColor="text1"/>
+        </w:rPr>
+      </w:pPr>
+      <w:r>
+        <w:rPr>
+          <w:rFonts w:ascii="Georgia" w:eastAsia="Georgia Pro" w:hAnsi="Georgia" w:cs="Georgia Pro"/>
+          <w:color w:val="000000" w:themeColor="text1"/>
+        </w:rPr>
+        <w:pict w14:anchorId="03B514BE">
+          <v:rect id="_x0000_i1045" style="width:0;height:1.5pt" o:hralign="center" o:hrstd="t" o:hr="t" fillcolor="#a0a0a0" stroked="f"/>
+        </w:pict>
+      </w:r>
+    </w:p>
+    <w:p>
+      <w:pPr>
+        <w:spacing w:before="240" w:after="240" w:line="276" w:lineRule="auto"/>
+        <w:rPr>
+          <w:rFonts w:ascii="Georgia" w:eastAsia="Georgia Pro" w:hAnsi="Georgia" w:cs="Georgia Pro"/>
+          <w:b/>
+          <w:bCs/>
+          <w:color w:val="000000" w:themeColor="text1"/>
+        </w:rPr>
+      </w:pPr>
+      <w:r>
+        <w:rPr>
+          <w:rFonts w:ascii="Georgia" w:eastAsia="Georgia Pro" w:hAnsi="Georgia" w:cs="Georgia Pro"/>
+          <w:b/>
+          <w:bCs/>
+          <w:color w:val="000000" w:themeColor="text1"/>
+        </w:rPr>
+        <w:t>10. Step 6: Cross-Language Integration (Concept)</w:t>
+      </w:r>
+    </w:p>
+    <w:p>
+      <w:pPr>
+        <w:spacing w:before="240" w:after="240" w:line="276" w:lineRule="auto"/>
+        <w:rPr>
+          <w:rFonts w:ascii="Georgia" w:eastAsia="Georgia Pro" w:hAnsi="Georgia" w:cs="Georgia Pro"/>
+          <w:b/>
+          <w:bCs/>
+          <w:color w:val="000000" w:themeColor="text1"/>
+        </w:rPr>
+      </w:pPr>
+      <w:r>
+        <w:rPr>
+          <w:rFonts w:ascii="Georgia" w:eastAsia="Georgia Pro" w:hAnsi="Georgia" w:cs="Georgia Pro"/>
+          <w:b/>
+          <w:bCs/>
+          <w:color w:val="000000" w:themeColor="text1"/>
+        </w:rPr>
+        <w:t>Option 1 (Simple Conceptual Integration)</w:t>
+      </w:r>
+    </w:p>
+    <w:p>
+      <w:pPr>
+        <w:numPr>
+          <w:ilvl w:val="0"/>
+          <w:numId w:val="123"/>
+        </w:numPr>
+        <w:spacing w:before="240" w:after="240" w:line="276" w:lineRule="auto"/>
+        <w:rPr>
+          <w:rFonts w:ascii="Georgia" w:eastAsia="Georgia Pro" w:hAnsi="Georgia" w:cs="Georgia Pro"/>
+          <w:color w:val="000000" w:themeColor="text1"/>
+        </w:rPr>
+      </w:pPr>
+      <w:r>
+        <w:rPr>
+          <w:rFonts w:ascii="Georgia" w:eastAsia="Georgia Pro" w:hAnsi="Georgia" w:cs="Georgia Pro"/>
+          <w:color w:val="000000" w:themeColor="text1"/>
+        </w:rPr>
+        <w:t xml:space="preserve">Python orchestrates logic </w:t>
+      </w:r>
+    </w:p>
+    <w:p>
+      <w:pPr>
+        <w:numPr>
+          <w:ilvl w:val="0"/>
+          <w:numId w:val="123"/>
+        </w:numPr>
+        <w:spacing w:before="240" w:after="240" w:line="276" w:lineRule="auto"/>
+        <w:rPr>
+          <w:rFonts w:ascii="Georgia" w:eastAsia="Georgia Pro" w:hAnsi="Georgia" w:cs="Georgia Pro"/>
+          <w:color w:val="000000" w:themeColor="text1"/>
+        </w:rPr>
+      </w:pPr>
+      <w:r>
+        <w:rPr>
+          <w:rFonts w:ascii="Georgia" w:eastAsia="Georgia Pro" w:hAnsi="Georgia" w:cs="Georgia Pro"/>
+          <w:color w:val="000000" w:themeColor="text1"/>
+        </w:rPr>
+        <w:t xml:space="preserve">C++ provides performance-critical modules </w:t>
+      </w:r>
+    </w:p>
+    <w:p>
+      <w:pPr>
+        <w:spacing w:before="240" w:after="240" w:line="276" w:lineRule="auto"/>
+        <w:rPr>
+          <w:rFonts w:ascii="Georgia" w:eastAsia="Georgia Pro" w:hAnsi="Georgia" w:cs="Georgia Pro"/>
+          <w:color w:val="000000" w:themeColor="text1"/>
+        </w:rPr>
+      </w:pPr>
+      <w:r>
+        <w:rPr>
+          <w:rFonts w:ascii="Georgia" w:eastAsia="Georgia Pro" w:hAnsi="Georgia" w:cs="Georgia Pro"/>
+          <w:color w:val="000000" w:themeColor="text1"/>
+        </w:rPr>
+        <w:pict w14:anchorId="54E97F56">
+          <v:rect id="_x0000_i1046" style="width:0;height:1.5pt" o:hralign="center" o:hrstd="t" o:hr="t" fillcolor="#a0a0a0" stroked="f"/>
+        </w:pict>
+      </w:r>
+    </w:p>
+    <w:p>
+      <w:pPr>
+        <w:spacing w:before="240" w:after="240" w:line="276" w:lineRule="auto"/>
+        <w:rPr>
+          <w:rFonts w:ascii="Georgia" w:eastAsia="Georgia Pro" w:hAnsi="Georgia" w:cs="Georgia Pro"/>
+          <w:b/>
+          <w:bCs/>
+          <w:color w:val="000000" w:themeColor="text1"/>
+        </w:rPr>
+      </w:pPr>
+      <w:r>
+        <w:rPr>
+          <w:rFonts w:ascii="Georgia" w:eastAsia="Georgia Pro" w:hAnsi="Georgia" w:cs="Georgia Pro"/>
+          <w:b/>
+          <w:bCs/>
+          <w:color w:val="000000" w:themeColor="text1"/>
+        </w:rPr>
+        <w:t>Option 2 (Advanced – Binding via shared library)</w:t>
+      </w:r>
+    </w:p>
+    <w:p>
+      <w:pPr>
+        <w:spacing w:before="240" w:after="240" w:line="276" w:lineRule="auto"/>
+        <w:rPr>
+          <w:rFonts w:ascii="Georgia" w:eastAsia="Georgia Pro" w:hAnsi="Georgia" w:cs="Georgia Pro"/>
+          <w:color w:val="000000" w:themeColor="text1"/>
+        </w:rPr>
+      </w:pPr>
+      <w:r>
+        <w:rPr>
+          <w:rFonts w:ascii="Georgia" w:eastAsia="Georgia Pro" w:hAnsi="Georgia" w:cs="Georgia Pro"/>
+          <w:color w:val="000000" w:themeColor="text1"/>
+        </w:rPr>
+        <w:t>Modify C++:</w:t>
       </w:r>
     </w:p>
     <w:p>
@@ -1670,6 +4231,31 @@
           <w:color w:val="000000" w:themeColor="text1"/>
         </w:rPr>
       </w:pPr>
+      <w:proofErr w:type="spellStart"/>
+      <w:r>
+        <w:rPr>
+          <w:rFonts w:ascii="Georgia" w:eastAsia="Georgia Pro" w:hAnsi="Georgia" w:cs="Georgia Pro"/>
+          <w:color w:val="000000" w:themeColor="text1"/>
+        </w:rPr>
+        <w:t>cc_</w:t>
+      </w:r>
+      <w:proofErr w:type="gramStart"/>
+      <w:r>
+        <w:rPr>
+          <w:rFonts w:ascii="Georgia" w:eastAsia="Georgia Pro" w:hAnsi="Georgia" w:cs="Georgia Pro"/>
+          <w:color w:val="000000" w:themeColor="text1"/>
+        </w:rPr>
+        <w:t>binary</w:t>
+      </w:r>
+      <w:proofErr w:type="spellEnd"/>
+      <w:r>
+        <w:rPr>
+          <w:rFonts w:ascii="Georgia" w:eastAsia="Georgia Pro" w:hAnsi="Georgia" w:cs="Georgia Pro"/>
+          <w:color w:val="000000" w:themeColor="text1"/>
+        </w:rPr>
+        <w:t>(</w:t>
+      </w:r>
+      <w:proofErr w:type="gramEnd"/>
     </w:p>
     <w:p>
       <w:pPr>
@@ -1686,21 +4272,20 @@
           <w:color w:val="000000" w:themeColor="text1"/>
         </w:rPr>
       </w:pPr>
+      <w:r>
+        <w:rPr>
+          <w:rFonts w:ascii="Georgia" w:eastAsia="Georgia Pro" w:hAnsi="Georgia" w:cs="Georgia Pro"/>
+          <w:color w:val="000000" w:themeColor="text1"/>
+        </w:rPr>
+        <w:t xml:space="preserve">    name = "</w:t>
+      </w:r>
       <w:proofErr w:type="spellStart"/>
       <w:r>
         <w:rPr>
           <w:rFonts w:ascii="Georgia" w:eastAsia="Georgia Pro" w:hAnsi="Georgia" w:cs="Georgia Pro"/>
           <w:color w:val="000000" w:themeColor="text1"/>
         </w:rPr>
-        <w:t>cc_</w:t>
-      </w:r>
-      <w:proofErr w:type="gramStart"/>
-      <w:r>
-        <w:rPr>
-          <w:rFonts w:ascii="Georgia" w:eastAsia="Georgia Pro" w:hAnsi="Georgia" w:cs="Georgia Pro"/>
-          <w:color w:val="000000" w:themeColor="text1"/>
-        </w:rPr>
-        <w:t>library</w:t>
+        <w:t>math_shared</w:t>
       </w:r>
       <w:proofErr w:type="spellEnd"/>
       <w:r>
@@ -1708,9 +4293,8 @@
           <w:rFonts w:ascii="Georgia" w:eastAsia="Georgia Pro" w:hAnsi="Georgia" w:cs="Georgia Pro"/>
           <w:color w:val="000000" w:themeColor="text1"/>
         </w:rPr>
-        <w:t>(</w:t>
-      </w:r>
-      <w:proofErr w:type="gramEnd"/>
+        <w:t>",</w:t>
+      </w:r>
     </w:p>
     <w:p>
       <w:pPr>
@@ -1732,7 +4316,7 @@
           <w:rFonts w:ascii="Georgia" w:eastAsia="Georgia Pro" w:hAnsi="Georgia" w:cs="Georgia Pro"/>
           <w:color w:val="000000" w:themeColor="text1"/>
         </w:rPr>
-        <w:t xml:space="preserve">    name = "</w:t>
+        <w:t xml:space="preserve">    </w:t>
       </w:r>
       <w:proofErr w:type="spellStart"/>
       <w:r>
@@ -1740,7 +4324,7 @@
           <w:rFonts w:ascii="Georgia" w:eastAsia="Georgia Pro" w:hAnsi="Georgia" w:cs="Georgia Pro"/>
           <w:color w:val="000000" w:themeColor="text1"/>
         </w:rPr>
-        <w:t>math_lib</w:t>
+        <w:t>srcs</w:t>
       </w:r>
       <w:proofErr w:type="spellEnd"/>
       <w:r>
@@ -1748,7 +4332,7 @@
           <w:rFonts w:ascii="Georgia" w:eastAsia="Georgia Pro" w:hAnsi="Georgia" w:cs="Georgia Pro"/>
           <w:color w:val="000000" w:themeColor="text1"/>
         </w:rPr>
-        <w:t>",</w:t>
+        <w:t xml:space="preserve"> = ["math.cpp"],</w:t>
       </w:r>
     </w:p>
     <w:p>
@@ -1779,7 +4363,7 @@
           <w:rFonts w:ascii="Georgia" w:eastAsia="Georgia Pro" w:hAnsi="Georgia" w:cs="Georgia Pro"/>
           <w:color w:val="000000" w:themeColor="text1"/>
         </w:rPr>
-        <w:t>srcs</w:t>
+        <w:t>linkshared</w:t>
       </w:r>
       <w:proofErr w:type="spellEnd"/>
       <w:r>
@@ -1787,7 +4371,7 @@
           <w:rFonts w:ascii="Georgia" w:eastAsia="Georgia Pro" w:hAnsi="Georgia" w:cs="Georgia Pro"/>
           <w:color w:val="000000" w:themeColor="text1"/>
         </w:rPr>
-        <w:t xml:space="preserve"> = ["math.cpp"],</w:t>
+        <w:t xml:space="preserve"> = True,</w:t>
       </w:r>
     </w:p>
     <w:p>
@@ -1810,16 +4394,45 @@
           <w:rFonts w:ascii="Georgia" w:eastAsia="Georgia Pro" w:hAnsi="Georgia" w:cs="Georgia Pro"/>
           <w:color w:val="000000" w:themeColor="text1"/>
         </w:rPr>
+        <w:t>)</w:t>
+      </w:r>
+    </w:p>
+    <w:p>
+      <w:pPr>
+        <w:spacing w:before="240" w:after="240" w:line="276" w:lineRule="auto"/>
+        <w:rPr>
+          <w:rFonts w:ascii="Georgia" w:eastAsia="Georgia Pro" w:hAnsi="Georgia" w:cs="Georgia Pro"/>
+          <w:color w:val="000000" w:themeColor="text1"/>
+        </w:rPr>
+      </w:pPr>
+      <w:r>
+        <w:rPr>
+          <w:rFonts w:ascii="Georgia" w:eastAsia="Georgia Pro" w:hAnsi="Georgia" w:cs="Georgia Pro"/>
+          <w:color w:val="000000" w:themeColor="text1"/>
+        </w:rPr>
         <w:lastRenderedPageBreak/>
-        <w:t xml:space="preserve">    </w:t>
-      </w:r>
+        <w:t>Then Python can call via:</w:t>
+      </w:r>
+    </w:p>
+    <w:p>
+      <w:pPr>
+        <w:numPr>
+          <w:ilvl w:val="0"/>
+          <w:numId w:val="124"/>
+        </w:numPr>
+        <w:spacing w:before="240" w:after="240" w:line="276" w:lineRule="auto"/>
+        <w:rPr>
+          <w:rFonts w:ascii="Georgia" w:eastAsia="Georgia Pro" w:hAnsi="Georgia" w:cs="Georgia Pro"/>
+          <w:color w:val="000000" w:themeColor="text1"/>
+        </w:rPr>
+      </w:pPr>
       <w:proofErr w:type="spellStart"/>
       <w:r>
         <w:rPr>
           <w:rFonts w:ascii="Georgia" w:eastAsia="Georgia Pro" w:hAnsi="Georgia" w:cs="Georgia Pro"/>
           <w:color w:val="000000" w:themeColor="text1"/>
         </w:rPr>
-        <w:t>hdrs</w:t>
+        <w:t>ctypes</w:t>
       </w:r>
       <w:proofErr w:type="spellEnd"/>
       <w:r>
@@ -1827,23 +4440,123 @@
           <w:rFonts w:ascii="Georgia" w:eastAsia="Georgia Pro" w:hAnsi="Georgia" w:cs="Georgia Pro"/>
           <w:color w:val="000000" w:themeColor="text1"/>
         </w:rPr>
-        <w:t xml:space="preserve"> = ["</w:t>
+        <w:t xml:space="preserve"> </w:t>
+      </w:r>
+    </w:p>
+    <w:p>
+      <w:pPr>
+        <w:numPr>
+          <w:ilvl w:val="0"/>
+          <w:numId w:val="124"/>
+        </w:numPr>
+        <w:spacing w:before="240" w:after="240" w:line="276" w:lineRule="auto"/>
+        <w:rPr>
+          <w:rFonts w:ascii="Georgia" w:eastAsia="Georgia Pro" w:hAnsi="Georgia" w:cs="Georgia Pro"/>
+          <w:color w:val="000000" w:themeColor="text1"/>
+        </w:rPr>
+      </w:pPr>
+      <w:r>
+        <w:rPr>
+          <w:rFonts w:ascii="Georgia" w:eastAsia="Georgia Pro" w:hAnsi="Georgia" w:cs="Georgia Pro"/>
+          <w:color w:val="000000" w:themeColor="text1"/>
+        </w:rPr>
+        <w:t xml:space="preserve">pybind11 (advanced) </w:t>
+      </w:r>
+    </w:p>
+    <w:p>
+      <w:pPr>
+        <w:spacing w:before="240" w:after="240" w:line="276" w:lineRule="auto"/>
+        <w:rPr>
+          <w:rFonts w:ascii="Georgia" w:eastAsia="Georgia Pro" w:hAnsi="Georgia" w:cs="Georgia Pro"/>
+          <w:color w:val="000000" w:themeColor="text1"/>
+        </w:rPr>
+      </w:pPr>
+      <w:r>
+        <w:rPr>
+          <w:rFonts w:ascii="Georgia" w:eastAsia="Georgia Pro" w:hAnsi="Georgia" w:cs="Georgia Pro"/>
+          <w:color w:val="000000" w:themeColor="text1"/>
+        </w:rPr>
+        <w:pict w14:anchorId="1CC6D691">
+          <v:rect id="_x0000_i1047" style="width:0;height:1.5pt" o:hralign="center" o:hrstd="t" o:hr="t" fillcolor="#a0a0a0" stroked="f"/>
+        </w:pict>
+      </w:r>
+    </w:p>
+    <w:p>
+      <w:pPr>
+        <w:spacing w:before="240" w:after="240" w:line="276" w:lineRule="auto"/>
+        <w:rPr>
+          <w:rFonts w:ascii="Georgia" w:eastAsia="Georgia Pro" w:hAnsi="Georgia" w:cs="Georgia Pro"/>
+          <w:b/>
+          <w:bCs/>
+          <w:color w:val="000000" w:themeColor="text1"/>
+        </w:rPr>
+      </w:pPr>
+      <w:r>
+        <w:rPr>
+          <w:rFonts w:ascii="Georgia" w:eastAsia="Georgia Pro" w:hAnsi="Georgia" w:cs="Georgia Pro"/>
+          <w:b/>
+          <w:bCs/>
+          <w:color w:val="000000" w:themeColor="text1"/>
+        </w:rPr>
+        <w:t xml:space="preserve">11. Step 7: Add Python </w:t>
+      </w:r>
+      <w:r>
+        <w:rPr>
+          <w:rFonts w:ascii="Times New Roman" w:eastAsia="Georgia Pro" w:hAnsi="Times New Roman" w:cs="Times New Roman"/>
+          <w:b/>
+          <w:bCs/>
+          <w:color w:val="000000" w:themeColor="text1"/>
+        </w:rPr>
+        <w:t>→</w:t>
+      </w:r>
+      <w:r>
+        <w:rPr>
+          <w:rFonts w:ascii="Georgia" w:eastAsia="Georgia Pro" w:hAnsi="Georgia" w:cs="Georgia Pro"/>
+          <w:b/>
+          <w:bCs/>
+          <w:color w:val="000000" w:themeColor="text1"/>
+        </w:rPr>
+        <w:t xml:space="preserve"> C++ Call (</w:t>
       </w:r>
       <w:proofErr w:type="spellStart"/>
       <w:r>
         <w:rPr>
           <w:rFonts w:ascii="Georgia" w:eastAsia="Georgia Pro" w:hAnsi="Georgia" w:cs="Georgia Pro"/>
-          <w:color w:val="000000" w:themeColor="text1"/>
-        </w:rPr>
-        <w:t>math.h</w:t>
+          <w:b/>
+          <w:bCs/>
+          <w:color w:val="000000" w:themeColor="text1"/>
+        </w:rPr>
+        <w:t>ctypes</w:t>
       </w:r>
       <w:proofErr w:type="spellEnd"/>
       <w:r>
         <w:rPr>
           <w:rFonts w:ascii="Georgia" w:eastAsia="Georgia Pro" w:hAnsi="Georgia" w:cs="Georgia Pro"/>
-          <w:color w:val="000000" w:themeColor="text1"/>
-        </w:rPr>
-        <w:t>"],</w:t>
+          <w:b/>
+          <w:bCs/>
+          <w:color w:val="000000" w:themeColor="text1"/>
+        </w:rPr>
+        <w:t xml:space="preserve"> Example)</w:t>
+      </w:r>
+    </w:p>
+    <w:p>
+      <w:pPr>
+        <w:spacing w:before="240" w:after="240" w:line="276" w:lineRule="auto"/>
+        <w:rPr>
+          <w:rFonts w:ascii="Georgia" w:eastAsia="Georgia Pro" w:hAnsi="Georgia" w:cs="Georgia Pro"/>
+          <w:b/>
+          <w:bCs/>
+          <w:color w:val="000000" w:themeColor="text1"/>
+        </w:rPr>
+      </w:pPr>
+      <w:r>
+        <w:rPr>
+          <w:rFonts w:ascii="Georgia" w:eastAsia="Georgia Pro" w:hAnsi="Georgia" w:cs="Georgia Pro"/>
+          <w:b/>
+          <w:bCs/>
+          <w:color w:val="000000" w:themeColor="text1"/>
+        </w:rPr>
+        <w:t>python/app.py (advanced)</w:t>
       </w:r>
     </w:p>
     <w:p>
@@ -1866,26 +4579,17 @@
           <w:rFonts w:ascii="Georgia" w:eastAsia="Georgia Pro" w:hAnsi="Georgia" w:cs="Georgia Pro"/>
           <w:color w:val="000000" w:themeColor="text1"/>
         </w:rPr>
-        <w:t xml:space="preserve">    visibility = ["//</w:t>
+        <w:t xml:space="preserve">import </w:t>
       </w:r>
       <w:proofErr w:type="spellStart"/>
-      <w:proofErr w:type="gramStart"/>
-      <w:r>
-        <w:rPr>
-          <w:rFonts w:ascii="Georgia" w:eastAsia="Georgia Pro" w:hAnsi="Georgia" w:cs="Georgia Pro"/>
-          <w:color w:val="000000" w:themeColor="text1"/>
-        </w:rPr>
-        <w:t>visibility:public</w:t>
+      <w:r>
+        <w:rPr>
+          <w:rFonts w:ascii="Georgia" w:eastAsia="Georgia Pro" w:hAnsi="Georgia" w:cs="Georgia Pro"/>
+          <w:color w:val="000000" w:themeColor="text1"/>
+        </w:rPr>
+        <w:t>ctypes</w:t>
       </w:r>
       <w:proofErr w:type="spellEnd"/>
-      <w:proofErr w:type="gramEnd"/>
-      <w:r>
-        <w:rPr>
-          <w:rFonts w:ascii="Georgia" w:eastAsia="Georgia Pro" w:hAnsi="Georgia" w:cs="Georgia Pro"/>
-          <w:color w:val="000000" w:themeColor="text1"/>
-        </w:rPr>
-        <w:t>"],</w:t>
-      </w:r>
     </w:p>
     <w:p>
       <w:pPr>
@@ -1907,83 +4611,57 @@
           <w:rFonts w:ascii="Georgia" w:eastAsia="Georgia Pro" w:hAnsi="Georgia" w:cs="Georgia Pro"/>
           <w:color w:val="000000" w:themeColor="text1"/>
         </w:rPr>
-        <w:t>)</w:t>
-      </w:r>
-    </w:p>
-    <w:p>
-      <w:pPr>
-        <w:spacing w:before="240" w:after="240" w:line="276" w:lineRule="auto"/>
-        <w:rPr>
-          <w:rFonts w:ascii="Georgia" w:eastAsia="Georgia Pro" w:hAnsi="Georgia" w:cs="Georgia Pro"/>
-          <w:color w:val="000000" w:themeColor="text1"/>
-        </w:rPr>
-      </w:pPr>
-      <w:r>
-        <w:rPr>
-          <w:rFonts w:ascii="Georgia" w:eastAsia="Georgia Pro" w:hAnsi="Georgia" w:cs="Georgia Pro"/>
-          <w:color w:val="000000" w:themeColor="text1"/>
-        </w:rPr>
-        <w:pict w14:anchorId="70742D2D">
-          <v:rect id="_x0000_i2613" style="width:0;height:1.5pt" o:hralign="center" o:hrstd="t" o:hr="t" fillcolor="#a0a0a0" stroked="f"/>
-        </w:pict>
-      </w:r>
-    </w:p>
-    <w:p>
-      <w:pPr>
-        <w:spacing w:before="240" w:after="240" w:line="276" w:lineRule="auto"/>
-        <w:rPr>
-          <w:rFonts w:ascii="Georgia" w:eastAsia="Georgia Pro" w:hAnsi="Georgia" w:cs="Georgia Pro"/>
-          <w:b/>
-          <w:bCs/>
-          <w:color w:val="000000" w:themeColor="text1"/>
-        </w:rPr>
-      </w:pPr>
-      <w:r>
-        <w:rPr>
-          <w:rFonts w:ascii="Georgia" w:eastAsia="Georgia Pro" w:hAnsi="Georgia" w:cs="Georgia Pro"/>
-          <w:b/>
-          <w:bCs/>
-          <w:color w:val="000000" w:themeColor="text1"/>
-        </w:rPr>
-        <w:t>7. Step 3: Shared Python Module</w:t>
-      </w:r>
-    </w:p>
-    <w:p>
-      <w:pPr>
-        <w:spacing w:before="240" w:after="240" w:line="276" w:lineRule="auto"/>
-        <w:rPr>
-          <w:rFonts w:ascii="Georgia" w:eastAsia="Georgia Pro" w:hAnsi="Georgia" w:cs="Georgia Pro"/>
-          <w:color w:val="000000" w:themeColor="text1"/>
-        </w:rPr>
-      </w:pPr>
-      <w:r>
-        <w:rPr>
-          <w:rFonts w:ascii="Georgia" w:eastAsia="Georgia Pro" w:hAnsi="Georgia" w:cs="Georgia Pro"/>
-          <w:color w:val="000000" w:themeColor="text1"/>
-        </w:rPr>
-        <w:pict w14:anchorId="33F60019">
-          <v:rect id="_x0000_i2614" style="width:0;height:1.5pt" o:hralign="center" o:hrstd="t" o:hr="t" fillcolor="#a0a0a0" stroked="f"/>
-        </w:pict>
-      </w:r>
-    </w:p>
-    <w:p>
-      <w:pPr>
-        <w:spacing w:before="240" w:after="240" w:line="276" w:lineRule="auto"/>
-        <w:rPr>
-          <w:rFonts w:ascii="Georgia" w:eastAsia="Georgia Pro" w:hAnsi="Georgia" w:cs="Georgia Pro"/>
-          <w:b/>
-          <w:bCs/>
-          <w:color w:val="000000" w:themeColor="text1"/>
-        </w:rPr>
-      </w:pPr>
-      <w:r>
-        <w:rPr>
-          <w:rFonts w:ascii="Georgia" w:eastAsia="Georgia Pro" w:hAnsi="Georgia" w:cs="Georgia Pro"/>
-          <w:b/>
-          <w:bCs/>
-          <w:color w:val="000000" w:themeColor="text1"/>
-        </w:rPr>
-        <w:t>shared/config.py</w:t>
+        <w:t xml:space="preserve">lib = </w:t>
+      </w:r>
+      <w:proofErr w:type="spellStart"/>
+      <w:proofErr w:type="gramStart"/>
+      <w:r>
+        <w:rPr>
+          <w:rFonts w:ascii="Georgia" w:eastAsia="Georgia Pro" w:hAnsi="Georgia" w:cs="Georgia Pro"/>
+          <w:color w:val="000000" w:themeColor="text1"/>
+        </w:rPr>
+        <w:t>ctypes.CDLL</w:t>
+      </w:r>
+      <w:proofErr w:type="spellEnd"/>
+      <w:proofErr w:type="gramEnd"/>
+      <w:r>
+        <w:rPr>
+          <w:rFonts w:ascii="Georgia" w:eastAsia="Georgia Pro" w:hAnsi="Georgia" w:cs="Georgia Pro"/>
+          <w:color w:val="000000" w:themeColor="text1"/>
+        </w:rPr>
+        <w:t>("</w:t>
+      </w:r>
+      <w:proofErr w:type="spellStart"/>
+      <w:r>
+        <w:rPr>
+          <w:rFonts w:ascii="Georgia" w:eastAsia="Georgia Pro" w:hAnsi="Georgia" w:cs="Georgia Pro"/>
+          <w:color w:val="000000" w:themeColor="text1"/>
+        </w:rPr>
+        <w:t>bazel</w:t>
+      </w:r>
+      <w:proofErr w:type="spellEnd"/>
+      <w:r>
+        <w:rPr>
+          <w:rFonts w:ascii="Georgia" w:eastAsia="Georgia Pro" w:hAnsi="Georgia" w:cs="Georgia Pro"/>
+          <w:color w:val="000000" w:themeColor="text1"/>
+        </w:rPr>
+        <w:t>-bin/</w:t>
+      </w:r>
+      <w:proofErr w:type="spellStart"/>
+      <w:r>
+        <w:rPr>
+          <w:rFonts w:ascii="Georgia" w:eastAsia="Georgia Pro" w:hAnsi="Georgia" w:cs="Georgia Pro"/>
+          <w:color w:val="000000" w:themeColor="text1"/>
+        </w:rPr>
+        <w:t>cpp</w:t>
+      </w:r>
+      <w:proofErr w:type="spellEnd"/>
+      <w:r>
+        <w:rPr>
+          <w:rFonts w:ascii="Georgia" w:eastAsia="Georgia Pro" w:hAnsi="Georgia" w:cs="Georgia Pro"/>
+          <w:color w:val="000000" w:themeColor="text1"/>
+        </w:rPr>
+        <w:t>/math_shared.dll")</w:t>
       </w:r>
     </w:p>
     <w:p>
@@ -2001,12 +4679,37 @@
           <w:color w:val="000000" w:themeColor="text1"/>
         </w:rPr>
       </w:pPr>
-      <w:r>
-        <w:rPr>
-          <w:rFonts w:ascii="Georgia" w:eastAsia="Georgia Pro" w:hAnsi="Georgia" w:cs="Georgia Pro"/>
-          <w:color w:val="000000" w:themeColor="text1"/>
-        </w:rPr>
-        <w:t>MESSAGE = "Hello from shared config"</w:t>
+      <w:proofErr w:type="gramStart"/>
+      <w:r>
+        <w:rPr>
+          <w:rFonts w:ascii="Georgia" w:eastAsia="Georgia Pro" w:hAnsi="Georgia" w:cs="Georgia Pro"/>
+          <w:color w:val="000000" w:themeColor="text1"/>
+        </w:rPr>
+        <w:t>print(</w:t>
+      </w:r>
+      <w:proofErr w:type="spellStart"/>
+      <w:r>
+        <w:rPr>
+          <w:rFonts w:ascii="Georgia" w:eastAsia="Georgia Pro" w:hAnsi="Georgia" w:cs="Georgia Pro"/>
+          <w:color w:val="000000" w:themeColor="text1"/>
+        </w:rPr>
+        <w:t>lib.add</w:t>
+      </w:r>
+      <w:proofErr w:type="spellEnd"/>
+      <w:r>
+        <w:rPr>
+          <w:rFonts w:ascii="Georgia" w:eastAsia="Georgia Pro" w:hAnsi="Georgia" w:cs="Georgia Pro"/>
+          <w:color w:val="000000" w:themeColor="text1"/>
+        </w:rPr>
+        <w:t>(</w:t>
+      </w:r>
+      <w:proofErr w:type="gramEnd"/>
+      <w:r>
+        <w:rPr>
+          <w:rFonts w:ascii="Georgia" w:eastAsia="Georgia Pro" w:hAnsi="Georgia" w:cs="Georgia Pro"/>
+          <w:color w:val="000000" w:themeColor="text1"/>
+        </w:rPr>
+        <w:t>2, 3))</w:t>
       </w:r>
     </w:p>
     <w:p>
@@ -2022,1882 +4725,8 @@
           <w:rFonts w:ascii="Georgia" w:eastAsia="Georgia Pro" w:hAnsi="Georgia" w:cs="Georgia Pro"/>
           <w:color w:val="000000" w:themeColor="text1"/>
         </w:rPr>
-        <w:pict w14:anchorId="7F6E9685">
-          <v:rect id="_x0000_i2615" style="width:0;height:1.5pt" o:hralign="center" o:hrstd="t" o:hr="t" fillcolor="#a0a0a0" stroked="f"/>
-        </w:pict>
-      </w:r>
-    </w:p>
-    <w:p>
-      <w:pPr>
-        <w:spacing w:before="240" w:after="240" w:line="276" w:lineRule="auto"/>
-        <w:rPr>
-          <w:rFonts w:ascii="Georgia" w:eastAsia="Georgia Pro" w:hAnsi="Georgia" w:cs="Georgia Pro"/>
-          <w:b/>
-          <w:bCs/>
-          <w:color w:val="000000" w:themeColor="text1"/>
-        </w:rPr>
-      </w:pPr>
-      <w:r>
-        <w:rPr>
-          <w:rFonts w:ascii="Georgia" w:eastAsia="Georgia Pro" w:hAnsi="Georgia" w:cs="Georgia Pro"/>
-          <w:b/>
-          <w:bCs/>
-          <w:color w:val="000000" w:themeColor="text1"/>
-        </w:rPr>
-        <w:t>shared/BUILD</w:t>
-      </w:r>
-    </w:p>
-    <w:p>
-      <w:pPr>
-        <w:pBdr>
-          <w:top w:val="single" w:sz="4" w:space="1" w:color="auto"/>
-          <w:left w:val="single" w:sz="4" w:space="4" w:color="auto"/>
-          <w:bottom w:val="single" w:sz="4" w:space="1" w:color="auto"/>
-          <w:right w:val="single" w:sz="4" w:space="4" w:color="auto"/>
-        </w:pBdr>
-        <w:shd w:val="clear" w:color="auto" w:fill="F2F2F2" w:themeFill="background1" w:themeFillShade="F2"/>
-        <w:spacing w:before="240" w:after="240" w:line="276" w:lineRule="auto"/>
-        <w:rPr>
-          <w:rFonts w:ascii="Georgia" w:eastAsia="Georgia Pro" w:hAnsi="Georgia" w:cs="Georgia Pro"/>
-          <w:color w:val="000000" w:themeColor="text1"/>
-        </w:rPr>
-      </w:pPr>
-      <w:proofErr w:type="gramStart"/>
-      <w:r>
-        <w:rPr>
-          <w:rFonts w:ascii="Georgia" w:eastAsia="Georgia Pro" w:hAnsi="Georgia" w:cs="Georgia Pro"/>
-          <w:color w:val="000000" w:themeColor="text1"/>
-        </w:rPr>
-        <w:t>load(</w:t>
-      </w:r>
-      <w:proofErr w:type="gramEnd"/>
-      <w:r>
-        <w:rPr>
-          <w:rFonts w:ascii="Georgia" w:eastAsia="Georgia Pro" w:hAnsi="Georgia" w:cs="Georgia Pro"/>
-          <w:color w:val="000000" w:themeColor="text1"/>
-        </w:rPr>
-        <w:t>"@</w:t>
-      </w:r>
-      <w:proofErr w:type="spellStart"/>
-      <w:r>
-        <w:rPr>
-          <w:rFonts w:ascii="Georgia" w:eastAsia="Georgia Pro" w:hAnsi="Georgia" w:cs="Georgia Pro"/>
-          <w:color w:val="000000" w:themeColor="text1"/>
-        </w:rPr>
-        <w:t>rules_</w:t>
-      </w:r>
-      <w:proofErr w:type="gramStart"/>
-      <w:r>
-        <w:rPr>
-          <w:rFonts w:ascii="Georgia" w:eastAsia="Georgia Pro" w:hAnsi="Georgia" w:cs="Georgia Pro"/>
-          <w:color w:val="000000" w:themeColor="text1"/>
-        </w:rPr>
-        <w:t>python</w:t>
-      </w:r>
-      <w:proofErr w:type="spellEnd"/>
-      <w:r>
-        <w:rPr>
-          <w:rFonts w:ascii="Georgia" w:eastAsia="Georgia Pro" w:hAnsi="Georgia" w:cs="Georgia Pro"/>
-          <w:color w:val="000000" w:themeColor="text1"/>
-        </w:rPr>
-        <w:t>//</w:t>
-      </w:r>
-      <w:proofErr w:type="spellStart"/>
-      <w:r>
-        <w:rPr>
-          <w:rFonts w:ascii="Georgia" w:eastAsia="Georgia Pro" w:hAnsi="Georgia" w:cs="Georgia Pro"/>
-          <w:color w:val="000000" w:themeColor="text1"/>
-        </w:rPr>
-        <w:t>python:defs.bzl</w:t>
-      </w:r>
-      <w:proofErr w:type="spellEnd"/>
-      <w:proofErr w:type="gramEnd"/>
-      <w:r>
-        <w:rPr>
-          <w:rFonts w:ascii="Georgia" w:eastAsia="Georgia Pro" w:hAnsi="Georgia" w:cs="Georgia Pro"/>
-          <w:color w:val="000000" w:themeColor="text1"/>
-        </w:rPr>
-        <w:t>", "</w:t>
-      </w:r>
-      <w:proofErr w:type="spellStart"/>
-      <w:r>
-        <w:rPr>
-          <w:rFonts w:ascii="Georgia" w:eastAsia="Georgia Pro" w:hAnsi="Georgia" w:cs="Georgia Pro"/>
-          <w:color w:val="000000" w:themeColor="text1"/>
-        </w:rPr>
-        <w:t>py_library</w:t>
-      </w:r>
-      <w:proofErr w:type="spellEnd"/>
-      <w:r>
-        <w:rPr>
-          <w:rFonts w:ascii="Georgia" w:eastAsia="Georgia Pro" w:hAnsi="Georgia" w:cs="Georgia Pro"/>
-          <w:color w:val="000000" w:themeColor="text1"/>
-        </w:rPr>
-        <w:t>")</w:t>
-      </w:r>
-    </w:p>
-    <w:p>
-      <w:pPr>
-        <w:pBdr>
-          <w:top w:val="single" w:sz="4" w:space="1" w:color="auto"/>
-          <w:left w:val="single" w:sz="4" w:space="4" w:color="auto"/>
-          <w:bottom w:val="single" w:sz="4" w:space="1" w:color="auto"/>
-          <w:right w:val="single" w:sz="4" w:space="4" w:color="auto"/>
-        </w:pBdr>
-        <w:shd w:val="clear" w:color="auto" w:fill="F2F2F2" w:themeFill="background1" w:themeFillShade="F2"/>
-        <w:spacing w:before="240" w:after="240" w:line="276" w:lineRule="auto"/>
-        <w:rPr>
-          <w:rFonts w:ascii="Georgia" w:eastAsia="Georgia Pro" w:hAnsi="Georgia" w:cs="Georgia Pro"/>
-          <w:color w:val="000000" w:themeColor="text1"/>
-        </w:rPr>
-      </w:pPr>
-    </w:p>
-    <w:p>
-      <w:pPr>
-        <w:pBdr>
-          <w:top w:val="single" w:sz="4" w:space="1" w:color="auto"/>
-          <w:left w:val="single" w:sz="4" w:space="4" w:color="auto"/>
-          <w:bottom w:val="single" w:sz="4" w:space="1" w:color="auto"/>
-          <w:right w:val="single" w:sz="4" w:space="4" w:color="auto"/>
-        </w:pBdr>
-        <w:shd w:val="clear" w:color="auto" w:fill="F2F2F2" w:themeFill="background1" w:themeFillShade="F2"/>
-        <w:spacing w:before="240" w:after="240" w:line="276" w:lineRule="auto"/>
-        <w:rPr>
-          <w:rFonts w:ascii="Georgia" w:eastAsia="Georgia Pro" w:hAnsi="Georgia" w:cs="Georgia Pro"/>
-          <w:color w:val="000000" w:themeColor="text1"/>
-        </w:rPr>
-      </w:pPr>
-      <w:proofErr w:type="spellStart"/>
-      <w:r>
-        <w:rPr>
-          <w:rFonts w:ascii="Georgia" w:eastAsia="Georgia Pro" w:hAnsi="Georgia" w:cs="Georgia Pro"/>
-          <w:color w:val="000000" w:themeColor="text1"/>
-        </w:rPr>
-        <w:t>py_</w:t>
-      </w:r>
-      <w:proofErr w:type="gramStart"/>
-      <w:r>
-        <w:rPr>
-          <w:rFonts w:ascii="Georgia" w:eastAsia="Georgia Pro" w:hAnsi="Georgia" w:cs="Georgia Pro"/>
-          <w:color w:val="000000" w:themeColor="text1"/>
-        </w:rPr>
-        <w:t>library</w:t>
-      </w:r>
-      <w:proofErr w:type="spellEnd"/>
-      <w:r>
-        <w:rPr>
-          <w:rFonts w:ascii="Georgia" w:eastAsia="Georgia Pro" w:hAnsi="Georgia" w:cs="Georgia Pro"/>
-          <w:color w:val="000000" w:themeColor="text1"/>
-        </w:rPr>
-        <w:t>(</w:t>
-      </w:r>
-      <w:proofErr w:type="gramEnd"/>
-    </w:p>
-    <w:p>
-      <w:pPr>
-        <w:pBdr>
-          <w:top w:val="single" w:sz="4" w:space="1" w:color="auto"/>
-          <w:left w:val="single" w:sz="4" w:space="4" w:color="auto"/>
-          <w:bottom w:val="single" w:sz="4" w:space="1" w:color="auto"/>
-          <w:right w:val="single" w:sz="4" w:space="4" w:color="auto"/>
-        </w:pBdr>
-        <w:shd w:val="clear" w:color="auto" w:fill="F2F2F2" w:themeFill="background1" w:themeFillShade="F2"/>
-        <w:spacing w:before="240" w:after="240" w:line="276" w:lineRule="auto"/>
-        <w:rPr>
-          <w:rFonts w:ascii="Georgia" w:eastAsia="Georgia Pro" w:hAnsi="Georgia" w:cs="Georgia Pro"/>
-          <w:color w:val="000000" w:themeColor="text1"/>
-        </w:rPr>
-      </w:pPr>
-      <w:r>
-        <w:rPr>
-          <w:rFonts w:ascii="Georgia" w:eastAsia="Georgia Pro" w:hAnsi="Georgia" w:cs="Georgia Pro"/>
-          <w:color w:val="000000" w:themeColor="text1"/>
-        </w:rPr>
-        <w:t xml:space="preserve">    name = "</w:t>
-      </w:r>
-      <w:proofErr w:type="spellStart"/>
-      <w:r>
-        <w:rPr>
-          <w:rFonts w:ascii="Georgia" w:eastAsia="Georgia Pro" w:hAnsi="Georgia" w:cs="Georgia Pro"/>
-          <w:color w:val="000000" w:themeColor="text1"/>
-        </w:rPr>
-        <w:t>config_lib</w:t>
-      </w:r>
-      <w:proofErr w:type="spellEnd"/>
-      <w:r>
-        <w:rPr>
-          <w:rFonts w:ascii="Georgia" w:eastAsia="Georgia Pro" w:hAnsi="Georgia" w:cs="Georgia Pro"/>
-          <w:color w:val="000000" w:themeColor="text1"/>
-        </w:rPr>
-        <w:t>",</w:t>
-      </w:r>
-    </w:p>
-    <w:p>
-      <w:pPr>
-        <w:pBdr>
-          <w:top w:val="single" w:sz="4" w:space="1" w:color="auto"/>
-          <w:left w:val="single" w:sz="4" w:space="4" w:color="auto"/>
-          <w:bottom w:val="single" w:sz="4" w:space="1" w:color="auto"/>
-          <w:right w:val="single" w:sz="4" w:space="4" w:color="auto"/>
-        </w:pBdr>
-        <w:shd w:val="clear" w:color="auto" w:fill="F2F2F2" w:themeFill="background1" w:themeFillShade="F2"/>
-        <w:spacing w:before="240" w:after="240" w:line="276" w:lineRule="auto"/>
-        <w:rPr>
-          <w:rFonts w:ascii="Georgia" w:eastAsia="Georgia Pro" w:hAnsi="Georgia" w:cs="Georgia Pro"/>
-          <w:color w:val="000000" w:themeColor="text1"/>
-        </w:rPr>
-      </w:pPr>
-      <w:r>
-        <w:rPr>
-          <w:rFonts w:ascii="Georgia" w:eastAsia="Georgia Pro" w:hAnsi="Georgia" w:cs="Georgia Pro"/>
-          <w:color w:val="000000" w:themeColor="text1"/>
-        </w:rPr>
-        <w:t xml:space="preserve">    </w:t>
-      </w:r>
-      <w:proofErr w:type="spellStart"/>
-      <w:r>
-        <w:rPr>
-          <w:rFonts w:ascii="Georgia" w:eastAsia="Georgia Pro" w:hAnsi="Georgia" w:cs="Georgia Pro"/>
-          <w:color w:val="000000" w:themeColor="text1"/>
-        </w:rPr>
-        <w:t>srcs</w:t>
-      </w:r>
-      <w:proofErr w:type="spellEnd"/>
-      <w:r>
-        <w:rPr>
-          <w:rFonts w:ascii="Georgia" w:eastAsia="Georgia Pro" w:hAnsi="Georgia" w:cs="Georgia Pro"/>
-          <w:color w:val="000000" w:themeColor="text1"/>
-        </w:rPr>
-        <w:t xml:space="preserve"> = ["config.py"],</w:t>
-      </w:r>
-    </w:p>
-    <w:p>
-      <w:pPr>
-        <w:pBdr>
-          <w:top w:val="single" w:sz="4" w:space="1" w:color="auto"/>
-          <w:left w:val="single" w:sz="4" w:space="4" w:color="auto"/>
-          <w:bottom w:val="single" w:sz="4" w:space="1" w:color="auto"/>
-          <w:right w:val="single" w:sz="4" w:space="4" w:color="auto"/>
-        </w:pBdr>
-        <w:shd w:val="clear" w:color="auto" w:fill="F2F2F2" w:themeFill="background1" w:themeFillShade="F2"/>
-        <w:spacing w:before="240" w:after="240" w:line="276" w:lineRule="auto"/>
-        <w:rPr>
-          <w:rFonts w:ascii="Georgia" w:eastAsia="Georgia Pro" w:hAnsi="Georgia" w:cs="Georgia Pro"/>
-          <w:color w:val="000000" w:themeColor="text1"/>
-        </w:rPr>
-      </w:pPr>
-      <w:r>
-        <w:rPr>
-          <w:rFonts w:ascii="Georgia" w:eastAsia="Georgia Pro" w:hAnsi="Georgia" w:cs="Georgia Pro"/>
-          <w:color w:val="000000" w:themeColor="text1"/>
-        </w:rPr>
-        <w:t xml:space="preserve">    visibility = ["//</w:t>
-      </w:r>
-      <w:proofErr w:type="spellStart"/>
-      <w:proofErr w:type="gramStart"/>
-      <w:r>
-        <w:rPr>
-          <w:rFonts w:ascii="Georgia" w:eastAsia="Georgia Pro" w:hAnsi="Georgia" w:cs="Georgia Pro"/>
-          <w:color w:val="000000" w:themeColor="text1"/>
-        </w:rPr>
-        <w:t>visibility:public</w:t>
-      </w:r>
-      <w:proofErr w:type="spellEnd"/>
-      <w:proofErr w:type="gramEnd"/>
-      <w:r>
-        <w:rPr>
-          <w:rFonts w:ascii="Georgia" w:eastAsia="Georgia Pro" w:hAnsi="Georgia" w:cs="Georgia Pro"/>
-          <w:color w:val="000000" w:themeColor="text1"/>
-        </w:rPr>
-        <w:t>"],</w:t>
-      </w:r>
-    </w:p>
-    <w:p>
-      <w:pPr>
-        <w:pBdr>
-          <w:top w:val="single" w:sz="4" w:space="1" w:color="auto"/>
-          <w:left w:val="single" w:sz="4" w:space="4" w:color="auto"/>
-          <w:bottom w:val="single" w:sz="4" w:space="1" w:color="auto"/>
-          <w:right w:val="single" w:sz="4" w:space="4" w:color="auto"/>
-        </w:pBdr>
-        <w:shd w:val="clear" w:color="auto" w:fill="F2F2F2" w:themeFill="background1" w:themeFillShade="F2"/>
-        <w:spacing w:before="240" w:after="240" w:line="276" w:lineRule="auto"/>
-        <w:rPr>
-          <w:rFonts w:ascii="Georgia" w:eastAsia="Georgia Pro" w:hAnsi="Georgia" w:cs="Georgia Pro"/>
-          <w:color w:val="000000" w:themeColor="text1"/>
-        </w:rPr>
-      </w:pPr>
-      <w:r>
-        <w:rPr>
-          <w:rFonts w:ascii="Georgia" w:eastAsia="Georgia Pro" w:hAnsi="Georgia" w:cs="Georgia Pro"/>
-          <w:color w:val="000000" w:themeColor="text1"/>
-        </w:rPr>
-        <w:t>)</w:t>
-      </w:r>
-    </w:p>
-    <w:p>
-      <w:pPr>
-        <w:spacing w:before="240" w:after="240" w:line="276" w:lineRule="auto"/>
-        <w:rPr>
-          <w:rFonts w:ascii="Georgia" w:eastAsia="Georgia Pro" w:hAnsi="Georgia" w:cs="Georgia Pro"/>
-          <w:color w:val="000000" w:themeColor="text1"/>
-        </w:rPr>
-      </w:pPr>
-      <w:r>
-        <w:rPr>
-          <w:rFonts w:ascii="Georgia" w:eastAsia="Georgia Pro" w:hAnsi="Georgia" w:cs="Georgia Pro"/>
-          <w:color w:val="000000" w:themeColor="text1"/>
-        </w:rPr>
-        <w:pict w14:anchorId="50916B8B">
-          <v:rect id="_x0000_i2616" style="width:0;height:1.5pt" o:hralign="center" o:hrstd="t" o:hr="t" fillcolor="#a0a0a0" stroked="f"/>
-        </w:pict>
-      </w:r>
-    </w:p>
-    <w:p>
-      <w:pPr>
-        <w:rPr>
-          <w:rFonts w:ascii="Georgia" w:eastAsia="Georgia Pro" w:hAnsi="Georgia" w:cs="Georgia Pro"/>
-          <w:b/>
-          <w:bCs/>
-          <w:color w:val="000000" w:themeColor="text1"/>
-        </w:rPr>
-      </w:pPr>
-      <w:r>
-        <w:rPr>
-          <w:rFonts w:ascii="Georgia" w:eastAsia="Georgia Pro" w:hAnsi="Georgia" w:cs="Georgia Pro"/>
-          <w:b/>
-          <w:bCs/>
-          <w:color w:val="000000" w:themeColor="text1"/>
-        </w:rPr>
-        <w:br w:type="page"/>
-      </w:r>
-    </w:p>
-    <w:p>
-      <w:pPr>
-        <w:spacing w:before="240" w:after="240" w:line="276" w:lineRule="auto"/>
-        <w:rPr>
-          <w:rFonts w:ascii="Georgia" w:eastAsia="Georgia Pro" w:hAnsi="Georgia" w:cs="Georgia Pro"/>
-          <w:b/>
-          <w:bCs/>
-          <w:color w:val="000000" w:themeColor="text1"/>
-        </w:rPr>
-      </w:pPr>
-      <w:r>
-        <w:rPr>
-          <w:rFonts w:ascii="Georgia" w:eastAsia="Georgia Pro" w:hAnsi="Georgia" w:cs="Georgia Pro"/>
-          <w:b/>
-          <w:bCs/>
-          <w:color w:val="000000" w:themeColor="text1"/>
-        </w:rPr>
-        <w:lastRenderedPageBreak/>
-        <w:t>8. Step 4: Python Application</w:t>
-      </w:r>
-    </w:p>
-    <w:p>
-      <w:pPr>
-        <w:spacing w:before="240" w:after="240" w:line="276" w:lineRule="auto"/>
-        <w:rPr>
-          <w:rFonts w:ascii="Georgia" w:eastAsia="Georgia Pro" w:hAnsi="Georgia" w:cs="Georgia Pro"/>
-          <w:color w:val="000000" w:themeColor="text1"/>
-        </w:rPr>
-      </w:pPr>
-      <w:r>
-        <w:rPr>
-          <w:rFonts w:ascii="Georgia" w:eastAsia="Georgia Pro" w:hAnsi="Georgia" w:cs="Georgia Pro"/>
-          <w:color w:val="000000" w:themeColor="text1"/>
-        </w:rPr>
-        <w:pict w14:anchorId="75D79DD1">
-          <v:rect id="_x0000_i2617" style="width:0;height:1.5pt" o:hralign="center" o:hrstd="t" o:hr="t" fillcolor="#a0a0a0" stroked="f"/>
-        </w:pict>
-      </w:r>
-    </w:p>
-    <w:p>
-      <w:pPr>
-        <w:spacing w:before="240" w:after="240" w:line="276" w:lineRule="auto"/>
-        <w:rPr>
-          <w:rFonts w:ascii="Georgia" w:eastAsia="Georgia Pro" w:hAnsi="Georgia" w:cs="Georgia Pro"/>
-          <w:b/>
-          <w:bCs/>
-          <w:color w:val="000000" w:themeColor="text1"/>
-        </w:rPr>
-      </w:pPr>
-      <w:r>
-        <w:rPr>
-          <w:rFonts w:ascii="Georgia" w:eastAsia="Georgia Pro" w:hAnsi="Georgia" w:cs="Georgia Pro"/>
-          <w:b/>
-          <w:bCs/>
-          <w:color w:val="000000" w:themeColor="text1"/>
-        </w:rPr>
-        <w:t>python/app.py</w:t>
-      </w:r>
-    </w:p>
-    <w:p>
-      <w:pPr>
-        <w:pBdr>
-          <w:top w:val="single" w:sz="4" w:space="1" w:color="auto"/>
-          <w:left w:val="single" w:sz="4" w:space="4" w:color="auto"/>
-          <w:bottom w:val="single" w:sz="4" w:space="1" w:color="auto"/>
-          <w:right w:val="single" w:sz="4" w:space="4" w:color="auto"/>
-        </w:pBdr>
-        <w:shd w:val="clear" w:color="auto" w:fill="F2F2F2" w:themeFill="background1" w:themeFillShade="F2"/>
-        <w:spacing w:before="240" w:after="240" w:line="276" w:lineRule="auto"/>
-        <w:rPr>
-          <w:rFonts w:ascii="Georgia" w:eastAsia="Georgia Pro" w:hAnsi="Georgia" w:cs="Georgia Pro"/>
-          <w:color w:val="000000" w:themeColor="text1"/>
-        </w:rPr>
-      </w:pPr>
-      <w:r>
-        <w:rPr>
-          <w:rFonts w:ascii="Georgia" w:eastAsia="Georgia Pro" w:hAnsi="Georgia" w:cs="Georgia Pro"/>
-          <w:color w:val="000000" w:themeColor="text1"/>
-        </w:rPr>
-        <w:t xml:space="preserve">from </w:t>
-      </w:r>
-      <w:proofErr w:type="spellStart"/>
-      <w:r>
-        <w:rPr>
-          <w:rFonts w:ascii="Georgia" w:eastAsia="Georgia Pro" w:hAnsi="Georgia" w:cs="Georgia Pro"/>
-          <w:color w:val="000000" w:themeColor="text1"/>
-        </w:rPr>
-        <w:t>shared.config</w:t>
-      </w:r>
-      <w:proofErr w:type="spellEnd"/>
-      <w:r>
-        <w:rPr>
-          <w:rFonts w:ascii="Georgia" w:eastAsia="Georgia Pro" w:hAnsi="Georgia" w:cs="Georgia Pro"/>
-          <w:color w:val="000000" w:themeColor="text1"/>
-        </w:rPr>
-        <w:t xml:space="preserve"> import MESSAGE</w:t>
-      </w:r>
-    </w:p>
-    <w:p>
-      <w:pPr>
-        <w:pBdr>
-          <w:top w:val="single" w:sz="4" w:space="1" w:color="auto"/>
-          <w:left w:val="single" w:sz="4" w:space="4" w:color="auto"/>
-          <w:bottom w:val="single" w:sz="4" w:space="1" w:color="auto"/>
-          <w:right w:val="single" w:sz="4" w:space="4" w:color="auto"/>
-        </w:pBdr>
-        <w:shd w:val="clear" w:color="auto" w:fill="F2F2F2" w:themeFill="background1" w:themeFillShade="F2"/>
-        <w:spacing w:before="240" w:after="240" w:line="276" w:lineRule="auto"/>
-        <w:rPr>
-          <w:rFonts w:ascii="Georgia" w:eastAsia="Georgia Pro" w:hAnsi="Georgia" w:cs="Georgia Pro"/>
-          <w:color w:val="000000" w:themeColor="text1"/>
-        </w:rPr>
-      </w:pPr>
-    </w:p>
-    <w:p>
-      <w:pPr>
-        <w:pBdr>
-          <w:top w:val="single" w:sz="4" w:space="1" w:color="auto"/>
-          <w:left w:val="single" w:sz="4" w:space="4" w:color="auto"/>
-          <w:bottom w:val="single" w:sz="4" w:space="1" w:color="auto"/>
-          <w:right w:val="single" w:sz="4" w:space="4" w:color="auto"/>
-        </w:pBdr>
-        <w:shd w:val="clear" w:color="auto" w:fill="F2F2F2" w:themeFill="background1" w:themeFillShade="F2"/>
-        <w:spacing w:before="240" w:after="240" w:line="276" w:lineRule="auto"/>
-        <w:rPr>
-          <w:rFonts w:ascii="Georgia" w:eastAsia="Georgia Pro" w:hAnsi="Georgia" w:cs="Georgia Pro"/>
-          <w:color w:val="000000" w:themeColor="text1"/>
-        </w:rPr>
-      </w:pPr>
-      <w:r>
-        <w:rPr>
-          <w:rFonts w:ascii="Georgia" w:eastAsia="Georgia Pro" w:hAnsi="Georgia" w:cs="Georgia Pro"/>
-          <w:color w:val="000000" w:themeColor="text1"/>
-        </w:rPr>
-        <w:t xml:space="preserve">def </w:t>
-      </w:r>
-      <w:proofErr w:type="gramStart"/>
-      <w:r>
-        <w:rPr>
-          <w:rFonts w:ascii="Georgia" w:eastAsia="Georgia Pro" w:hAnsi="Georgia" w:cs="Georgia Pro"/>
-          <w:color w:val="000000" w:themeColor="text1"/>
-        </w:rPr>
-        <w:t>main(</w:t>
-      </w:r>
-      <w:proofErr w:type="gramEnd"/>
-      <w:r>
-        <w:rPr>
-          <w:rFonts w:ascii="Georgia" w:eastAsia="Georgia Pro" w:hAnsi="Georgia" w:cs="Georgia Pro"/>
-          <w:color w:val="000000" w:themeColor="text1"/>
-        </w:rPr>
-        <w:t>):</w:t>
-      </w:r>
-    </w:p>
-    <w:p>
-      <w:pPr>
-        <w:pBdr>
-          <w:top w:val="single" w:sz="4" w:space="1" w:color="auto"/>
-          <w:left w:val="single" w:sz="4" w:space="4" w:color="auto"/>
-          <w:bottom w:val="single" w:sz="4" w:space="1" w:color="auto"/>
-          <w:right w:val="single" w:sz="4" w:space="4" w:color="auto"/>
-        </w:pBdr>
-        <w:shd w:val="clear" w:color="auto" w:fill="F2F2F2" w:themeFill="background1" w:themeFillShade="F2"/>
-        <w:spacing w:before="240" w:after="240" w:line="276" w:lineRule="auto"/>
-        <w:rPr>
-          <w:rFonts w:ascii="Georgia" w:eastAsia="Georgia Pro" w:hAnsi="Georgia" w:cs="Georgia Pro"/>
-          <w:color w:val="000000" w:themeColor="text1"/>
-        </w:rPr>
-      </w:pPr>
-      <w:r>
-        <w:rPr>
-          <w:rFonts w:ascii="Georgia" w:eastAsia="Georgia Pro" w:hAnsi="Georgia" w:cs="Georgia Pro"/>
-          <w:color w:val="000000" w:themeColor="text1"/>
-        </w:rPr>
-        <w:t xml:space="preserve">    </w:t>
-      </w:r>
-      <w:proofErr w:type="gramStart"/>
-      <w:r>
-        <w:rPr>
-          <w:rFonts w:ascii="Georgia" w:eastAsia="Georgia Pro" w:hAnsi="Georgia" w:cs="Georgia Pro"/>
-          <w:color w:val="000000" w:themeColor="text1"/>
-        </w:rPr>
-        <w:t>print(</w:t>
-      </w:r>
-      <w:proofErr w:type="gramEnd"/>
-      <w:r>
-        <w:rPr>
-          <w:rFonts w:ascii="Georgia" w:eastAsia="Georgia Pro" w:hAnsi="Georgia" w:cs="Georgia Pro"/>
-          <w:color w:val="000000" w:themeColor="text1"/>
-        </w:rPr>
-        <w:t>MESSAGE)</w:t>
-      </w:r>
-    </w:p>
-    <w:p>
-      <w:pPr>
-        <w:pBdr>
-          <w:top w:val="single" w:sz="4" w:space="1" w:color="auto"/>
-          <w:left w:val="single" w:sz="4" w:space="4" w:color="auto"/>
-          <w:bottom w:val="single" w:sz="4" w:space="1" w:color="auto"/>
-          <w:right w:val="single" w:sz="4" w:space="4" w:color="auto"/>
-        </w:pBdr>
-        <w:shd w:val="clear" w:color="auto" w:fill="F2F2F2" w:themeFill="background1" w:themeFillShade="F2"/>
-        <w:spacing w:before="240" w:after="240" w:line="276" w:lineRule="auto"/>
-        <w:rPr>
-          <w:rFonts w:ascii="Georgia" w:eastAsia="Georgia Pro" w:hAnsi="Georgia" w:cs="Georgia Pro"/>
-          <w:color w:val="000000" w:themeColor="text1"/>
-        </w:rPr>
-      </w:pPr>
-      <w:r>
-        <w:rPr>
-          <w:rFonts w:ascii="Georgia" w:eastAsia="Georgia Pro" w:hAnsi="Georgia" w:cs="Georgia Pro"/>
-          <w:color w:val="000000" w:themeColor="text1"/>
-        </w:rPr>
-        <w:t xml:space="preserve">    </w:t>
-      </w:r>
-      <w:proofErr w:type="gramStart"/>
-      <w:r>
-        <w:rPr>
-          <w:rFonts w:ascii="Georgia" w:eastAsia="Georgia Pro" w:hAnsi="Georgia" w:cs="Georgia Pro"/>
-          <w:color w:val="000000" w:themeColor="text1"/>
-        </w:rPr>
-        <w:t>print(</w:t>
-      </w:r>
-      <w:proofErr w:type="gramEnd"/>
-      <w:r>
-        <w:rPr>
-          <w:rFonts w:ascii="Georgia" w:eastAsia="Georgia Pro" w:hAnsi="Georgia" w:cs="Georgia Pro"/>
-          <w:color w:val="000000" w:themeColor="text1"/>
-        </w:rPr>
-        <w:t>"Python layer calling C++ is conceptual here")</w:t>
-      </w:r>
-    </w:p>
-    <w:p>
-      <w:pPr>
-        <w:pBdr>
-          <w:top w:val="single" w:sz="4" w:space="1" w:color="auto"/>
-          <w:left w:val="single" w:sz="4" w:space="4" w:color="auto"/>
-          <w:bottom w:val="single" w:sz="4" w:space="1" w:color="auto"/>
-          <w:right w:val="single" w:sz="4" w:space="4" w:color="auto"/>
-        </w:pBdr>
-        <w:shd w:val="clear" w:color="auto" w:fill="F2F2F2" w:themeFill="background1" w:themeFillShade="F2"/>
-        <w:spacing w:before="240" w:after="240" w:line="276" w:lineRule="auto"/>
-        <w:rPr>
-          <w:rFonts w:ascii="Georgia" w:eastAsia="Georgia Pro" w:hAnsi="Georgia" w:cs="Georgia Pro"/>
-          <w:color w:val="000000" w:themeColor="text1"/>
-        </w:rPr>
-      </w:pPr>
-    </w:p>
-    <w:p>
-      <w:pPr>
-        <w:pBdr>
-          <w:top w:val="single" w:sz="4" w:space="1" w:color="auto"/>
-          <w:left w:val="single" w:sz="4" w:space="4" w:color="auto"/>
-          <w:bottom w:val="single" w:sz="4" w:space="1" w:color="auto"/>
-          <w:right w:val="single" w:sz="4" w:space="4" w:color="auto"/>
-        </w:pBdr>
-        <w:shd w:val="clear" w:color="auto" w:fill="F2F2F2" w:themeFill="background1" w:themeFillShade="F2"/>
-        <w:spacing w:before="240" w:after="240" w:line="276" w:lineRule="auto"/>
-        <w:rPr>
-          <w:rFonts w:ascii="Georgia" w:eastAsia="Georgia Pro" w:hAnsi="Georgia" w:cs="Georgia Pro"/>
-          <w:color w:val="000000" w:themeColor="text1"/>
-        </w:rPr>
-      </w:pPr>
-      <w:r>
-        <w:rPr>
-          <w:rFonts w:ascii="Georgia" w:eastAsia="Georgia Pro" w:hAnsi="Georgia" w:cs="Georgia Pro"/>
-          <w:color w:val="000000" w:themeColor="text1"/>
-        </w:rPr>
-        <w:t>if __name__ == "__main__":</w:t>
-      </w:r>
-    </w:p>
-    <w:p>
-      <w:pPr>
-        <w:pBdr>
-          <w:top w:val="single" w:sz="4" w:space="1" w:color="auto"/>
-          <w:left w:val="single" w:sz="4" w:space="4" w:color="auto"/>
-          <w:bottom w:val="single" w:sz="4" w:space="1" w:color="auto"/>
-          <w:right w:val="single" w:sz="4" w:space="4" w:color="auto"/>
-        </w:pBdr>
-        <w:shd w:val="clear" w:color="auto" w:fill="F2F2F2" w:themeFill="background1" w:themeFillShade="F2"/>
-        <w:spacing w:before="240" w:after="240" w:line="276" w:lineRule="auto"/>
-        <w:rPr>
-          <w:rFonts w:ascii="Georgia" w:eastAsia="Georgia Pro" w:hAnsi="Georgia" w:cs="Georgia Pro"/>
-          <w:color w:val="000000" w:themeColor="text1"/>
-        </w:rPr>
-      </w:pPr>
-      <w:r>
-        <w:rPr>
-          <w:rFonts w:ascii="Georgia" w:eastAsia="Georgia Pro" w:hAnsi="Georgia" w:cs="Georgia Pro"/>
-          <w:color w:val="000000" w:themeColor="text1"/>
-        </w:rPr>
-        <w:t xml:space="preserve">    </w:t>
-      </w:r>
-      <w:proofErr w:type="gramStart"/>
-      <w:r>
-        <w:rPr>
-          <w:rFonts w:ascii="Georgia" w:eastAsia="Georgia Pro" w:hAnsi="Georgia" w:cs="Georgia Pro"/>
-          <w:color w:val="000000" w:themeColor="text1"/>
-        </w:rPr>
-        <w:t>main(</w:t>
-      </w:r>
-      <w:proofErr w:type="gramEnd"/>
-      <w:r>
-        <w:rPr>
-          <w:rFonts w:ascii="Georgia" w:eastAsia="Georgia Pro" w:hAnsi="Georgia" w:cs="Georgia Pro"/>
-          <w:color w:val="000000" w:themeColor="text1"/>
-        </w:rPr>
-        <w:t>)</w:t>
-      </w:r>
-    </w:p>
-    <w:p>
-      <w:pPr>
-        <w:spacing w:before="240" w:after="240" w:line="276" w:lineRule="auto"/>
-        <w:rPr>
-          <w:rFonts w:ascii="Georgia" w:eastAsia="Georgia Pro" w:hAnsi="Georgia" w:cs="Georgia Pro"/>
-          <w:color w:val="000000" w:themeColor="text1"/>
-        </w:rPr>
-      </w:pPr>
-      <w:r>
-        <w:rPr>
-          <w:rFonts w:ascii="Georgia" w:eastAsia="Georgia Pro" w:hAnsi="Georgia" w:cs="Georgia Pro"/>
-          <w:color w:val="000000" w:themeColor="text1"/>
-        </w:rPr>
-        <w:pict w14:anchorId="6BCE5176">
-          <v:rect id="_x0000_i2618" style="width:0;height:1.5pt" o:hralign="center" o:hrstd="t" o:hr="t" fillcolor="#a0a0a0" stroked="f"/>
-        </w:pict>
-      </w:r>
-    </w:p>
-    <w:p>
-      <w:pPr>
-        <w:spacing w:before="240" w:after="240" w:line="276" w:lineRule="auto"/>
-        <w:rPr>
-          <w:rFonts w:ascii="Georgia" w:eastAsia="Georgia Pro" w:hAnsi="Georgia" w:cs="Georgia Pro"/>
-          <w:b/>
-          <w:bCs/>
-          <w:color w:val="000000" w:themeColor="text1"/>
-        </w:rPr>
-      </w:pPr>
-      <w:r>
-        <w:rPr>
-          <w:rFonts w:ascii="Georgia" w:eastAsia="Georgia Pro" w:hAnsi="Georgia" w:cs="Georgia Pro"/>
-          <w:b/>
-          <w:bCs/>
-          <w:color w:val="000000" w:themeColor="text1"/>
-        </w:rPr>
-        <w:t>python/BUILD</w:t>
-      </w:r>
-    </w:p>
-    <w:p>
-      <w:pPr>
-        <w:pBdr>
-          <w:top w:val="single" w:sz="4" w:space="1" w:color="auto"/>
-          <w:left w:val="single" w:sz="4" w:space="4" w:color="auto"/>
-          <w:bottom w:val="single" w:sz="4" w:space="1" w:color="auto"/>
-          <w:right w:val="single" w:sz="4" w:space="4" w:color="auto"/>
-        </w:pBdr>
-        <w:shd w:val="clear" w:color="auto" w:fill="F2F2F2" w:themeFill="background1" w:themeFillShade="F2"/>
-        <w:spacing w:before="240" w:after="240" w:line="276" w:lineRule="auto"/>
-        <w:rPr>
-          <w:rFonts w:ascii="Georgia" w:eastAsia="Georgia Pro" w:hAnsi="Georgia" w:cs="Georgia Pro"/>
-          <w:color w:val="000000" w:themeColor="text1"/>
-        </w:rPr>
-      </w:pPr>
-      <w:proofErr w:type="gramStart"/>
-      <w:r>
-        <w:rPr>
-          <w:rFonts w:ascii="Georgia" w:eastAsia="Georgia Pro" w:hAnsi="Georgia" w:cs="Georgia Pro"/>
-          <w:color w:val="000000" w:themeColor="text1"/>
-        </w:rPr>
-        <w:t>load(</w:t>
-      </w:r>
-      <w:proofErr w:type="gramEnd"/>
-      <w:r>
-        <w:rPr>
-          <w:rFonts w:ascii="Georgia" w:eastAsia="Georgia Pro" w:hAnsi="Georgia" w:cs="Georgia Pro"/>
-          <w:color w:val="000000" w:themeColor="text1"/>
-        </w:rPr>
-        <w:t>"@</w:t>
-      </w:r>
-      <w:proofErr w:type="spellStart"/>
-      <w:r>
-        <w:rPr>
-          <w:rFonts w:ascii="Georgia" w:eastAsia="Georgia Pro" w:hAnsi="Georgia" w:cs="Georgia Pro"/>
-          <w:color w:val="000000" w:themeColor="text1"/>
-        </w:rPr>
-        <w:t>rules_</w:t>
-      </w:r>
-      <w:proofErr w:type="gramStart"/>
-      <w:r>
-        <w:rPr>
-          <w:rFonts w:ascii="Georgia" w:eastAsia="Georgia Pro" w:hAnsi="Georgia" w:cs="Georgia Pro"/>
-          <w:color w:val="000000" w:themeColor="text1"/>
-        </w:rPr>
-        <w:t>python</w:t>
-      </w:r>
-      <w:proofErr w:type="spellEnd"/>
-      <w:r>
-        <w:rPr>
-          <w:rFonts w:ascii="Georgia" w:eastAsia="Georgia Pro" w:hAnsi="Georgia" w:cs="Georgia Pro"/>
-          <w:color w:val="000000" w:themeColor="text1"/>
-        </w:rPr>
-        <w:t>//</w:t>
-      </w:r>
-      <w:proofErr w:type="spellStart"/>
-      <w:r>
-        <w:rPr>
-          <w:rFonts w:ascii="Georgia" w:eastAsia="Georgia Pro" w:hAnsi="Georgia" w:cs="Georgia Pro"/>
-          <w:color w:val="000000" w:themeColor="text1"/>
-        </w:rPr>
-        <w:t>python:defs.bzl</w:t>
-      </w:r>
-      <w:proofErr w:type="spellEnd"/>
-      <w:proofErr w:type="gramEnd"/>
-      <w:r>
-        <w:rPr>
-          <w:rFonts w:ascii="Georgia" w:eastAsia="Georgia Pro" w:hAnsi="Georgia" w:cs="Georgia Pro"/>
-          <w:color w:val="000000" w:themeColor="text1"/>
-        </w:rPr>
-        <w:t>", "</w:t>
-      </w:r>
-      <w:proofErr w:type="spellStart"/>
-      <w:r>
-        <w:rPr>
-          <w:rFonts w:ascii="Georgia" w:eastAsia="Georgia Pro" w:hAnsi="Georgia" w:cs="Georgia Pro"/>
-          <w:color w:val="000000" w:themeColor="text1"/>
-        </w:rPr>
-        <w:t>py_binary</w:t>
-      </w:r>
-      <w:proofErr w:type="spellEnd"/>
-      <w:r>
-        <w:rPr>
-          <w:rFonts w:ascii="Georgia" w:eastAsia="Georgia Pro" w:hAnsi="Georgia" w:cs="Georgia Pro"/>
-          <w:color w:val="000000" w:themeColor="text1"/>
-        </w:rPr>
-        <w:t>")</w:t>
-      </w:r>
-    </w:p>
-    <w:p>
-      <w:pPr>
-        <w:pBdr>
-          <w:top w:val="single" w:sz="4" w:space="1" w:color="auto"/>
-          <w:left w:val="single" w:sz="4" w:space="4" w:color="auto"/>
-          <w:bottom w:val="single" w:sz="4" w:space="1" w:color="auto"/>
-          <w:right w:val="single" w:sz="4" w:space="4" w:color="auto"/>
-        </w:pBdr>
-        <w:shd w:val="clear" w:color="auto" w:fill="F2F2F2" w:themeFill="background1" w:themeFillShade="F2"/>
-        <w:spacing w:before="240" w:after="240" w:line="276" w:lineRule="auto"/>
-        <w:rPr>
-          <w:rFonts w:ascii="Georgia" w:eastAsia="Georgia Pro" w:hAnsi="Georgia" w:cs="Georgia Pro"/>
-          <w:color w:val="000000" w:themeColor="text1"/>
-        </w:rPr>
-      </w:pPr>
-    </w:p>
-    <w:p>
-      <w:pPr>
-        <w:pBdr>
-          <w:top w:val="single" w:sz="4" w:space="1" w:color="auto"/>
-          <w:left w:val="single" w:sz="4" w:space="4" w:color="auto"/>
-          <w:bottom w:val="single" w:sz="4" w:space="1" w:color="auto"/>
-          <w:right w:val="single" w:sz="4" w:space="4" w:color="auto"/>
-        </w:pBdr>
-        <w:shd w:val="clear" w:color="auto" w:fill="F2F2F2" w:themeFill="background1" w:themeFillShade="F2"/>
-        <w:spacing w:before="240" w:after="240" w:line="276" w:lineRule="auto"/>
-        <w:rPr>
-          <w:rFonts w:ascii="Georgia" w:eastAsia="Georgia Pro" w:hAnsi="Georgia" w:cs="Georgia Pro"/>
-          <w:color w:val="000000" w:themeColor="text1"/>
-        </w:rPr>
-      </w:pPr>
-      <w:proofErr w:type="spellStart"/>
-      <w:r>
-        <w:rPr>
-          <w:rFonts w:ascii="Georgia" w:eastAsia="Georgia Pro" w:hAnsi="Georgia" w:cs="Georgia Pro"/>
-          <w:color w:val="000000" w:themeColor="text1"/>
-        </w:rPr>
-        <w:t>py_</w:t>
-      </w:r>
-      <w:proofErr w:type="gramStart"/>
-      <w:r>
-        <w:rPr>
-          <w:rFonts w:ascii="Georgia" w:eastAsia="Georgia Pro" w:hAnsi="Georgia" w:cs="Georgia Pro"/>
-          <w:color w:val="000000" w:themeColor="text1"/>
-        </w:rPr>
-        <w:t>binary</w:t>
-      </w:r>
-      <w:proofErr w:type="spellEnd"/>
-      <w:r>
-        <w:rPr>
-          <w:rFonts w:ascii="Georgia" w:eastAsia="Georgia Pro" w:hAnsi="Georgia" w:cs="Georgia Pro"/>
-          <w:color w:val="000000" w:themeColor="text1"/>
-        </w:rPr>
-        <w:t>(</w:t>
-      </w:r>
-      <w:proofErr w:type="gramEnd"/>
-    </w:p>
-    <w:p>
-      <w:pPr>
-        <w:pBdr>
-          <w:top w:val="single" w:sz="4" w:space="1" w:color="auto"/>
-          <w:left w:val="single" w:sz="4" w:space="4" w:color="auto"/>
-          <w:bottom w:val="single" w:sz="4" w:space="1" w:color="auto"/>
-          <w:right w:val="single" w:sz="4" w:space="4" w:color="auto"/>
-        </w:pBdr>
-        <w:shd w:val="clear" w:color="auto" w:fill="F2F2F2" w:themeFill="background1" w:themeFillShade="F2"/>
-        <w:spacing w:before="240" w:after="240" w:line="276" w:lineRule="auto"/>
-        <w:rPr>
-          <w:rFonts w:ascii="Georgia" w:eastAsia="Georgia Pro" w:hAnsi="Georgia" w:cs="Georgia Pro"/>
-          <w:color w:val="000000" w:themeColor="text1"/>
-        </w:rPr>
-      </w:pPr>
-      <w:r>
-        <w:rPr>
-          <w:rFonts w:ascii="Georgia" w:eastAsia="Georgia Pro" w:hAnsi="Georgia" w:cs="Georgia Pro"/>
-          <w:color w:val="000000" w:themeColor="text1"/>
-        </w:rPr>
-        <w:t xml:space="preserve">    name = "app",</w:t>
-      </w:r>
-    </w:p>
-    <w:p>
-      <w:pPr>
-        <w:pBdr>
-          <w:top w:val="single" w:sz="4" w:space="1" w:color="auto"/>
-          <w:left w:val="single" w:sz="4" w:space="4" w:color="auto"/>
-          <w:bottom w:val="single" w:sz="4" w:space="1" w:color="auto"/>
-          <w:right w:val="single" w:sz="4" w:space="4" w:color="auto"/>
-        </w:pBdr>
-        <w:shd w:val="clear" w:color="auto" w:fill="F2F2F2" w:themeFill="background1" w:themeFillShade="F2"/>
-        <w:spacing w:before="240" w:after="240" w:line="276" w:lineRule="auto"/>
-        <w:rPr>
-          <w:rFonts w:ascii="Georgia" w:eastAsia="Georgia Pro" w:hAnsi="Georgia" w:cs="Georgia Pro"/>
-          <w:color w:val="000000" w:themeColor="text1"/>
-        </w:rPr>
-      </w:pPr>
-      <w:r>
-        <w:rPr>
-          <w:rFonts w:ascii="Georgia" w:eastAsia="Georgia Pro" w:hAnsi="Georgia" w:cs="Georgia Pro"/>
-          <w:color w:val="000000" w:themeColor="text1"/>
-        </w:rPr>
-        <w:t xml:space="preserve">    </w:t>
-      </w:r>
-      <w:proofErr w:type="spellStart"/>
-      <w:r>
-        <w:rPr>
-          <w:rFonts w:ascii="Georgia" w:eastAsia="Georgia Pro" w:hAnsi="Georgia" w:cs="Georgia Pro"/>
-          <w:color w:val="000000" w:themeColor="text1"/>
-        </w:rPr>
-        <w:t>srcs</w:t>
-      </w:r>
-      <w:proofErr w:type="spellEnd"/>
-      <w:r>
-        <w:rPr>
-          <w:rFonts w:ascii="Georgia" w:eastAsia="Georgia Pro" w:hAnsi="Georgia" w:cs="Georgia Pro"/>
-          <w:color w:val="000000" w:themeColor="text1"/>
-        </w:rPr>
-        <w:t xml:space="preserve"> = ["app.py"],</w:t>
-      </w:r>
-    </w:p>
-    <w:p>
-      <w:pPr>
-        <w:pBdr>
-          <w:top w:val="single" w:sz="4" w:space="1" w:color="auto"/>
-          <w:left w:val="single" w:sz="4" w:space="4" w:color="auto"/>
-          <w:bottom w:val="single" w:sz="4" w:space="1" w:color="auto"/>
-          <w:right w:val="single" w:sz="4" w:space="4" w:color="auto"/>
-        </w:pBdr>
-        <w:shd w:val="clear" w:color="auto" w:fill="F2F2F2" w:themeFill="background1" w:themeFillShade="F2"/>
-        <w:spacing w:before="240" w:after="240" w:line="276" w:lineRule="auto"/>
-        <w:rPr>
-          <w:rFonts w:ascii="Georgia" w:eastAsia="Georgia Pro" w:hAnsi="Georgia" w:cs="Georgia Pro"/>
-          <w:color w:val="000000" w:themeColor="text1"/>
-        </w:rPr>
-      </w:pPr>
-      <w:r>
-        <w:rPr>
-          <w:rFonts w:ascii="Georgia" w:eastAsia="Georgia Pro" w:hAnsi="Georgia" w:cs="Georgia Pro"/>
-          <w:color w:val="000000" w:themeColor="text1"/>
-        </w:rPr>
-        <w:t xml:space="preserve">    deps = [</w:t>
-      </w:r>
-    </w:p>
-    <w:p>
-      <w:pPr>
-        <w:pBdr>
-          <w:top w:val="single" w:sz="4" w:space="1" w:color="auto"/>
-          <w:left w:val="single" w:sz="4" w:space="4" w:color="auto"/>
-          <w:bottom w:val="single" w:sz="4" w:space="1" w:color="auto"/>
-          <w:right w:val="single" w:sz="4" w:space="4" w:color="auto"/>
-        </w:pBdr>
-        <w:shd w:val="clear" w:color="auto" w:fill="F2F2F2" w:themeFill="background1" w:themeFillShade="F2"/>
-        <w:spacing w:before="240" w:after="240" w:line="276" w:lineRule="auto"/>
-        <w:rPr>
-          <w:rFonts w:ascii="Georgia" w:eastAsia="Georgia Pro" w:hAnsi="Georgia" w:cs="Georgia Pro"/>
-          <w:color w:val="000000" w:themeColor="text1"/>
-        </w:rPr>
-      </w:pPr>
-      <w:r>
-        <w:rPr>
-          <w:rFonts w:ascii="Georgia" w:eastAsia="Georgia Pro" w:hAnsi="Georgia" w:cs="Georgia Pro"/>
-          <w:color w:val="000000" w:themeColor="text1"/>
-        </w:rPr>
-        <w:t xml:space="preserve">        "//</w:t>
-      </w:r>
-      <w:proofErr w:type="spellStart"/>
-      <w:r>
-        <w:rPr>
-          <w:rFonts w:ascii="Georgia" w:eastAsia="Georgia Pro" w:hAnsi="Georgia" w:cs="Georgia Pro"/>
-          <w:color w:val="000000" w:themeColor="text1"/>
-        </w:rPr>
-        <w:t>shared:config_lib</w:t>
-      </w:r>
-      <w:proofErr w:type="spellEnd"/>
-      <w:r>
-        <w:rPr>
-          <w:rFonts w:ascii="Georgia" w:eastAsia="Georgia Pro" w:hAnsi="Georgia" w:cs="Georgia Pro"/>
-          <w:color w:val="000000" w:themeColor="text1"/>
-        </w:rPr>
-        <w:t>",</w:t>
-      </w:r>
-    </w:p>
-    <w:p>
-      <w:pPr>
-        <w:pBdr>
-          <w:top w:val="single" w:sz="4" w:space="1" w:color="auto"/>
-          <w:left w:val="single" w:sz="4" w:space="4" w:color="auto"/>
-          <w:bottom w:val="single" w:sz="4" w:space="1" w:color="auto"/>
-          <w:right w:val="single" w:sz="4" w:space="4" w:color="auto"/>
-        </w:pBdr>
-        <w:shd w:val="clear" w:color="auto" w:fill="F2F2F2" w:themeFill="background1" w:themeFillShade="F2"/>
-        <w:spacing w:before="240" w:after="240" w:line="276" w:lineRule="auto"/>
-        <w:rPr>
-          <w:rFonts w:ascii="Georgia" w:eastAsia="Georgia Pro" w:hAnsi="Georgia" w:cs="Georgia Pro"/>
-          <w:color w:val="000000" w:themeColor="text1"/>
-        </w:rPr>
-      </w:pPr>
-      <w:r>
-        <w:rPr>
-          <w:rFonts w:ascii="Georgia" w:eastAsia="Georgia Pro" w:hAnsi="Georgia" w:cs="Georgia Pro"/>
-          <w:color w:val="000000" w:themeColor="text1"/>
-        </w:rPr>
-        <w:t xml:space="preserve">    ],</w:t>
-      </w:r>
-    </w:p>
-    <w:p>
-      <w:pPr>
-        <w:pBdr>
-          <w:top w:val="single" w:sz="4" w:space="1" w:color="auto"/>
-          <w:left w:val="single" w:sz="4" w:space="4" w:color="auto"/>
-          <w:bottom w:val="single" w:sz="4" w:space="1" w:color="auto"/>
-          <w:right w:val="single" w:sz="4" w:space="4" w:color="auto"/>
-        </w:pBdr>
-        <w:shd w:val="clear" w:color="auto" w:fill="F2F2F2" w:themeFill="background1" w:themeFillShade="F2"/>
-        <w:spacing w:before="240" w:after="240" w:line="276" w:lineRule="auto"/>
-        <w:rPr>
-          <w:rFonts w:ascii="Georgia" w:eastAsia="Georgia Pro" w:hAnsi="Georgia" w:cs="Georgia Pro"/>
-          <w:color w:val="000000" w:themeColor="text1"/>
-        </w:rPr>
-      </w:pPr>
-      <w:r>
-        <w:rPr>
-          <w:rFonts w:ascii="Georgia" w:eastAsia="Georgia Pro" w:hAnsi="Georgia" w:cs="Georgia Pro"/>
-          <w:color w:val="000000" w:themeColor="text1"/>
-        </w:rPr>
-        <w:t>)</w:t>
-      </w:r>
-    </w:p>
-    <w:p>
-      <w:pPr>
-        <w:spacing w:before="240" w:after="240" w:line="276" w:lineRule="auto"/>
-        <w:rPr>
-          <w:rFonts w:ascii="Georgia" w:eastAsia="Georgia Pro" w:hAnsi="Georgia" w:cs="Georgia Pro"/>
-          <w:color w:val="000000" w:themeColor="text1"/>
-        </w:rPr>
-      </w:pPr>
-      <w:r>
-        <w:rPr>
-          <w:rFonts w:ascii="Georgia" w:eastAsia="Georgia Pro" w:hAnsi="Georgia" w:cs="Georgia Pro"/>
-          <w:color w:val="000000" w:themeColor="text1"/>
-        </w:rPr>
-        <w:pict w14:anchorId="6518037E">
-          <v:rect id="_x0000_i2619" style="width:0;height:1.5pt" o:hralign="center" o:hrstd="t" o:hr="t" fillcolor="#a0a0a0" stroked="f"/>
-        </w:pict>
-      </w:r>
-    </w:p>
-    <w:p>
-      <w:pPr>
-        <w:spacing w:before="240" w:after="240" w:line="276" w:lineRule="auto"/>
-        <w:rPr>
-          <w:rFonts w:ascii="Georgia" w:eastAsia="Georgia Pro" w:hAnsi="Georgia" w:cs="Georgia Pro"/>
-          <w:b/>
-          <w:bCs/>
-          <w:color w:val="000000" w:themeColor="text1"/>
-        </w:rPr>
-      </w:pPr>
-      <w:r>
-        <w:rPr>
-          <w:rFonts w:ascii="Georgia" w:eastAsia="Georgia Pro" w:hAnsi="Georgia" w:cs="Georgia Pro"/>
-          <w:b/>
-          <w:bCs/>
-          <w:color w:val="000000" w:themeColor="text1"/>
-        </w:rPr>
-        <w:lastRenderedPageBreak/>
-        <w:t>9. Step 5: Build and Run</w:t>
-      </w:r>
-    </w:p>
-    <w:p>
-      <w:pPr>
-        <w:pBdr>
-          <w:top w:val="single" w:sz="4" w:space="1" w:color="auto"/>
-          <w:left w:val="single" w:sz="4" w:space="4" w:color="auto"/>
-          <w:bottom w:val="single" w:sz="4" w:space="1" w:color="auto"/>
-          <w:right w:val="single" w:sz="4" w:space="4" w:color="auto"/>
-        </w:pBdr>
-        <w:shd w:val="clear" w:color="auto" w:fill="F2F2F2" w:themeFill="background1" w:themeFillShade="F2"/>
-        <w:spacing w:before="240" w:after="240" w:line="480" w:lineRule="auto"/>
-        <w:rPr>
-          <w:rFonts w:ascii="Georgia" w:eastAsia="Georgia Pro" w:hAnsi="Georgia" w:cs="Georgia Pro"/>
-          <w:color w:val="000000" w:themeColor="text1"/>
-        </w:rPr>
-      </w:pPr>
-      <w:proofErr w:type="spellStart"/>
-      <w:r>
-        <w:rPr>
-          <w:rFonts w:ascii="Georgia" w:eastAsia="Georgia Pro" w:hAnsi="Georgia" w:cs="Georgia Pro"/>
-          <w:color w:val="000000" w:themeColor="text1"/>
-        </w:rPr>
-        <w:t>bazel</w:t>
-      </w:r>
-      <w:proofErr w:type="spellEnd"/>
-      <w:r>
-        <w:rPr>
-          <w:rFonts w:ascii="Georgia" w:eastAsia="Georgia Pro" w:hAnsi="Georgia" w:cs="Georgia Pro"/>
-          <w:color w:val="000000" w:themeColor="text1"/>
-        </w:rPr>
-        <w:t xml:space="preserve"> build //</w:t>
-      </w:r>
-      <w:proofErr w:type="spellStart"/>
-      <w:r>
-        <w:rPr>
-          <w:rFonts w:ascii="Georgia" w:eastAsia="Georgia Pro" w:hAnsi="Georgia" w:cs="Georgia Pro"/>
-          <w:color w:val="000000" w:themeColor="text1"/>
-        </w:rPr>
-        <w:t>python:app</w:t>
-      </w:r>
-      <w:proofErr w:type="spellEnd"/>
-    </w:p>
-    <w:p>
-      <w:pPr>
-        <w:spacing w:before="240" w:after="240" w:line="276" w:lineRule="auto"/>
-        <w:rPr>
-          <w:rFonts w:ascii="Georgia" w:eastAsia="Georgia Pro" w:hAnsi="Georgia" w:cs="Georgia Pro"/>
-          <w:color w:val="000000" w:themeColor="text1"/>
-        </w:rPr>
-      </w:pPr>
-    </w:p>
-    <w:p>
-      <w:pPr>
-        <w:pBdr>
-          <w:top w:val="single" w:sz="4" w:space="1" w:color="auto"/>
-          <w:left w:val="single" w:sz="4" w:space="4" w:color="auto"/>
-          <w:bottom w:val="single" w:sz="4" w:space="1" w:color="auto"/>
-          <w:right w:val="single" w:sz="4" w:space="4" w:color="auto"/>
-        </w:pBdr>
-        <w:shd w:val="clear" w:color="auto" w:fill="F2F2F2" w:themeFill="background1" w:themeFillShade="F2"/>
-        <w:spacing w:before="240" w:after="240" w:line="480" w:lineRule="auto"/>
-        <w:rPr>
-          <w:rFonts w:ascii="Georgia" w:eastAsia="Georgia Pro" w:hAnsi="Georgia" w:cs="Georgia Pro"/>
-          <w:color w:val="000000" w:themeColor="text1"/>
-        </w:rPr>
-      </w:pPr>
-      <w:proofErr w:type="spellStart"/>
-      <w:r>
-        <w:rPr>
-          <w:rFonts w:ascii="Georgia" w:eastAsia="Georgia Pro" w:hAnsi="Georgia" w:cs="Georgia Pro"/>
-          <w:color w:val="000000" w:themeColor="text1"/>
-        </w:rPr>
-        <w:t>bazel</w:t>
-      </w:r>
-      <w:proofErr w:type="spellEnd"/>
-      <w:r>
-        <w:rPr>
-          <w:rFonts w:ascii="Georgia" w:eastAsia="Georgia Pro" w:hAnsi="Georgia" w:cs="Georgia Pro"/>
-          <w:color w:val="000000" w:themeColor="text1"/>
-        </w:rPr>
-        <w:t xml:space="preserve"> run //</w:t>
-      </w:r>
-      <w:proofErr w:type="spellStart"/>
-      <w:r>
-        <w:rPr>
-          <w:rFonts w:ascii="Georgia" w:eastAsia="Georgia Pro" w:hAnsi="Georgia" w:cs="Georgia Pro"/>
-          <w:color w:val="000000" w:themeColor="text1"/>
-        </w:rPr>
-        <w:t>python:app</w:t>
-      </w:r>
-      <w:proofErr w:type="spellEnd"/>
-    </w:p>
-    <w:p>
-      <w:pPr>
-        <w:spacing w:before="240" w:after="240" w:line="276" w:lineRule="auto"/>
-        <w:rPr>
-          <w:rFonts w:ascii="Georgia" w:eastAsia="Georgia Pro" w:hAnsi="Georgia" w:cs="Georgia Pro"/>
-          <w:color w:val="000000" w:themeColor="text1"/>
-        </w:rPr>
-      </w:pPr>
-      <w:r>
-        <w:rPr>
-          <w:rFonts w:ascii="Georgia" w:eastAsia="Georgia Pro" w:hAnsi="Georgia" w:cs="Georgia Pro"/>
-          <w:color w:val="000000" w:themeColor="text1"/>
-        </w:rPr>
-        <w:pict w14:anchorId="654ADAB4">
-          <v:rect id="_x0000_i2620" style="width:0;height:1.5pt" o:hralign="center" o:hrstd="t" o:hr="t" fillcolor="#a0a0a0" stroked="f"/>
-        </w:pict>
-      </w:r>
-    </w:p>
-    <w:p>
-      <w:pPr>
-        <w:spacing w:before="240" w:after="240" w:line="276" w:lineRule="auto"/>
-        <w:rPr>
-          <w:rFonts w:ascii="Georgia" w:eastAsia="Georgia Pro" w:hAnsi="Georgia" w:cs="Georgia Pro"/>
-          <w:b/>
-          <w:bCs/>
-          <w:color w:val="000000" w:themeColor="text1"/>
-        </w:rPr>
-      </w:pPr>
-      <w:r>
-        <w:rPr>
-          <w:rFonts w:ascii="Georgia" w:eastAsia="Georgia Pro" w:hAnsi="Georgia" w:cs="Georgia Pro"/>
-          <w:b/>
-          <w:bCs/>
-          <w:color w:val="000000" w:themeColor="text1"/>
-        </w:rPr>
-        <w:t>Expected Output</w:t>
-      </w:r>
-    </w:p>
-    <w:p>
-      <w:pPr>
-        <w:spacing w:before="240" w:after="240" w:line="276" w:lineRule="auto"/>
-        <w:rPr>
-          <w:rFonts w:ascii="Georgia" w:eastAsia="Georgia Pro" w:hAnsi="Georgia" w:cs="Georgia Pro"/>
-          <w:color w:val="000000" w:themeColor="text1"/>
-        </w:rPr>
-      </w:pPr>
-      <w:r>
-        <w:rPr>
-          <w:rFonts w:ascii="Georgia" w:eastAsia="Georgia Pro" w:hAnsi="Georgia" w:cs="Georgia Pro"/>
-          <w:color w:val="000000" w:themeColor="text1"/>
-        </w:rPr>
-        <w:t>Hello from shared config</w:t>
-      </w:r>
-    </w:p>
-    <w:p>
-      <w:pPr>
-        <w:spacing w:before="240" w:after="240" w:line="276" w:lineRule="auto"/>
-        <w:rPr>
-          <w:rFonts w:ascii="Georgia" w:eastAsia="Georgia Pro" w:hAnsi="Georgia" w:cs="Georgia Pro"/>
-          <w:color w:val="000000" w:themeColor="text1"/>
-        </w:rPr>
-      </w:pPr>
-      <w:r>
-        <w:rPr>
-          <w:rFonts w:ascii="Georgia" w:eastAsia="Georgia Pro" w:hAnsi="Georgia" w:cs="Georgia Pro"/>
-          <w:color w:val="000000" w:themeColor="text1"/>
-        </w:rPr>
-        <w:t>Python layer calling C++ is conceptual here</w:t>
-      </w:r>
-    </w:p>
-    <w:p>
-      <w:pPr>
-        <w:spacing w:before="240" w:after="240" w:line="276" w:lineRule="auto"/>
-        <w:rPr>
-          <w:rFonts w:ascii="Georgia" w:eastAsia="Georgia Pro" w:hAnsi="Georgia" w:cs="Georgia Pro"/>
-          <w:color w:val="000000" w:themeColor="text1"/>
-        </w:rPr>
-      </w:pPr>
-      <w:r>
-        <w:rPr>
-          <w:rFonts w:ascii="Georgia" w:eastAsia="Georgia Pro" w:hAnsi="Georgia" w:cs="Georgia Pro"/>
-          <w:color w:val="000000" w:themeColor="text1"/>
-        </w:rPr>
-        <w:pict w14:anchorId="03B514BE">
-          <v:rect id="_x0000_i2621" style="width:0;height:1.5pt" o:hralign="center" o:hrstd="t" o:hr="t" fillcolor="#a0a0a0" stroked="f"/>
-        </w:pict>
-      </w:r>
-    </w:p>
-    <w:p>
-      <w:pPr>
-        <w:spacing w:before="240" w:after="240" w:line="276" w:lineRule="auto"/>
-        <w:rPr>
-          <w:rFonts w:ascii="Georgia" w:eastAsia="Georgia Pro" w:hAnsi="Georgia" w:cs="Georgia Pro"/>
-          <w:b/>
-          <w:bCs/>
-          <w:color w:val="000000" w:themeColor="text1"/>
-        </w:rPr>
-      </w:pPr>
-      <w:r>
-        <w:rPr>
-          <w:rFonts w:ascii="Georgia" w:eastAsia="Georgia Pro" w:hAnsi="Georgia" w:cs="Georgia Pro"/>
-          <w:b/>
-          <w:bCs/>
-          <w:color w:val="000000" w:themeColor="text1"/>
-        </w:rPr>
-        <w:t>10. Step 6: Cross-Language Integration (Concept)</w:t>
-      </w:r>
-    </w:p>
-    <w:p>
-      <w:pPr>
-        <w:spacing w:before="240" w:after="240" w:line="276" w:lineRule="auto"/>
-        <w:rPr>
-          <w:rFonts w:ascii="Georgia" w:eastAsia="Georgia Pro" w:hAnsi="Georgia" w:cs="Georgia Pro"/>
-          <w:b/>
-          <w:bCs/>
-          <w:color w:val="000000" w:themeColor="text1"/>
-        </w:rPr>
-      </w:pPr>
-      <w:r>
-        <w:rPr>
-          <w:rFonts w:ascii="Georgia" w:eastAsia="Georgia Pro" w:hAnsi="Georgia" w:cs="Georgia Pro"/>
-          <w:b/>
-          <w:bCs/>
-          <w:color w:val="000000" w:themeColor="text1"/>
-        </w:rPr>
-        <w:t>Option 1 (Simple Conceptual Integration)</w:t>
-      </w:r>
-    </w:p>
-    <w:p>
-      <w:pPr>
-        <w:numPr>
-          <w:ilvl w:val="0"/>
-          <w:numId w:val="123"/>
-        </w:numPr>
-        <w:spacing w:before="240" w:after="240" w:line="276" w:lineRule="auto"/>
-        <w:rPr>
-          <w:rFonts w:ascii="Georgia" w:eastAsia="Georgia Pro" w:hAnsi="Georgia" w:cs="Georgia Pro"/>
-          <w:color w:val="000000" w:themeColor="text1"/>
-        </w:rPr>
-      </w:pPr>
-      <w:r>
-        <w:rPr>
-          <w:rFonts w:ascii="Georgia" w:eastAsia="Georgia Pro" w:hAnsi="Georgia" w:cs="Georgia Pro"/>
-          <w:color w:val="000000" w:themeColor="text1"/>
-        </w:rPr>
-        <w:t xml:space="preserve">Python orchestrates logic </w:t>
-      </w:r>
-    </w:p>
-    <w:p>
-      <w:pPr>
-        <w:numPr>
-          <w:ilvl w:val="0"/>
-          <w:numId w:val="123"/>
-        </w:numPr>
-        <w:spacing w:before="240" w:after="240" w:line="276" w:lineRule="auto"/>
-        <w:rPr>
-          <w:rFonts w:ascii="Georgia" w:eastAsia="Georgia Pro" w:hAnsi="Georgia" w:cs="Georgia Pro"/>
-          <w:color w:val="000000" w:themeColor="text1"/>
-        </w:rPr>
-      </w:pPr>
-      <w:r>
-        <w:rPr>
-          <w:rFonts w:ascii="Georgia" w:eastAsia="Georgia Pro" w:hAnsi="Georgia" w:cs="Georgia Pro"/>
-          <w:color w:val="000000" w:themeColor="text1"/>
-        </w:rPr>
-        <w:t xml:space="preserve">C++ provides performance-critical modules </w:t>
-      </w:r>
-    </w:p>
-    <w:p>
-      <w:pPr>
-        <w:spacing w:before="240" w:after="240" w:line="276" w:lineRule="auto"/>
-        <w:rPr>
-          <w:rFonts w:ascii="Georgia" w:eastAsia="Georgia Pro" w:hAnsi="Georgia" w:cs="Georgia Pro"/>
-          <w:color w:val="000000" w:themeColor="text1"/>
-        </w:rPr>
-      </w:pPr>
-      <w:r>
-        <w:rPr>
-          <w:rFonts w:ascii="Georgia" w:eastAsia="Georgia Pro" w:hAnsi="Georgia" w:cs="Georgia Pro"/>
-          <w:color w:val="000000" w:themeColor="text1"/>
-        </w:rPr>
-        <w:pict w14:anchorId="54E97F56">
-          <v:rect id="_x0000_i2622" style="width:0;height:1.5pt" o:hralign="center" o:hrstd="t" o:hr="t" fillcolor="#a0a0a0" stroked="f"/>
-        </w:pict>
-      </w:r>
-    </w:p>
-    <w:p>
-      <w:pPr>
-        <w:spacing w:before="240" w:after="240" w:line="276" w:lineRule="auto"/>
-        <w:rPr>
-          <w:rFonts w:ascii="Georgia" w:eastAsia="Georgia Pro" w:hAnsi="Georgia" w:cs="Georgia Pro"/>
-          <w:b/>
-          <w:bCs/>
-          <w:color w:val="000000" w:themeColor="text1"/>
-        </w:rPr>
-      </w:pPr>
-      <w:r>
-        <w:rPr>
-          <w:rFonts w:ascii="Georgia" w:eastAsia="Georgia Pro" w:hAnsi="Georgia" w:cs="Georgia Pro"/>
-          <w:b/>
-          <w:bCs/>
-          <w:color w:val="000000" w:themeColor="text1"/>
-        </w:rPr>
-        <w:t>Option 2 (Advanced – Binding via shared library)</w:t>
-      </w:r>
-    </w:p>
-    <w:p>
-      <w:pPr>
-        <w:spacing w:before="240" w:after="240" w:line="276" w:lineRule="auto"/>
-        <w:rPr>
-          <w:rFonts w:ascii="Georgia" w:eastAsia="Georgia Pro" w:hAnsi="Georgia" w:cs="Georgia Pro"/>
-          <w:color w:val="000000" w:themeColor="text1"/>
-        </w:rPr>
-      </w:pPr>
-      <w:r>
-        <w:rPr>
-          <w:rFonts w:ascii="Georgia" w:eastAsia="Georgia Pro" w:hAnsi="Georgia" w:cs="Georgia Pro"/>
-          <w:color w:val="000000" w:themeColor="text1"/>
-        </w:rPr>
-        <w:t>Modify C++:</w:t>
-      </w:r>
-    </w:p>
-    <w:p>
-      <w:pPr>
-        <w:pBdr>
-          <w:top w:val="single" w:sz="4" w:space="1" w:color="auto"/>
-          <w:left w:val="single" w:sz="4" w:space="4" w:color="auto"/>
-          <w:bottom w:val="single" w:sz="4" w:space="1" w:color="auto"/>
-          <w:right w:val="single" w:sz="4" w:space="4" w:color="auto"/>
-        </w:pBdr>
-        <w:shd w:val="clear" w:color="auto" w:fill="F2F2F2" w:themeFill="background1" w:themeFillShade="F2"/>
-        <w:spacing w:before="240" w:after="240" w:line="276" w:lineRule="auto"/>
-        <w:rPr>
-          <w:rFonts w:ascii="Georgia" w:eastAsia="Georgia Pro" w:hAnsi="Georgia" w:cs="Georgia Pro"/>
-          <w:color w:val="000000" w:themeColor="text1"/>
-        </w:rPr>
-      </w:pPr>
-      <w:proofErr w:type="spellStart"/>
-      <w:r>
-        <w:rPr>
-          <w:rFonts w:ascii="Georgia" w:eastAsia="Georgia Pro" w:hAnsi="Georgia" w:cs="Georgia Pro"/>
-          <w:color w:val="000000" w:themeColor="text1"/>
-        </w:rPr>
-        <w:t>cc_</w:t>
-      </w:r>
-      <w:proofErr w:type="gramStart"/>
-      <w:r>
-        <w:rPr>
-          <w:rFonts w:ascii="Georgia" w:eastAsia="Georgia Pro" w:hAnsi="Georgia" w:cs="Georgia Pro"/>
-          <w:color w:val="000000" w:themeColor="text1"/>
-        </w:rPr>
-        <w:t>binary</w:t>
-      </w:r>
-      <w:proofErr w:type="spellEnd"/>
-      <w:r>
-        <w:rPr>
-          <w:rFonts w:ascii="Georgia" w:eastAsia="Georgia Pro" w:hAnsi="Georgia" w:cs="Georgia Pro"/>
-          <w:color w:val="000000" w:themeColor="text1"/>
-        </w:rPr>
-        <w:t>(</w:t>
-      </w:r>
-      <w:proofErr w:type="gramEnd"/>
-    </w:p>
-    <w:p>
-      <w:pPr>
-        <w:pBdr>
-          <w:top w:val="single" w:sz="4" w:space="1" w:color="auto"/>
-          <w:left w:val="single" w:sz="4" w:space="4" w:color="auto"/>
-          <w:bottom w:val="single" w:sz="4" w:space="1" w:color="auto"/>
-          <w:right w:val="single" w:sz="4" w:space="4" w:color="auto"/>
-        </w:pBdr>
-        <w:shd w:val="clear" w:color="auto" w:fill="F2F2F2" w:themeFill="background1" w:themeFillShade="F2"/>
-        <w:spacing w:before="240" w:after="240" w:line="276" w:lineRule="auto"/>
-        <w:rPr>
-          <w:rFonts w:ascii="Georgia" w:eastAsia="Georgia Pro" w:hAnsi="Georgia" w:cs="Georgia Pro"/>
-          <w:color w:val="000000" w:themeColor="text1"/>
-        </w:rPr>
-      </w:pPr>
-      <w:r>
-        <w:rPr>
-          <w:rFonts w:ascii="Georgia" w:eastAsia="Georgia Pro" w:hAnsi="Georgia" w:cs="Georgia Pro"/>
-          <w:color w:val="000000" w:themeColor="text1"/>
-        </w:rPr>
-        <w:t xml:space="preserve">    name = "</w:t>
-      </w:r>
-      <w:proofErr w:type="spellStart"/>
-      <w:r>
-        <w:rPr>
-          <w:rFonts w:ascii="Georgia" w:eastAsia="Georgia Pro" w:hAnsi="Georgia" w:cs="Georgia Pro"/>
-          <w:color w:val="000000" w:themeColor="text1"/>
-        </w:rPr>
-        <w:t>math_shared</w:t>
-      </w:r>
-      <w:proofErr w:type="spellEnd"/>
-      <w:r>
-        <w:rPr>
-          <w:rFonts w:ascii="Georgia" w:eastAsia="Georgia Pro" w:hAnsi="Georgia" w:cs="Georgia Pro"/>
-          <w:color w:val="000000" w:themeColor="text1"/>
-        </w:rPr>
-        <w:t>",</w:t>
-      </w:r>
-    </w:p>
-    <w:p>
-      <w:pPr>
-        <w:pBdr>
-          <w:top w:val="single" w:sz="4" w:space="1" w:color="auto"/>
-          <w:left w:val="single" w:sz="4" w:space="4" w:color="auto"/>
-          <w:bottom w:val="single" w:sz="4" w:space="1" w:color="auto"/>
-          <w:right w:val="single" w:sz="4" w:space="4" w:color="auto"/>
-        </w:pBdr>
-        <w:shd w:val="clear" w:color="auto" w:fill="F2F2F2" w:themeFill="background1" w:themeFillShade="F2"/>
-        <w:spacing w:before="240" w:after="240" w:line="276" w:lineRule="auto"/>
-        <w:rPr>
-          <w:rFonts w:ascii="Georgia" w:eastAsia="Georgia Pro" w:hAnsi="Georgia" w:cs="Georgia Pro"/>
-          <w:color w:val="000000" w:themeColor="text1"/>
-        </w:rPr>
-      </w:pPr>
-      <w:r>
-        <w:rPr>
-          <w:rFonts w:ascii="Georgia" w:eastAsia="Georgia Pro" w:hAnsi="Georgia" w:cs="Georgia Pro"/>
-          <w:color w:val="000000" w:themeColor="text1"/>
-        </w:rPr>
-        <w:t xml:space="preserve">    </w:t>
-      </w:r>
-      <w:proofErr w:type="spellStart"/>
-      <w:r>
-        <w:rPr>
-          <w:rFonts w:ascii="Georgia" w:eastAsia="Georgia Pro" w:hAnsi="Georgia" w:cs="Georgia Pro"/>
-          <w:color w:val="000000" w:themeColor="text1"/>
-        </w:rPr>
-        <w:t>srcs</w:t>
-      </w:r>
-      <w:proofErr w:type="spellEnd"/>
-      <w:r>
-        <w:rPr>
-          <w:rFonts w:ascii="Georgia" w:eastAsia="Georgia Pro" w:hAnsi="Georgia" w:cs="Georgia Pro"/>
-          <w:color w:val="000000" w:themeColor="text1"/>
-        </w:rPr>
-        <w:t xml:space="preserve"> = ["math.cpp"],</w:t>
-      </w:r>
-    </w:p>
-    <w:p>
-      <w:pPr>
-        <w:pBdr>
-          <w:top w:val="single" w:sz="4" w:space="1" w:color="auto"/>
-          <w:left w:val="single" w:sz="4" w:space="4" w:color="auto"/>
-          <w:bottom w:val="single" w:sz="4" w:space="1" w:color="auto"/>
-          <w:right w:val="single" w:sz="4" w:space="4" w:color="auto"/>
-        </w:pBdr>
-        <w:shd w:val="clear" w:color="auto" w:fill="F2F2F2" w:themeFill="background1" w:themeFillShade="F2"/>
-        <w:spacing w:before="240" w:after="240" w:line="276" w:lineRule="auto"/>
-        <w:rPr>
-          <w:rFonts w:ascii="Georgia" w:eastAsia="Georgia Pro" w:hAnsi="Georgia" w:cs="Georgia Pro"/>
-          <w:color w:val="000000" w:themeColor="text1"/>
-        </w:rPr>
-      </w:pPr>
-      <w:r>
-        <w:rPr>
-          <w:rFonts w:ascii="Georgia" w:eastAsia="Georgia Pro" w:hAnsi="Georgia" w:cs="Georgia Pro"/>
-          <w:color w:val="000000" w:themeColor="text1"/>
-        </w:rPr>
-        <w:t xml:space="preserve">    </w:t>
-      </w:r>
-      <w:proofErr w:type="spellStart"/>
-      <w:r>
-        <w:rPr>
-          <w:rFonts w:ascii="Georgia" w:eastAsia="Georgia Pro" w:hAnsi="Georgia" w:cs="Georgia Pro"/>
-          <w:color w:val="000000" w:themeColor="text1"/>
-        </w:rPr>
-        <w:t>linkshared</w:t>
-      </w:r>
-      <w:proofErr w:type="spellEnd"/>
-      <w:r>
-        <w:rPr>
-          <w:rFonts w:ascii="Georgia" w:eastAsia="Georgia Pro" w:hAnsi="Georgia" w:cs="Georgia Pro"/>
-          <w:color w:val="000000" w:themeColor="text1"/>
-        </w:rPr>
-        <w:t xml:space="preserve"> = True,</w:t>
-      </w:r>
-    </w:p>
-    <w:p>
-      <w:pPr>
-        <w:pBdr>
-          <w:top w:val="single" w:sz="4" w:space="1" w:color="auto"/>
-          <w:left w:val="single" w:sz="4" w:space="4" w:color="auto"/>
-          <w:bottom w:val="single" w:sz="4" w:space="1" w:color="auto"/>
-          <w:right w:val="single" w:sz="4" w:space="4" w:color="auto"/>
-        </w:pBdr>
-        <w:shd w:val="clear" w:color="auto" w:fill="F2F2F2" w:themeFill="background1" w:themeFillShade="F2"/>
-        <w:spacing w:before="240" w:after="240" w:line="276" w:lineRule="auto"/>
-        <w:rPr>
-          <w:rFonts w:ascii="Georgia" w:eastAsia="Georgia Pro" w:hAnsi="Georgia" w:cs="Georgia Pro"/>
-          <w:color w:val="000000" w:themeColor="text1"/>
-        </w:rPr>
-      </w:pPr>
-      <w:r>
-        <w:rPr>
-          <w:rFonts w:ascii="Georgia" w:eastAsia="Georgia Pro" w:hAnsi="Georgia" w:cs="Georgia Pro"/>
-          <w:color w:val="000000" w:themeColor="text1"/>
-        </w:rPr>
-        <w:t>)</w:t>
-      </w:r>
-    </w:p>
-    <w:p>
-      <w:pPr>
-        <w:spacing w:before="240" w:after="240" w:line="276" w:lineRule="auto"/>
-        <w:rPr>
-          <w:rFonts w:ascii="Georgia" w:eastAsia="Georgia Pro" w:hAnsi="Georgia" w:cs="Georgia Pro"/>
-          <w:color w:val="000000" w:themeColor="text1"/>
-        </w:rPr>
-      </w:pPr>
-      <w:r>
-        <w:rPr>
-          <w:rFonts w:ascii="Georgia" w:eastAsia="Georgia Pro" w:hAnsi="Georgia" w:cs="Georgia Pro"/>
-          <w:color w:val="000000" w:themeColor="text1"/>
-        </w:rPr>
-        <w:t>Then Python can call via:</w:t>
-      </w:r>
-    </w:p>
-    <w:p>
-      <w:pPr>
-        <w:numPr>
-          <w:ilvl w:val="0"/>
-          <w:numId w:val="124"/>
-        </w:numPr>
-        <w:spacing w:before="240" w:after="240" w:line="276" w:lineRule="auto"/>
-        <w:rPr>
-          <w:rFonts w:ascii="Georgia" w:eastAsia="Georgia Pro" w:hAnsi="Georgia" w:cs="Georgia Pro"/>
-          <w:color w:val="000000" w:themeColor="text1"/>
-        </w:rPr>
-      </w:pPr>
-      <w:proofErr w:type="spellStart"/>
-      <w:r>
-        <w:rPr>
-          <w:rFonts w:ascii="Georgia" w:eastAsia="Georgia Pro" w:hAnsi="Georgia" w:cs="Georgia Pro"/>
-          <w:color w:val="000000" w:themeColor="text1"/>
-        </w:rPr>
-        <w:lastRenderedPageBreak/>
-        <w:t>ctypes</w:t>
-      </w:r>
-      <w:proofErr w:type="spellEnd"/>
-      <w:r>
-        <w:rPr>
-          <w:rFonts w:ascii="Georgia" w:eastAsia="Georgia Pro" w:hAnsi="Georgia" w:cs="Georgia Pro"/>
-          <w:color w:val="000000" w:themeColor="text1"/>
-        </w:rPr>
-        <w:t xml:space="preserve"> </w:t>
-      </w:r>
-    </w:p>
-    <w:p>
-      <w:pPr>
-        <w:numPr>
-          <w:ilvl w:val="0"/>
-          <w:numId w:val="124"/>
-        </w:numPr>
-        <w:spacing w:before="240" w:after="240" w:line="276" w:lineRule="auto"/>
-        <w:rPr>
-          <w:rFonts w:ascii="Georgia" w:eastAsia="Georgia Pro" w:hAnsi="Georgia" w:cs="Georgia Pro"/>
-          <w:color w:val="000000" w:themeColor="text1"/>
-        </w:rPr>
-      </w:pPr>
-      <w:r>
-        <w:rPr>
-          <w:rFonts w:ascii="Georgia" w:eastAsia="Georgia Pro" w:hAnsi="Georgia" w:cs="Georgia Pro"/>
-          <w:color w:val="000000" w:themeColor="text1"/>
-        </w:rPr>
-        <w:t xml:space="preserve">pybind11 (advanced) </w:t>
-      </w:r>
-    </w:p>
-    <w:p>
-      <w:pPr>
-        <w:spacing w:before="240" w:after="240" w:line="276" w:lineRule="auto"/>
-        <w:rPr>
-          <w:rFonts w:ascii="Georgia" w:eastAsia="Georgia Pro" w:hAnsi="Georgia" w:cs="Georgia Pro"/>
-          <w:color w:val="000000" w:themeColor="text1"/>
-        </w:rPr>
-      </w:pPr>
-      <w:r>
-        <w:rPr>
-          <w:rFonts w:ascii="Georgia" w:eastAsia="Georgia Pro" w:hAnsi="Georgia" w:cs="Georgia Pro"/>
-          <w:color w:val="000000" w:themeColor="text1"/>
-        </w:rPr>
-        <w:pict w14:anchorId="1CC6D691">
-          <v:rect id="_x0000_i2623" style="width:0;height:1.5pt" o:hralign="center" o:hrstd="t" o:hr="t" fillcolor="#a0a0a0" stroked="f"/>
-        </w:pict>
-      </w:r>
-    </w:p>
-    <w:p>
-      <w:pPr>
-        <w:spacing w:before="240" w:after="240" w:line="276" w:lineRule="auto"/>
-        <w:rPr>
-          <w:rFonts w:ascii="Georgia" w:eastAsia="Georgia Pro" w:hAnsi="Georgia" w:cs="Georgia Pro"/>
-          <w:b/>
-          <w:bCs/>
-          <w:color w:val="000000" w:themeColor="text1"/>
-        </w:rPr>
-      </w:pPr>
-      <w:r>
-        <w:rPr>
-          <w:rFonts w:ascii="Georgia" w:eastAsia="Georgia Pro" w:hAnsi="Georgia" w:cs="Georgia Pro"/>
-          <w:b/>
-          <w:bCs/>
-          <w:color w:val="000000" w:themeColor="text1"/>
-        </w:rPr>
-        <w:t xml:space="preserve">11. Step 7: Add Python </w:t>
-      </w:r>
-      <w:r>
-        <w:rPr>
-          <w:rFonts w:ascii="Times New Roman" w:eastAsia="Georgia Pro" w:hAnsi="Times New Roman" w:cs="Times New Roman"/>
-          <w:b/>
-          <w:bCs/>
-          <w:color w:val="000000" w:themeColor="text1"/>
-        </w:rPr>
-        <w:t>→</w:t>
-      </w:r>
-      <w:r>
-        <w:rPr>
-          <w:rFonts w:ascii="Georgia" w:eastAsia="Georgia Pro" w:hAnsi="Georgia" w:cs="Georgia Pro"/>
-          <w:b/>
-          <w:bCs/>
-          <w:color w:val="000000" w:themeColor="text1"/>
-        </w:rPr>
-        <w:t xml:space="preserve"> C++ Call (</w:t>
-      </w:r>
-      <w:proofErr w:type="spellStart"/>
-      <w:r>
-        <w:rPr>
-          <w:rFonts w:ascii="Georgia" w:eastAsia="Georgia Pro" w:hAnsi="Georgia" w:cs="Georgia Pro"/>
-          <w:b/>
-          <w:bCs/>
-          <w:color w:val="000000" w:themeColor="text1"/>
-        </w:rPr>
-        <w:t>ctypes</w:t>
-      </w:r>
-      <w:proofErr w:type="spellEnd"/>
-      <w:r>
-        <w:rPr>
-          <w:rFonts w:ascii="Georgia" w:eastAsia="Georgia Pro" w:hAnsi="Georgia" w:cs="Georgia Pro"/>
-          <w:b/>
-          <w:bCs/>
-          <w:color w:val="000000" w:themeColor="text1"/>
-        </w:rPr>
-        <w:t xml:space="preserve"> Example)</w:t>
-      </w:r>
-    </w:p>
-    <w:p>
-      <w:pPr>
-        <w:spacing w:before="240" w:after="240" w:line="276" w:lineRule="auto"/>
-        <w:rPr>
-          <w:rFonts w:ascii="Georgia" w:eastAsia="Georgia Pro" w:hAnsi="Georgia" w:cs="Georgia Pro"/>
-          <w:b/>
-          <w:bCs/>
-          <w:color w:val="000000" w:themeColor="text1"/>
-        </w:rPr>
-      </w:pPr>
-      <w:r>
-        <w:rPr>
-          <w:rFonts w:ascii="Georgia" w:eastAsia="Georgia Pro" w:hAnsi="Georgia" w:cs="Georgia Pro"/>
-          <w:b/>
-          <w:bCs/>
-          <w:color w:val="000000" w:themeColor="text1"/>
-        </w:rPr>
-        <w:t>python/app.py (advanced)</w:t>
-      </w:r>
-    </w:p>
-    <w:p>
-      <w:pPr>
-        <w:pBdr>
-          <w:top w:val="single" w:sz="4" w:space="1" w:color="auto"/>
-          <w:left w:val="single" w:sz="4" w:space="4" w:color="auto"/>
-          <w:bottom w:val="single" w:sz="4" w:space="1" w:color="auto"/>
-          <w:right w:val="single" w:sz="4" w:space="4" w:color="auto"/>
-        </w:pBdr>
-        <w:shd w:val="clear" w:color="auto" w:fill="F2F2F2" w:themeFill="background1" w:themeFillShade="F2"/>
-        <w:spacing w:before="240" w:after="240" w:line="276" w:lineRule="auto"/>
-        <w:rPr>
-          <w:rFonts w:ascii="Georgia" w:eastAsia="Georgia Pro" w:hAnsi="Georgia" w:cs="Georgia Pro"/>
-          <w:color w:val="000000" w:themeColor="text1"/>
-        </w:rPr>
-      </w:pPr>
-      <w:r>
-        <w:rPr>
-          <w:rFonts w:ascii="Georgia" w:eastAsia="Georgia Pro" w:hAnsi="Georgia" w:cs="Georgia Pro"/>
-          <w:color w:val="000000" w:themeColor="text1"/>
-        </w:rPr>
-        <w:t xml:space="preserve">import </w:t>
-      </w:r>
-      <w:proofErr w:type="spellStart"/>
-      <w:r>
-        <w:rPr>
-          <w:rFonts w:ascii="Georgia" w:eastAsia="Georgia Pro" w:hAnsi="Georgia" w:cs="Georgia Pro"/>
-          <w:color w:val="000000" w:themeColor="text1"/>
-        </w:rPr>
-        <w:t>ctypes</w:t>
-      </w:r>
-      <w:proofErr w:type="spellEnd"/>
-    </w:p>
-    <w:p>
-      <w:pPr>
-        <w:pBdr>
-          <w:top w:val="single" w:sz="4" w:space="1" w:color="auto"/>
-          <w:left w:val="single" w:sz="4" w:space="4" w:color="auto"/>
-          <w:bottom w:val="single" w:sz="4" w:space="1" w:color="auto"/>
-          <w:right w:val="single" w:sz="4" w:space="4" w:color="auto"/>
-        </w:pBdr>
-        <w:shd w:val="clear" w:color="auto" w:fill="F2F2F2" w:themeFill="background1" w:themeFillShade="F2"/>
-        <w:spacing w:before="240" w:after="240" w:line="276" w:lineRule="auto"/>
-        <w:rPr>
-          <w:rFonts w:ascii="Georgia" w:eastAsia="Georgia Pro" w:hAnsi="Georgia" w:cs="Georgia Pro"/>
-          <w:color w:val="000000" w:themeColor="text1"/>
-        </w:rPr>
-      </w:pPr>
-      <w:r>
-        <w:rPr>
-          <w:rFonts w:ascii="Georgia" w:eastAsia="Georgia Pro" w:hAnsi="Georgia" w:cs="Georgia Pro"/>
-          <w:color w:val="000000" w:themeColor="text1"/>
-        </w:rPr>
-        <w:t xml:space="preserve">lib = </w:t>
-      </w:r>
-      <w:proofErr w:type="spellStart"/>
-      <w:proofErr w:type="gramStart"/>
-      <w:r>
-        <w:rPr>
-          <w:rFonts w:ascii="Georgia" w:eastAsia="Georgia Pro" w:hAnsi="Georgia" w:cs="Georgia Pro"/>
-          <w:color w:val="000000" w:themeColor="text1"/>
-        </w:rPr>
-        <w:t>ctypes.CDLL</w:t>
-      </w:r>
-      <w:proofErr w:type="spellEnd"/>
-      <w:proofErr w:type="gramEnd"/>
-      <w:r>
-        <w:rPr>
-          <w:rFonts w:ascii="Georgia" w:eastAsia="Georgia Pro" w:hAnsi="Georgia" w:cs="Georgia Pro"/>
-          <w:color w:val="000000" w:themeColor="text1"/>
-        </w:rPr>
-        <w:t>("</w:t>
-      </w:r>
-      <w:proofErr w:type="spellStart"/>
-      <w:r>
-        <w:rPr>
-          <w:rFonts w:ascii="Georgia" w:eastAsia="Georgia Pro" w:hAnsi="Georgia" w:cs="Georgia Pro"/>
-          <w:color w:val="000000" w:themeColor="text1"/>
-        </w:rPr>
-        <w:t>bazel</w:t>
-      </w:r>
-      <w:proofErr w:type="spellEnd"/>
-      <w:r>
-        <w:rPr>
-          <w:rFonts w:ascii="Georgia" w:eastAsia="Georgia Pro" w:hAnsi="Georgia" w:cs="Georgia Pro"/>
-          <w:color w:val="000000" w:themeColor="text1"/>
-        </w:rPr>
-        <w:t>-bin/</w:t>
-      </w:r>
-      <w:proofErr w:type="spellStart"/>
-      <w:r>
-        <w:rPr>
-          <w:rFonts w:ascii="Georgia" w:eastAsia="Georgia Pro" w:hAnsi="Georgia" w:cs="Georgia Pro"/>
-          <w:color w:val="000000" w:themeColor="text1"/>
-        </w:rPr>
-        <w:t>cpp</w:t>
-      </w:r>
-      <w:proofErr w:type="spellEnd"/>
-      <w:r>
-        <w:rPr>
-          <w:rFonts w:ascii="Georgia" w:eastAsia="Georgia Pro" w:hAnsi="Georgia" w:cs="Georgia Pro"/>
-          <w:color w:val="000000" w:themeColor="text1"/>
-        </w:rPr>
-        <w:t>/math_shared.dll")</w:t>
-      </w:r>
-    </w:p>
-    <w:p>
-      <w:pPr>
-        <w:pBdr>
-          <w:top w:val="single" w:sz="4" w:space="1" w:color="auto"/>
-          <w:left w:val="single" w:sz="4" w:space="4" w:color="auto"/>
-          <w:bottom w:val="single" w:sz="4" w:space="1" w:color="auto"/>
-          <w:right w:val="single" w:sz="4" w:space="4" w:color="auto"/>
-        </w:pBdr>
-        <w:shd w:val="clear" w:color="auto" w:fill="F2F2F2" w:themeFill="background1" w:themeFillShade="F2"/>
-        <w:spacing w:before="240" w:after="240" w:line="276" w:lineRule="auto"/>
-        <w:rPr>
-          <w:rFonts w:ascii="Georgia" w:eastAsia="Georgia Pro" w:hAnsi="Georgia" w:cs="Georgia Pro"/>
-          <w:color w:val="000000" w:themeColor="text1"/>
-        </w:rPr>
-      </w:pPr>
-      <w:proofErr w:type="gramStart"/>
-      <w:r>
-        <w:rPr>
-          <w:rFonts w:ascii="Georgia" w:eastAsia="Georgia Pro" w:hAnsi="Georgia" w:cs="Georgia Pro"/>
-          <w:color w:val="000000" w:themeColor="text1"/>
-        </w:rPr>
-        <w:t>print(</w:t>
-      </w:r>
-      <w:proofErr w:type="spellStart"/>
-      <w:r>
-        <w:rPr>
-          <w:rFonts w:ascii="Georgia" w:eastAsia="Georgia Pro" w:hAnsi="Georgia" w:cs="Georgia Pro"/>
-          <w:color w:val="000000" w:themeColor="text1"/>
-        </w:rPr>
-        <w:t>lib.add</w:t>
-      </w:r>
-      <w:proofErr w:type="spellEnd"/>
-      <w:r>
-        <w:rPr>
-          <w:rFonts w:ascii="Georgia" w:eastAsia="Georgia Pro" w:hAnsi="Georgia" w:cs="Georgia Pro"/>
-          <w:color w:val="000000" w:themeColor="text1"/>
-        </w:rPr>
-        <w:t>(</w:t>
-      </w:r>
-      <w:proofErr w:type="gramEnd"/>
-      <w:r>
-        <w:rPr>
-          <w:rFonts w:ascii="Georgia" w:eastAsia="Georgia Pro" w:hAnsi="Georgia" w:cs="Georgia Pro"/>
-          <w:color w:val="000000" w:themeColor="text1"/>
-        </w:rPr>
-        <w:t>2, 3))</w:t>
-      </w:r>
-    </w:p>
-    <w:p>
-      <w:pPr>
-        <w:spacing w:before="240" w:after="240" w:line="276" w:lineRule="auto"/>
-        <w:rPr>
-          <w:rFonts w:ascii="Georgia" w:eastAsia="Georgia Pro" w:hAnsi="Georgia" w:cs="Georgia Pro"/>
-          <w:color w:val="000000" w:themeColor="text1"/>
-        </w:rPr>
-      </w:pPr>
-      <w:r>
-        <w:rPr>
-          <w:rFonts w:ascii="Georgia" w:eastAsia="Georgia Pro" w:hAnsi="Georgia" w:cs="Georgia Pro"/>
-          <w:color w:val="000000" w:themeColor="text1"/>
-        </w:rPr>
         <w:pict w14:anchorId="132247BA">
-          <v:rect id="_x0000_i2624" style="width:0;height:1.5pt" o:hralign="center" o:hrstd="t" o:hr="t" fillcolor="#a0a0a0" stroked="f"/>
+          <v:rect id="_x0000_i1048" style="width:0;height:1.5pt" o:hralign="center" o:hrstd="t" o:hr="t" fillcolor="#a0a0a0" stroked="f"/>
         </w:pict>
       </w:r>
     </w:p>
@@ -3991,7 +4820,7 @@
           <w:color w:val="000000" w:themeColor="text1"/>
         </w:rPr>
         <w:pict w14:anchorId="25267640">
-          <v:rect id="_x0000_i2625" style="width:0;height:1.5pt" o:hralign="center" o:hrstd="t" o:hr="t" fillcolor="#a0a0a0" stroked="f"/>
+          <v:rect id="_x0000_i1049" style="width:0;height:1.5pt" o:hralign="center" o:hrstd="t" o:hr="t" fillcolor="#a0a0a0" stroked="f"/>
         </w:pict>
       </w:r>
     </w:p>
